--- a/Docs/BILA-BIMBINGAN-18.docx
+++ b/Docs/BILA-BIMBINGAN-18.docx
@@ -10180,7 +10180,7 @@
           <w:szCs w:val="24"/>
         </w:rPr>
         <w:drawing>
-          <wp:inline distT="0" distB="0" distL="0" distR="0" wp14:anchorId="579DEB6B" wp14:editId="64AF0A3B">
+          <wp:inline distT="0" distB="0" distL="0" distR="0" wp14:anchorId="579DEB6B" wp14:editId="65DAF98C">
             <wp:extent cx="2690908" cy="2457450"/>
             <wp:effectExtent l="0" t="0" r="0" b="0"/>
             <wp:docPr id="1749981188" name="Picture 2"/>
@@ -26477,6 +26477,107 @@
     </w:p>
     <w:p>
       <w:pPr>
+        <w:pStyle w:val="ListParagraph"/>
+        <w:spacing w:line="480" w:lineRule="auto"/>
+        <w:ind w:left="567" w:firstLine="851"/>
+        <w:rPr>
+          <w:lang w:val="fi-FI"/>
+        </w:rPr>
+      </w:pPr>
+      <w:r>
+        <w:rPr>
+          <w:lang w:val="fi-FI"/>
+        </w:rPr>
+        <w:t>Class Diagram merupakan deskripsi dari class-class yang ditangani oleh sistem, dimana tiap class dilengkapi dengan atribut dan operasional yang diperlukan.</w:t>
+      </w:r>
+    </w:p>
+    <w:p>
+      <w:pPr>
+        <w:pStyle w:val="ListParagraph"/>
+        <w:spacing w:line="480" w:lineRule="auto"/>
+        <w:ind w:left="567" w:firstLine="851"/>
+      </w:pPr>
+      <w:r>
+        <w:t xml:space="preserve">Berikut adalah class diagram Sistem dapat dilihat pada </w:t>
+      </w:r>
+      <w:r>
+        <w:t>gambar yang disertakan berikut</w:t>
+      </w:r>
+      <w:r>
+        <w:t>.</w:t>
+      </w:r>
+    </w:p>
+    <w:p>
+      <w:pPr>
+        <w:pStyle w:val="ListParagraph"/>
+        <w:spacing w:line="480" w:lineRule="auto"/>
+        <w:ind w:left="567" w:firstLine="851"/>
+      </w:pPr>
+      <w:r>
+        <w:lastRenderedPageBreak/>
+        <w:drawing>
+          <wp:inline distT="0" distB="0" distL="0" distR="0" wp14:anchorId="1D377E96" wp14:editId="53207118">
+            <wp:extent cx="4183380" cy="2765714"/>
+            <wp:effectExtent l="0" t="0" r="7620" b="0"/>
+            <wp:docPr id="502152021" name="Picture 4"/>
+            <wp:cNvGraphicFramePr>
+              <a:graphicFrameLocks xmlns:a="http://schemas.openxmlformats.org/drawingml/2006/main" noChangeAspect="1"/>
+            </wp:cNvGraphicFramePr>
+            <a:graphic xmlns:a="http://schemas.openxmlformats.org/drawingml/2006/main">
+              <a:graphicData uri="http://schemas.openxmlformats.org/drawingml/2006/picture">
+                <pic:pic xmlns:pic="http://schemas.openxmlformats.org/drawingml/2006/picture">
+                  <pic:nvPicPr>
+                    <pic:cNvPr id="0" name="Picture 1"/>
+                    <pic:cNvPicPr>
+                      <a:picLocks noChangeAspect="1" noChangeArrowheads="1"/>
+                    </pic:cNvPicPr>
+                  </pic:nvPicPr>
+                  <pic:blipFill>
+                    <a:blip r:embed="rId50">
+                      <a:extLst>
+                        <a:ext uri="{28A0092B-C50C-407E-A947-70E740481C1C}">
+                          <a14:useLocalDpi xmlns:a14="http://schemas.microsoft.com/office/drawing/2010/main" val="0"/>
+                        </a:ext>
+                      </a:extLst>
+                    </a:blip>
+                    <a:srcRect/>
+                    <a:stretch>
+                      <a:fillRect/>
+                    </a:stretch>
+                  </pic:blipFill>
+                  <pic:spPr bwMode="auto">
+                    <a:xfrm>
+                      <a:off x="0" y="0"/>
+                      <a:ext cx="4188145" cy="2768864"/>
+                    </a:xfrm>
+                    <a:prstGeom prst="rect">
+                      <a:avLst/>
+                    </a:prstGeom>
+                    <a:noFill/>
+                    <a:ln>
+                      <a:noFill/>
+                    </a:ln>
+                  </pic:spPr>
+                </pic:pic>
+              </a:graphicData>
+            </a:graphic>
+          </wp:inline>
+        </w:drawing>
+      </w:r>
+    </w:p>
+    <w:p>
+      <w:pPr>
+        <w:pStyle w:val="ListParagraph"/>
+        <w:spacing w:line="480" w:lineRule="auto"/>
+        <w:ind w:left="567" w:firstLine="851"/>
+        <w:jc w:val="center"/>
+      </w:pPr>
+      <w:r>
+        <w:t>Keterangan tabel</w:t>
+      </w:r>
+    </w:p>
+    <w:p>
+      <w:pPr>
         <w:pStyle w:val="Heading3"/>
         <w:rPr>
           <w:i/>
@@ -26490,6 +26591,1086 @@
         </w:rPr>
         <w:t>Activity Diagram</w:t>
       </w:r>
+    </w:p>
+    <w:p>
+      <w:pPr>
+        <w:pStyle w:val="ListParagraph"/>
+        <w:spacing w:line="480" w:lineRule="auto"/>
+        <w:ind w:left="567" w:firstLine="851"/>
+        <w:rPr>
+          <w:lang w:val="fi-FI"/>
+        </w:rPr>
+      </w:pPr>
+      <w:r>
+        <w:rPr>
+          <w:lang w:val="fi-FI"/>
+        </w:rPr>
+        <w:t>Activity Diagram adalah diagram untuk menggambarkan alur kerja (workflow) atau urutan aktivitas dalam suatu sistem. Berikut ini merupakan activity diagram pada sistem.</w:t>
+      </w:r>
+    </w:p>
+    <w:p>
+      <w:pPr>
+        <w:pStyle w:val="ListParagraph"/>
+        <w:numPr>
+          <w:ilvl w:val="6"/>
+          <w:numId w:val="1"/>
+        </w:numPr>
+        <w:spacing w:line="480" w:lineRule="auto"/>
+        <w:ind w:left="1701"/>
+        <w:rPr>
+          <w:lang w:val="fi-FI"/>
+        </w:rPr>
+      </w:pPr>
+      <w:r>
+        <w:rPr>
+          <w:lang w:val="fi-FI"/>
+        </w:rPr>
+        <w:t>Activity Diagram Login</w:t>
+      </w:r>
+    </w:p>
+    <w:p>
+      <w:pPr>
+        <w:pStyle w:val="ListParagraph"/>
+        <w:spacing w:line="480" w:lineRule="auto"/>
+        <w:ind w:left="1701" w:firstLine="459"/>
+        <w:rPr>
+          <w:lang w:val="fi-FI"/>
+        </w:rPr>
+      </w:pPr>
+      <w:r>
+        <w:rPr>
+          <w:lang w:val="fi-FI"/>
+        </w:rPr>
+        <w:t>Alur kerja dimulai saat pengguna (Pemilik</w:t>
+      </w:r>
+      <w:r>
+        <w:rPr>
+          <w:lang w:val="fi-FI"/>
+        </w:rPr>
+        <w:t xml:space="preserve"> dan</w:t>
+      </w:r>
+      <w:r>
+        <w:rPr>
+          <w:lang w:val="fi-FI"/>
+        </w:rPr>
+        <w:t xml:space="preserve"> Karyawan) membuka halaman </w:t>
+      </w:r>
+      <w:r>
+        <w:rPr>
+          <w:i/>
+          <w:iCs/>
+          <w:lang w:val="fi-FI"/>
+        </w:rPr>
+        <w:t>login</w:t>
+      </w:r>
+      <w:r>
+        <w:rPr>
+          <w:lang w:val="fi-FI"/>
+        </w:rPr>
+        <w:t xml:space="preserve">. Pengguna memasukkan </w:t>
+      </w:r>
+      <w:r>
+        <w:rPr>
+          <w:i/>
+          <w:iCs/>
+          <w:lang w:val="fi-FI"/>
+        </w:rPr>
+        <w:t>email</w:t>
+      </w:r>
+      <w:r>
+        <w:rPr>
+          <w:lang w:val="fi-FI"/>
+        </w:rPr>
+        <w:t xml:space="preserve"> dan </w:t>
+      </w:r>
+      <w:r>
+        <w:rPr>
+          <w:i/>
+          <w:iCs/>
+          <w:lang w:val="fi-FI"/>
+        </w:rPr>
+        <w:t>password</w:t>
+      </w:r>
+      <w:r>
+        <w:rPr>
+          <w:lang w:val="fi-FI"/>
+        </w:rPr>
+        <w:t>, kemudian sistem akan melakukan validasi kredensial tersebut. Jika data valid, sistem akan mengarahkan pengguna ke halaman dashboard sesuai dengan hak aksesnya</w:t>
+      </w:r>
+      <w:r>
+        <w:rPr>
+          <w:lang w:val="fi-FI"/>
+        </w:rPr>
+        <w:t>.</w:t>
+      </w:r>
+      <w:r>
+        <w:rPr>
+          <w:lang w:val="fi-FI"/>
+        </w:rPr>
+        <w:t xml:space="preserve"> </w:t>
+      </w:r>
+      <w:r>
+        <w:rPr>
+          <w:lang w:val="fi-FI"/>
+        </w:rPr>
+        <w:t xml:space="preserve">Jika tidak valid, sistem akan menampilkan pesan kesalahan dan pengguna tetap berada di halaman </w:t>
+      </w:r>
+      <w:r>
+        <w:rPr>
+          <w:i/>
+          <w:iCs/>
+          <w:lang w:val="fi-FI"/>
+        </w:rPr>
+        <w:t>login</w:t>
+      </w:r>
+      <w:r>
+        <w:rPr>
+          <w:lang w:val="fi-FI"/>
+        </w:rPr>
+        <w:t>.</w:t>
+      </w:r>
+    </w:p>
+    <w:p>
+      <w:pPr>
+        <w:pStyle w:val="ListParagraph"/>
+        <w:spacing w:line="480" w:lineRule="auto"/>
+        <w:ind w:left="1701" w:firstLine="459"/>
+        <w:jc w:val="center"/>
+        <w:rPr>
+          <w:lang w:val="fi-FI"/>
+        </w:rPr>
+      </w:pPr>
+      <w:r>
+        <w:rPr>
+          <w:lang w:val="fi-FI"/>
+        </w:rPr>
+        <w:lastRenderedPageBreak/>
+        <w:drawing>
+          <wp:inline distT="0" distB="0" distL="0" distR="0" wp14:anchorId="157EB900" wp14:editId="52CA6688">
+            <wp:extent cx="2989415" cy="3572934"/>
+            <wp:effectExtent l="0" t="0" r="1905" b="8890"/>
+            <wp:docPr id="1628036003" name="Picture 1"/>
+            <wp:cNvGraphicFramePr>
+              <a:graphicFrameLocks xmlns:a="http://schemas.openxmlformats.org/drawingml/2006/main" noChangeAspect="1"/>
+            </wp:cNvGraphicFramePr>
+            <a:graphic xmlns:a="http://schemas.openxmlformats.org/drawingml/2006/main">
+              <a:graphicData uri="http://schemas.openxmlformats.org/drawingml/2006/picture">
+                <pic:pic xmlns:pic="http://schemas.openxmlformats.org/drawingml/2006/picture">
+                  <pic:nvPicPr>
+                    <pic:cNvPr id="1628036003" name=""/>
+                    <pic:cNvPicPr/>
+                  </pic:nvPicPr>
+                  <pic:blipFill>
+                    <a:blip r:embed="rId51"/>
+                    <a:stretch>
+                      <a:fillRect/>
+                    </a:stretch>
+                  </pic:blipFill>
+                  <pic:spPr>
+                    <a:xfrm>
+                      <a:off x="0" y="0"/>
+                      <a:ext cx="2991854" cy="3575850"/>
+                    </a:xfrm>
+                    <a:prstGeom prst="rect">
+                      <a:avLst/>
+                    </a:prstGeom>
+                  </pic:spPr>
+                </pic:pic>
+              </a:graphicData>
+            </a:graphic>
+          </wp:inline>
+        </w:drawing>
+      </w:r>
+    </w:p>
+    <w:p>
+      <w:pPr>
+        <w:pStyle w:val="ListParagraph"/>
+        <w:numPr>
+          <w:ilvl w:val="6"/>
+          <w:numId w:val="1"/>
+        </w:numPr>
+        <w:spacing w:line="480" w:lineRule="auto"/>
+        <w:ind w:left="1701"/>
+        <w:rPr>
+          <w:lang w:val="fi-FI"/>
+        </w:rPr>
+      </w:pPr>
+      <w:r>
+        <w:rPr>
+          <w:lang w:val="fi-FI"/>
+        </w:rPr>
+        <w:t>Activity Diagram Checkout</w:t>
+      </w:r>
+    </w:p>
+    <w:p>
+      <w:pPr>
+        <w:pStyle w:val="ListParagraph"/>
+        <w:spacing w:line="480" w:lineRule="auto"/>
+        <w:ind w:left="1701"/>
+        <w:rPr>
+          <w:lang w:val="fi-FI"/>
+        </w:rPr>
+      </w:pPr>
+      <w:r>
+        <w:rPr>
+          <w:lang w:val="fi-FI"/>
+        </w:rPr>
+        <w:t xml:space="preserve">Diagram ini menggambarkan proses penyelesaian pesanan oleh pelanggan. Alur dimulai saat pelanggan menekan tombol </w:t>
+      </w:r>
+      <w:r>
+        <w:rPr>
+          <w:i/>
+          <w:iCs/>
+          <w:lang w:val="fi-FI"/>
+        </w:rPr>
+        <w:t>checkout</w:t>
+      </w:r>
+      <w:r>
+        <w:rPr>
+          <w:lang w:val="fi-FI"/>
+        </w:rPr>
+        <w:t>, mengisi identitas pemesan, memilih metode pembayaran</w:t>
+      </w:r>
+      <w:r>
+        <w:rPr>
+          <w:lang w:val="fi-FI"/>
+        </w:rPr>
+        <w:t xml:space="preserve"> langsung ke kasir</w:t>
+      </w:r>
+    </w:p>
+    <w:p>
+      <w:pPr>
+        <w:pStyle w:val="ListParagraph"/>
+        <w:spacing w:line="480" w:lineRule="auto"/>
+        <w:ind w:left="1701"/>
+        <w:rPr>
+          <w:lang w:val="fi-FI"/>
+        </w:rPr>
+      </w:pPr>
+      <w:r>
+        <w:rPr>
+          <w:lang w:val="fi-FI"/>
+        </w:rPr>
+        <w:t>, hingga sistem menyimpan data transaksi dan menampilkan notifikasi berhasil.</w:t>
+      </w:r>
+    </w:p>
+    <w:p>
+      <w:pPr>
+        <w:pStyle w:val="ListParagraph"/>
+        <w:spacing w:line="480" w:lineRule="auto"/>
+        <w:ind w:left="1701"/>
+        <w:jc w:val="center"/>
+        <w:rPr>
+          <w:lang w:val="fi-FI"/>
+        </w:rPr>
+      </w:pPr>
+      <w:r>
+        <w:lastRenderedPageBreak/>
+        <w:drawing>
+          <wp:inline distT="0" distB="0" distL="0" distR="0" wp14:anchorId="044A6090" wp14:editId="39CC43A0">
+            <wp:extent cx="2051456" cy="4919558"/>
+            <wp:effectExtent l="0" t="0" r="6350" b="0"/>
+            <wp:docPr id="1009675325" name="Picture 5"/>
+            <wp:cNvGraphicFramePr>
+              <a:graphicFrameLocks xmlns:a="http://schemas.openxmlformats.org/drawingml/2006/main" noChangeAspect="1"/>
+            </wp:cNvGraphicFramePr>
+            <a:graphic xmlns:a="http://schemas.openxmlformats.org/drawingml/2006/main">
+              <a:graphicData uri="http://schemas.openxmlformats.org/drawingml/2006/picture">
+                <pic:pic xmlns:pic="http://schemas.openxmlformats.org/drawingml/2006/picture">
+                  <pic:nvPicPr>
+                    <pic:cNvPr id="0" name="Picture 2"/>
+                    <pic:cNvPicPr>
+                      <a:picLocks noChangeAspect="1" noChangeArrowheads="1"/>
+                    </pic:cNvPicPr>
+                  </pic:nvPicPr>
+                  <pic:blipFill>
+                    <a:blip r:embed="rId52" cstate="print">
+                      <a:extLst>
+                        <a:ext uri="{28A0092B-C50C-407E-A947-70E740481C1C}">
+                          <a14:useLocalDpi xmlns:a14="http://schemas.microsoft.com/office/drawing/2010/main" val="0"/>
+                        </a:ext>
+                      </a:extLst>
+                    </a:blip>
+                    <a:srcRect/>
+                    <a:stretch>
+                      <a:fillRect/>
+                    </a:stretch>
+                  </pic:blipFill>
+                  <pic:spPr bwMode="auto">
+                    <a:xfrm>
+                      <a:off x="0" y="0"/>
+                      <a:ext cx="2055186" cy="4928502"/>
+                    </a:xfrm>
+                    <a:prstGeom prst="rect">
+                      <a:avLst/>
+                    </a:prstGeom>
+                  </pic:spPr>
+                </pic:pic>
+              </a:graphicData>
+            </a:graphic>
+          </wp:inline>
+        </w:drawing>
+      </w:r>
+    </w:p>
+    <w:p>
+      <w:pPr>
+        <w:pStyle w:val="ListParagraph"/>
+        <w:numPr>
+          <w:ilvl w:val="6"/>
+          <w:numId w:val="1"/>
+        </w:numPr>
+        <w:spacing w:line="480" w:lineRule="auto"/>
+        <w:ind w:left="1701"/>
+        <w:rPr>
+          <w:lang w:val="fi-FI"/>
+        </w:rPr>
+      </w:pPr>
+      <w:r>
+        <w:rPr>
+          <w:lang w:val="fi-FI"/>
+        </w:rPr>
+        <w:t>Activity Diagram Dashboard</w:t>
+      </w:r>
+    </w:p>
+    <w:p>
+      <w:pPr>
+        <w:pStyle w:val="ListParagraph"/>
+        <w:spacing w:line="480" w:lineRule="auto"/>
+        <w:ind w:left="1701"/>
+        <w:rPr>
+          <w:lang w:val="fi-FI"/>
+        </w:rPr>
+      </w:pPr>
+      <w:r>
+        <w:rPr>
+          <w:lang w:val="fi-FI"/>
+        </w:rPr>
+        <w:t xml:space="preserve">Diagram ini menunjukkan aktivitas sistem saat Admin berhasil </w:t>
+      </w:r>
+      <w:r>
+        <w:rPr>
+          <w:i/>
+          <w:iCs/>
+          <w:lang w:val="fi-FI"/>
+        </w:rPr>
+        <w:t>login</w:t>
+      </w:r>
+      <w:r>
+        <w:rPr>
+          <w:lang w:val="fi-FI"/>
+        </w:rPr>
+        <w:t xml:space="preserve">. Sistem secara otomatis memuat dan menampilkan ringkasan statistik operasional harian, seperti total omset penjualan dan jumlah pesanan yang masuk, dalam bentuk </w:t>
+      </w:r>
+      <w:r>
+        <w:rPr>
+          <w:i/>
+          <w:iCs/>
+          <w:lang w:val="fi-FI"/>
+        </w:rPr>
+        <w:t>widget</w:t>
+      </w:r>
+      <w:r>
+        <w:rPr>
+          <w:lang w:val="fi-FI"/>
+        </w:rPr>
+        <w:t xml:space="preserve"> informasi.</w:t>
+      </w:r>
+    </w:p>
+    <w:p>
+      <w:pPr>
+        <w:pStyle w:val="ListParagraph"/>
+        <w:spacing w:line="480" w:lineRule="auto"/>
+        <w:ind w:left="1701"/>
+        <w:jc w:val="center"/>
+        <w:rPr>
+          <w:lang w:val="fi-FI"/>
+        </w:rPr>
+      </w:pPr>
+      <w:r>
+        <w:lastRenderedPageBreak/>
+        <w:drawing>
+          <wp:inline distT="0" distB="0" distL="0" distR="0" wp14:anchorId="17961962" wp14:editId="0306E423">
+            <wp:extent cx="2290500" cy="3600000"/>
+            <wp:effectExtent l="0" t="0" r="0" b="635"/>
+            <wp:docPr id="427776955" name="Picture 6"/>
+            <wp:cNvGraphicFramePr>
+              <a:graphicFrameLocks xmlns:a="http://schemas.openxmlformats.org/drawingml/2006/main" noChangeAspect="1"/>
+            </wp:cNvGraphicFramePr>
+            <a:graphic xmlns:a="http://schemas.openxmlformats.org/drawingml/2006/main">
+              <a:graphicData uri="http://schemas.openxmlformats.org/drawingml/2006/picture">
+                <pic:pic xmlns:pic="http://schemas.openxmlformats.org/drawingml/2006/picture">
+                  <pic:nvPicPr>
+                    <pic:cNvPr id="0" name="Picture 4"/>
+                    <pic:cNvPicPr>
+                      <a:picLocks noChangeAspect="1" noChangeArrowheads="1"/>
+                    </pic:cNvPicPr>
+                  </pic:nvPicPr>
+                  <pic:blipFill>
+                    <a:blip r:embed="rId53">
+                      <a:extLst>
+                        <a:ext uri="{28A0092B-C50C-407E-A947-70E740481C1C}">
+                          <a14:useLocalDpi xmlns:a14="http://schemas.microsoft.com/office/drawing/2010/main" val="0"/>
+                        </a:ext>
+                      </a:extLst>
+                    </a:blip>
+                    <a:srcRect/>
+                    <a:stretch>
+                      <a:fillRect/>
+                    </a:stretch>
+                  </pic:blipFill>
+                  <pic:spPr bwMode="auto">
+                    <a:xfrm>
+                      <a:off x="0" y="0"/>
+                      <a:ext cx="2290500" cy="3600000"/>
+                    </a:xfrm>
+                    <a:prstGeom prst="rect">
+                      <a:avLst/>
+                    </a:prstGeom>
+                    <a:noFill/>
+                    <a:ln>
+                      <a:noFill/>
+                    </a:ln>
+                  </pic:spPr>
+                </pic:pic>
+              </a:graphicData>
+            </a:graphic>
+          </wp:inline>
+        </w:drawing>
+      </w:r>
+    </w:p>
+    <w:p>
+      <w:pPr>
+        <w:pStyle w:val="ListParagraph"/>
+        <w:numPr>
+          <w:ilvl w:val="6"/>
+          <w:numId w:val="1"/>
+        </w:numPr>
+        <w:spacing w:line="480" w:lineRule="auto"/>
+        <w:ind w:left="1701"/>
+        <w:rPr>
+          <w:lang w:val="fi-FI"/>
+        </w:rPr>
+      </w:pPr>
+      <w:r>
+        <w:rPr>
+          <w:lang w:val="fi-FI"/>
+        </w:rPr>
+        <w:t>Activity Diagram Daftar Meja</w:t>
+      </w:r>
+    </w:p>
+    <w:p>
+      <w:pPr>
+        <w:pStyle w:val="ListParagraph"/>
+        <w:spacing w:line="480" w:lineRule="auto"/>
+        <w:ind w:left="1701"/>
+        <w:rPr>
+          <w:lang w:val="fi-FI"/>
+        </w:rPr>
+      </w:pPr>
+      <w:r>
+        <w:rPr>
+          <w:lang w:val="fi-FI"/>
+        </w:rPr>
+        <w:t>Diagram ini menjelaskan alur pengelolaan data meja oleh Admin. Saat Admin menambahkan nomor meja baru, sistem secara otomatis akan men-</w:t>
+      </w:r>
+      <w:r>
+        <w:rPr>
+          <w:i/>
+          <w:iCs/>
+          <w:lang w:val="fi-FI"/>
+        </w:rPr>
+        <w:t>generate</w:t>
+      </w:r>
+      <w:r>
+        <w:rPr>
+          <w:lang w:val="fi-FI"/>
+        </w:rPr>
+        <w:t xml:space="preserve"> gambar QR Code unik yang berisi tautan pemesanan untuk meja tersebut agar siap dicetak.</w:t>
+      </w:r>
+    </w:p>
+    <w:p>
+      <w:pPr>
+        <w:spacing w:line="480" w:lineRule="auto"/>
+        <w:ind w:left="1701"/>
+        <w:jc w:val="center"/>
+        <w:rPr>
+          <w:lang w:val="fi-FI"/>
+        </w:rPr>
+      </w:pPr>
+      <w:r>
+        <w:lastRenderedPageBreak/>
+        <w:drawing>
+          <wp:inline distT="0" distB="0" distL="0" distR="0" wp14:anchorId="5A46D7DC" wp14:editId="790A00C6">
+            <wp:extent cx="2351405" cy="6375942"/>
+            <wp:effectExtent l="0" t="0" r="0" b="6350"/>
+            <wp:docPr id="91620242" name="Picture 11"/>
+            <wp:cNvGraphicFramePr>
+              <a:graphicFrameLocks xmlns:a="http://schemas.openxmlformats.org/drawingml/2006/main" noChangeAspect="1"/>
+            </wp:cNvGraphicFramePr>
+            <a:graphic xmlns:a="http://schemas.openxmlformats.org/drawingml/2006/main">
+              <a:graphicData uri="http://schemas.openxmlformats.org/drawingml/2006/picture">
+                <pic:pic xmlns:pic="http://schemas.openxmlformats.org/drawingml/2006/picture">
+                  <pic:nvPicPr>
+                    <pic:cNvPr id="0" name="Picture 14"/>
+                    <pic:cNvPicPr>
+                      <a:picLocks noChangeAspect="1" noChangeArrowheads="1"/>
+                    </pic:cNvPicPr>
+                  </pic:nvPicPr>
+                  <pic:blipFill>
+                    <a:blip r:embed="rId54">
+                      <a:extLst>
+                        <a:ext uri="{28A0092B-C50C-407E-A947-70E740481C1C}">
+                          <a14:useLocalDpi xmlns:a14="http://schemas.microsoft.com/office/drawing/2010/main" val="0"/>
+                        </a:ext>
+                      </a:extLst>
+                    </a:blip>
+                    <a:srcRect/>
+                    <a:stretch>
+                      <a:fillRect/>
+                    </a:stretch>
+                  </pic:blipFill>
+                  <pic:spPr bwMode="auto">
+                    <a:xfrm>
+                      <a:off x="0" y="0"/>
+                      <a:ext cx="2355362" cy="6386672"/>
+                    </a:xfrm>
+                    <a:prstGeom prst="rect">
+                      <a:avLst/>
+                    </a:prstGeom>
+                    <a:noFill/>
+                    <a:ln>
+                      <a:noFill/>
+                    </a:ln>
+                  </pic:spPr>
+                </pic:pic>
+              </a:graphicData>
+            </a:graphic>
+          </wp:inline>
+        </w:drawing>
+      </w:r>
+    </w:p>
+    <w:p>
+      <w:pPr>
+        <w:pStyle w:val="ListParagraph"/>
+        <w:numPr>
+          <w:ilvl w:val="6"/>
+          <w:numId w:val="1"/>
+        </w:numPr>
+        <w:spacing w:line="480" w:lineRule="auto"/>
+        <w:ind w:left="1701"/>
+        <w:rPr>
+          <w:lang w:val="fi-FI"/>
+        </w:rPr>
+      </w:pPr>
+      <w:r>
+        <w:rPr>
+          <w:lang w:val="fi-FI"/>
+        </w:rPr>
+        <w:t>Activity Diagram Pesanan</w:t>
+      </w:r>
+    </w:p>
+    <w:p>
+      <w:pPr>
+        <w:pStyle w:val="ListParagraph"/>
+        <w:spacing w:line="480" w:lineRule="auto"/>
+        <w:ind w:left="1701"/>
+      </w:pPr>
+      <w:r>
+        <w:rPr>
+          <w:lang w:val="fi-FI"/>
+        </w:rPr>
+        <w:t xml:space="preserve">Diagram ini mengilustrasikan aktivitas Admin/Kasir dalam memproses pesanan masuk. </w:t>
+      </w:r>
+      <w:r>
+        <w:t>Admin melihat detail pesanan, dan mengubah status pesanan menjadi "Sedang Diproses" agar data diteruskan ke bagian dapur.</w:t>
+      </w:r>
+    </w:p>
+    <w:p>
+      <w:pPr>
+        <w:pStyle w:val="ListParagraph"/>
+        <w:spacing w:line="480" w:lineRule="auto"/>
+        <w:ind w:left="1701"/>
+        <w:jc w:val="center"/>
+        <w:rPr>
+          <w:lang w:val="fi-FI"/>
+        </w:rPr>
+      </w:pPr>
+      <w:r>
+        <w:lastRenderedPageBreak/>
+        <w:drawing>
+          <wp:inline distT="0" distB="0" distL="0" distR="0" wp14:anchorId="2E036923" wp14:editId="0DAB419E">
+            <wp:extent cx="2438400" cy="5966870"/>
+            <wp:effectExtent l="0" t="0" r="0" b="0"/>
+            <wp:docPr id="975026053" name="Picture 7"/>
+            <wp:cNvGraphicFramePr>
+              <a:graphicFrameLocks xmlns:a="http://schemas.openxmlformats.org/drawingml/2006/main" noChangeAspect="1"/>
+            </wp:cNvGraphicFramePr>
+            <a:graphic xmlns:a="http://schemas.openxmlformats.org/drawingml/2006/main">
+              <a:graphicData uri="http://schemas.openxmlformats.org/drawingml/2006/picture">
+                <pic:pic xmlns:pic="http://schemas.openxmlformats.org/drawingml/2006/picture">
+                  <pic:nvPicPr>
+                    <pic:cNvPr id="0" name="Picture 6"/>
+                    <pic:cNvPicPr>
+                      <a:picLocks noChangeAspect="1" noChangeArrowheads="1"/>
+                    </pic:cNvPicPr>
+                  </pic:nvPicPr>
+                  <pic:blipFill>
+                    <a:blip r:embed="rId55">
+                      <a:extLst>
+                        <a:ext uri="{28A0092B-C50C-407E-A947-70E740481C1C}">
+                          <a14:useLocalDpi xmlns:a14="http://schemas.microsoft.com/office/drawing/2010/main" val="0"/>
+                        </a:ext>
+                      </a:extLst>
+                    </a:blip>
+                    <a:srcRect/>
+                    <a:stretch>
+                      <a:fillRect/>
+                    </a:stretch>
+                  </pic:blipFill>
+                  <pic:spPr bwMode="auto">
+                    <a:xfrm>
+                      <a:off x="0" y="0"/>
+                      <a:ext cx="2450509" cy="5996500"/>
+                    </a:xfrm>
+                    <a:prstGeom prst="rect">
+                      <a:avLst/>
+                    </a:prstGeom>
+                    <a:noFill/>
+                    <a:ln>
+                      <a:noFill/>
+                    </a:ln>
+                  </pic:spPr>
+                </pic:pic>
+              </a:graphicData>
+            </a:graphic>
+          </wp:inline>
+        </w:drawing>
+      </w:r>
+    </w:p>
+    <w:p>
+      <w:pPr>
+        <w:pStyle w:val="ListParagraph"/>
+        <w:numPr>
+          <w:ilvl w:val="6"/>
+          <w:numId w:val="1"/>
+        </w:numPr>
+        <w:spacing w:line="480" w:lineRule="auto"/>
+        <w:ind w:left="1701"/>
+        <w:rPr>
+          <w:lang w:val="fi-FI"/>
+        </w:rPr>
+      </w:pPr>
+      <w:r>
+        <w:rPr>
+          <w:lang w:val="fi-FI"/>
+        </w:rPr>
+        <w:t>Activity Diagram Daftar Menu</w:t>
+      </w:r>
+    </w:p>
+    <w:p>
+      <w:pPr>
+        <w:pStyle w:val="ListParagraph"/>
+        <w:spacing w:line="480" w:lineRule="auto"/>
+        <w:ind w:left="1701"/>
+      </w:pPr>
+      <w:r>
+        <w:t>Diagram ini menggambarkan proses pengelolaan data master produk (</w:t>
+      </w:r>
+      <w:r>
+        <w:rPr>
+          <w:i/>
+          <w:iCs/>
+        </w:rPr>
+        <w:t>CRUD</w:t>
+      </w:r>
+      <w:r>
+        <w:t>). Admin melakukan aktivitas menambah, mengubah, atau menghapus data menu makanan dan minuman, termasuk mengunggah foto produk dan mengatur harga.</w:t>
+      </w:r>
+    </w:p>
+    <w:p>
+      <w:pPr>
+        <w:spacing w:line="480" w:lineRule="auto"/>
+        <w:ind w:left="2127"/>
+        <w:jc w:val="center"/>
+        <w:rPr>
+          <w:lang w:val="fi-FI"/>
+        </w:rPr>
+      </w:pPr>
+      <w:r>
+        <w:lastRenderedPageBreak/>
+        <w:drawing>
+          <wp:inline distT="0" distB="0" distL="0" distR="0" wp14:anchorId="32DAB143" wp14:editId="2A01064E">
+            <wp:extent cx="2287905" cy="6208993"/>
+            <wp:effectExtent l="0" t="0" r="0" b="1905"/>
+            <wp:docPr id="273136186" name="Picture 8"/>
+            <wp:cNvGraphicFramePr>
+              <a:graphicFrameLocks xmlns:a="http://schemas.openxmlformats.org/drawingml/2006/main" noChangeAspect="1"/>
+            </wp:cNvGraphicFramePr>
+            <a:graphic xmlns:a="http://schemas.openxmlformats.org/drawingml/2006/main">
+              <a:graphicData uri="http://schemas.openxmlformats.org/drawingml/2006/picture">
+                <pic:pic xmlns:pic="http://schemas.openxmlformats.org/drawingml/2006/picture">
+                  <pic:nvPicPr>
+                    <pic:cNvPr id="0" name="Picture 8"/>
+                    <pic:cNvPicPr>
+                      <a:picLocks noChangeAspect="1" noChangeArrowheads="1"/>
+                    </pic:cNvPicPr>
+                  </pic:nvPicPr>
+                  <pic:blipFill>
+                    <a:blip r:embed="rId56">
+                      <a:extLst>
+                        <a:ext uri="{28A0092B-C50C-407E-A947-70E740481C1C}">
+                          <a14:useLocalDpi xmlns:a14="http://schemas.microsoft.com/office/drawing/2010/main" val="0"/>
+                        </a:ext>
+                      </a:extLst>
+                    </a:blip>
+                    <a:srcRect/>
+                    <a:stretch>
+                      <a:fillRect/>
+                    </a:stretch>
+                  </pic:blipFill>
+                  <pic:spPr bwMode="auto">
+                    <a:xfrm>
+                      <a:off x="0" y="0"/>
+                      <a:ext cx="2297861" cy="6236013"/>
+                    </a:xfrm>
+                    <a:prstGeom prst="rect">
+                      <a:avLst/>
+                    </a:prstGeom>
+                    <a:noFill/>
+                    <a:ln>
+                      <a:noFill/>
+                    </a:ln>
+                  </pic:spPr>
+                </pic:pic>
+              </a:graphicData>
+            </a:graphic>
+          </wp:inline>
+        </w:drawing>
+      </w:r>
+    </w:p>
+    <w:p>
+      <w:pPr>
+        <w:pStyle w:val="ListParagraph"/>
+        <w:numPr>
+          <w:ilvl w:val="6"/>
+          <w:numId w:val="1"/>
+        </w:numPr>
+        <w:spacing w:line="480" w:lineRule="auto"/>
+        <w:ind w:left="1701"/>
+        <w:rPr>
+          <w:lang w:val="fi-FI"/>
+        </w:rPr>
+      </w:pPr>
+      <w:r>
+        <w:rPr>
+          <w:lang w:val="fi-FI"/>
+        </w:rPr>
+        <w:t>Activity Diagram Kategori Menu</w:t>
+      </w:r>
+    </w:p>
+    <w:p>
+      <w:pPr>
+        <w:pStyle w:val="ListParagraph"/>
+        <w:spacing w:line="480" w:lineRule="auto"/>
+        <w:ind w:left="1701"/>
+        <w:rPr>
+          <w:lang w:val="fi-FI"/>
+        </w:rPr>
+      </w:pPr>
+      <w:r>
+        <w:rPr>
+          <w:lang w:val="fi-FI"/>
+        </w:rPr>
+        <w:t xml:space="preserve">Diagram ini menunjukkan alur pengelompokan jenis menu. Admin dapat membuat kategori baru (misalnya: Makanan, Minuman, </w:t>
+      </w:r>
+      <w:r>
+        <w:rPr>
+          <w:i/>
+          <w:iCs/>
+          <w:lang w:val="fi-FI"/>
+        </w:rPr>
+        <w:t>Snack</w:t>
+      </w:r>
+      <w:r>
+        <w:rPr>
+          <w:lang w:val="fi-FI"/>
+        </w:rPr>
+        <w:t>) untuk memudahkan sistem memfilter tampilan menu di halaman pelanggan.</w:t>
+      </w:r>
+    </w:p>
+    <w:p>
+      <w:pPr>
+        <w:pStyle w:val="ListParagraph"/>
+        <w:spacing w:line="480" w:lineRule="auto"/>
+        <w:ind w:left="1701"/>
+        <w:jc w:val="center"/>
+        <w:rPr>
+          <w:lang w:val="fi-FI"/>
+        </w:rPr>
+      </w:pPr>
+      <w:r>
+        <w:lastRenderedPageBreak/>
+        <w:drawing>
+          <wp:inline distT="0" distB="0" distL="0" distR="0" wp14:anchorId="6A2F6C20" wp14:editId="0AAB2D92">
+            <wp:extent cx="2441861" cy="6403975"/>
+            <wp:effectExtent l="0" t="0" r="0" b="0"/>
+            <wp:docPr id="1980706562" name="Picture 9"/>
+            <wp:cNvGraphicFramePr>
+              <a:graphicFrameLocks xmlns:a="http://schemas.openxmlformats.org/drawingml/2006/main" noChangeAspect="1"/>
+            </wp:cNvGraphicFramePr>
+            <a:graphic xmlns:a="http://schemas.openxmlformats.org/drawingml/2006/main">
+              <a:graphicData uri="http://schemas.openxmlformats.org/drawingml/2006/picture">
+                <pic:pic xmlns:pic="http://schemas.openxmlformats.org/drawingml/2006/picture">
+                  <pic:nvPicPr>
+                    <pic:cNvPr id="0" name="Picture 10"/>
+                    <pic:cNvPicPr>
+                      <a:picLocks noChangeAspect="1" noChangeArrowheads="1"/>
+                    </pic:cNvPicPr>
+                  </pic:nvPicPr>
+                  <pic:blipFill>
+                    <a:blip r:embed="rId57">
+                      <a:extLst>
+                        <a:ext uri="{28A0092B-C50C-407E-A947-70E740481C1C}">
+                          <a14:useLocalDpi xmlns:a14="http://schemas.microsoft.com/office/drawing/2010/main" val="0"/>
+                        </a:ext>
+                      </a:extLst>
+                    </a:blip>
+                    <a:srcRect/>
+                    <a:stretch>
+                      <a:fillRect/>
+                    </a:stretch>
+                  </pic:blipFill>
+                  <pic:spPr bwMode="auto">
+                    <a:xfrm>
+                      <a:off x="0" y="0"/>
+                      <a:ext cx="2445425" cy="6413323"/>
+                    </a:xfrm>
+                    <a:prstGeom prst="rect">
+                      <a:avLst/>
+                    </a:prstGeom>
+                    <a:noFill/>
+                    <a:ln>
+                      <a:noFill/>
+                    </a:ln>
+                  </pic:spPr>
+                </pic:pic>
+              </a:graphicData>
+            </a:graphic>
+          </wp:inline>
+        </w:drawing>
+      </w:r>
+    </w:p>
+    <w:p>
+      <w:pPr>
+        <w:pStyle w:val="ListParagraph"/>
+        <w:numPr>
+          <w:ilvl w:val="6"/>
+          <w:numId w:val="1"/>
+        </w:numPr>
+        <w:spacing w:line="480" w:lineRule="auto"/>
+        <w:ind w:left="1701"/>
+        <w:rPr>
+          <w:lang w:val="fi-FI"/>
+        </w:rPr>
+      </w:pPr>
+      <w:r>
+        <w:rPr>
+          <w:lang w:val="fi-FI"/>
+        </w:rPr>
+        <w:t>Activity Diagram Laporan Penjualan</w:t>
+      </w:r>
+    </w:p>
+    <w:p>
+      <w:pPr>
+        <w:pStyle w:val="ListParagraph"/>
+        <w:spacing w:line="480" w:lineRule="auto"/>
+        <w:ind w:left="1701"/>
+        <w:rPr>
+          <w:lang w:val="fi-FI"/>
+        </w:rPr>
+      </w:pPr>
+      <w:r>
+        <w:rPr>
+          <w:lang w:val="fi-FI"/>
+        </w:rPr>
+        <w:t>Diagram ini menjelaskan aktivitas pelaporan keuangan. Admin memilih filter rentang tanggal tertentu, dan sistem akan melakukan kueri data pesanan yang berstatus "Selesai" untuk menampilkan tabel rekapitulasi pendapatan</w:t>
+      </w:r>
+    </w:p>
+    <w:p>
+      <w:pPr>
+        <w:pStyle w:val="ListParagraph"/>
+        <w:spacing w:line="480" w:lineRule="auto"/>
+        <w:ind w:left="1701"/>
+        <w:jc w:val="center"/>
+        <w:rPr>
+          <w:lang w:val="fi-FI"/>
+        </w:rPr>
+      </w:pPr>
+      <w:r>
+        <w:lastRenderedPageBreak/>
+        <w:drawing>
+          <wp:inline distT="0" distB="0" distL="0" distR="0" wp14:anchorId="7981302C" wp14:editId="6C21F5C1">
+            <wp:extent cx="2372757" cy="4091940"/>
+            <wp:effectExtent l="0" t="0" r="8890" b="3810"/>
+            <wp:docPr id="791268260" name="Picture 10"/>
+            <wp:cNvGraphicFramePr>
+              <a:graphicFrameLocks xmlns:a="http://schemas.openxmlformats.org/drawingml/2006/main" noChangeAspect="1"/>
+            </wp:cNvGraphicFramePr>
+            <a:graphic xmlns:a="http://schemas.openxmlformats.org/drawingml/2006/main">
+              <a:graphicData uri="http://schemas.openxmlformats.org/drawingml/2006/picture">
+                <pic:pic xmlns:pic="http://schemas.openxmlformats.org/drawingml/2006/picture">
+                  <pic:nvPicPr>
+                    <pic:cNvPr id="0" name="Picture 12"/>
+                    <pic:cNvPicPr>
+                      <a:picLocks noChangeAspect="1" noChangeArrowheads="1"/>
+                    </pic:cNvPicPr>
+                  </pic:nvPicPr>
+                  <pic:blipFill>
+                    <a:blip r:embed="rId58">
+                      <a:extLst>
+                        <a:ext uri="{28A0092B-C50C-407E-A947-70E740481C1C}">
+                          <a14:useLocalDpi xmlns:a14="http://schemas.microsoft.com/office/drawing/2010/main" val="0"/>
+                        </a:ext>
+                      </a:extLst>
+                    </a:blip>
+                    <a:srcRect/>
+                    <a:stretch>
+                      <a:fillRect/>
+                    </a:stretch>
+                  </pic:blipFill>
+                  <pic:spPr bwMode="auto">
+                    <a:xfrm>
+                      <a:off x="0" y="0"/>
+                      <a:ext cx="2376610" cy="4098584"/>
+                    </a:xfrm>
+                    <a:prstGeom prst="rect">
+                      <a:avLst/>
+                    </a:prstGeom>
+                    <a:noFill/>
+                    <a:ln>
+                      <a:noFill/>
+                    </a:ln>
+                  </pic:spPr>
+                </pic:pic>
+              </a:graphicData>
+            </a:graphic>
+          </wp:inline>
+        </w:drawing>
+      </w:r>
+    </w:p>
+    <w:p>
+      <w:pPr>
+        <w:pStyle w:val="ListParagraph"/>
+        <w:numPr>
+          <w:ilvl w:val="6"/>
+          <w:numId w:val="1"/>
+        </w:numPr>
+        <w:spacing w:line="480" w:lineRule="auto"/>
+        <w:ind w:left="1701"/>
+      </w:pPr>
+      <w:r>
+        <w:t>Activity Diagram Meja Kerja K</w:t>
+      </w:r>
+      <w:r>
+        <w:t>aryawan</w:t>
+      </w:r>
+    </w:p>
+    <w:p>
+      <w:pPr>
+        <w:pStyle w:val="ListParagraph"/>
+        <w:spacing w:line="480" w:lineRule="auto"/>
+        <w:ind w:left="1701"/>
+      </w:pPr>
+      <w:r>
+        <w:t xml:space="preserve">Diagram ini menggambarkan alur kerja pada fitur </w:t>
+      </w:r>
+      <w:r>
+        <w:rPr>
+          <w:i/>
+          <w:iCs/>
+        </w:rPr>
+        <w:t>Kitchen Display System</w:t>
+      </w:r>
+      <w:r>
+        <w:t xml:space="preserve">. Staf dapur memantau daftar pesanan yang perlu dimasak secara </w:t>
+      </w:r>
+      <w:r>
+        <w:rPr>
+          <w:i/>
+          <w:iCs/>
+        </w:rPr>
+        <w:t>real-time</w:t>
+      </w:r>
+      <w:r>
+        <w:t xml:space="preserve"> dan menekan tombol "Selesai" ketika makanan telah siap untuk disajikan ke pelanggan.</w:t>
+      </w:r>
+    </w:p>
+    <w:p>
+      <w:pPr>
+        <w:pStyle w:val="ListParagraph"/>
+        <w:spacing w:line="480" w:lineRule="auto"/>
+        <w:ind w:left="1701"/>
+        <w:jc w:val="center"/>
+      </w:pPr>
+      <w:r>
+        <w:lastRenderedPageBreak/>
+        <w:drawing>
+          <wp:inline distT="0" distB="0" distL="0" distR="0" wp14:anchorId="5F2C6586" wp14:editId="5F92B540">
+            <wp:extent cx="2210435" cy="5356070"/>
+            <wp:effectExtent l="0" t="0" r="0" b="0"/>
+            <wp:docPr id="1426226284" name="Picture 12"/>
+            <wp:cNvGraphicFramePr>
+              <a:graphicFrameLocks xmlns:a="http://schemas.openxmlformats.org/drawingml/2006/main" noChangeAspect="1"/>
+            </wp:cNvGraphicFramePr>
+            <a:graphic xmlns:a="http://schemas.openxmlformats.org/drawingml/2006/main">
+              <a:graphicData uri="http://schemas.openxmlformats.org/drawingml/2006/picture">
+                <pic:pic xmlns:pic="http://schemas.openxmlformats.org/drawingml/2006/picture">
+                  <pic:nvPicPr>
+                    <pic:cNvPr id="0" name="Picture 16"/>
+                    <pic:cNvPicPr>
+                      <a:picLocks noChangeAspect="1" noChangeArrowheads="1"/>
+                    </pic:cNvPicPr>
+                  </pic:nvPicPr>
+                  <pic:blipFill>
+                    <a:blip r:embed="rId59">
+                      <a:extLst>
+                        <a:ext uri="{28A0092B-C50C-407E-A947-70E740481C1C}">
+                          <a14:useLocalDpi xmlns:a14="http://schemas.microsoft.com/office/drawing/2010/main" val="0"/>
+                        </a:ext>
+                      </a:extLst>
+                    </a:blip>
+                    <a:srcRect/>
+                    <a:stretch>
+                      <a:fillRect/>
+                    </a:stretch>
+                  </pic:blipFill>
+                  <pic:spPr bwMode="auto">
+                    <a:xfrm>
+                      <a:off x="0" y="0"/>
+                      <a:ext cx="2214378" cy="5365625"/>
+                    </a:xfrm>
+                    <a:prstGeom prst="rect">
+                      <a:avLst/>
+                    </a:prstGeom>
+                    <a:noFill/>
+                    <a:ln>
+                      <a:noFill/>
+                    </a:ln>
+                  </pic:spPr>
+                </pic:pic>
+              </a:graphicData>
+            </a:graphic>
+          </wp:inline>
+        </w:drawing>
+      </w:r>
+    </w:p>
+    <w:p>
+      <w:pPr>
+        <w:pStyle w:val="ListParagraph"/>
+        <w:spacing w:line="480" w:lineRule="auto"/>
+        <w:ind w:left="1701"/>
+        <w:jc w:val="center"/>
+      </w:pPr>
     </w:p>
     <w:p>
       <w:pPr>
@@ -26530,6 +27711,7 @@
         <w:spacing w:line="480" w:lineRule="auto"/>
       </w:pPr>
       <w:r>
+        <w:lastRenderedPageBreak/>
         <w:t>Halaman Login</w:t>
       </w:r>
     </w:p>
@@ -26546,14 +27728,7 @@
         <w:rPr>
           <w:lang w:val="fi-FI"/>
         </w:rPr>
-        <w:t xml:space="preserve">Antarmukanya didesain </w:t>
-      </w:r>
-      <w:r>
-        <w:rPr>
-          <w:lang w:val="fi-FI"/>
-        </w:rPr>
-        <w:lastRenderedPageBreak/>
-        <w:t xml:space="preserve">sederhana, hanya meminta kredensial berupa email dan kata sandi. Setelah berhasil diautentikasi, sistem akan mengarahkan pengguna ke halaman </w:t>
+        <w:t xml:space="preserve">Antarmukanya didesain sederhana, hanya meminta kredensial berupa email dan kata sandi. Setelah berhasil diautentikasi, sistem akan mengarahkan pengguna ke halaman </w:t>
       </w:r>
       <w:r>
         <w:rPr>
@@ -26622,7 +27797,14 @@
         <w:rPr>
           <w:lang w:val="fi-FI"/>
         </w:rPr>
-        <w:t xml:space="preserve">Setelah Pelanggan selesai memilih pesanan, mereka akan diarahkan ke halaman ini untuk menyelesaikan transaksi. Halaman ini akan menampilkan rincian pesanan beserta total harga yang harus dibayar </w:t>
+        <w:t xml:space="preserve">Setelah Pelanggan selesai memilih pesanan, mereka akan diarahkan ke halaman ini untuk menyelesaikan transaksi. Halaman ini akan menampilkan rincian pesanan beserta total </w:t>
+      </w:r>
+      <w:r>
+        <w:rPr>
+          <w:lang w:val="fi-FI"/>
+        </w:rPr>
+        <w:lastRenderedPageBreak/>
+        <w:t xml:space="preserve">harga yang harus dibayar </w:t>
       </w:r>
       <w:r>
         <w:rPr>
@@ -27159,7 +28341,7 @@
                     <pic:cNvPicPr/>
                   </pic:nvPicPr>
                   <pic:blipFill>
-                    <a:blip r:embed="rId50"/>
+                    <a:blip r:embed="rId60"/>
                     <a:stretch>
                       <a:fillRect/>
                     </a:stretch>
@@ -27322,7 +28504,7 @@
                     <pic:cNvPicPr/>
                   </pic:nvPicPr>
                   <pic:blipFill>
-                    <a:blip r:embed="rId51"/>
+                    <a:blip r:embed="rId61"/>
                     <a:stretch>
                       <a:fillRect/>
                     </a:stretch>
@@ -27476,7 +28658,7 @@
                     <pic:cNvPicPr/>
                   </pic:nvPicPr>
                   <pic:blipFill>
-                    <a:blip r:embed="rId52"/>
+                    <a:blip r:embed="rId62"/>
                     <a:stretch>
                       <a:fillRect/>
                     </a:stretch>
@@ -27627,7 +28809,7 @@
                     <pic:cNvPicPr/>
                   </pic:nvPicPr>
                   <pic:blipFill>
-                    <a:blip r:embed="rId53"/>
+                    <a:blip r:embed="rId63"/>
                     <a:stretch>
                       <a:fillRect/>
                     </a:stretch>
@@ -27761,7 +28943,7 @@
                     <pic:cNvPicPr/>
                   </pic:nvPicPr>
                   <pic:blipFill>
-                    <a:blip r:embed="rId54"/>
+                    <a:blip r:embed="rId64"/>
                     <a:stretch>
                       <a:fillRect/>
                     </a:stretch>
@@ -27998,7 +29180,7 @@
                     <pic:cNvPicPr/>
                   </pic:nvPicPr>
                   <pic:blipFill>
-                    <a:blip r:embed="rId55"/>
+                    <a:blip r:embed="rId65"/>
                     <a:stretch>
                       <a:fillRect/>
                     </a:stretch>
@@ -28138,7 +29320,7 @@
                     <pic:cNvPicPr/>
                   </pic:nvPicPr>
                   <pic:blipFill>
-                    <a:blip r:embed="rId56"/>
+                    <a:blip r:embed="rId66"/>
                     <a:stretch>
                       <a:fillRect/>
                     </a:stretch>
@@ -28251,7 +29433,7 @@
                     <pic:cNvPicPr/>
                   </pic:nvPicPr>
                   <pic:blipFill>
-                    <a:blip r:embed="rId57"/>
+                    <a:blip r:embed="rId67"/>
                     <a:stretch>
                       <a:fillRect/>
                     </a:stretch>
@@ -28434,7 +29616,7 @@
                     <pic:cNvPicPr/>
                   </pic:nvPicPr>
                   <pic:blipFill>
-                    <a:blip r:embed="rId58"/>
+                    <a:blip r:embed="rId68"/>
                     <a:stretch>
                       <a:fillRect/>
                     </a:stretch>
@@ -28585,7 +29767,7 @@
                     <pic:cNvPicPr/>
                   </pic:nvPicPr>
                   <pic:blipFill>
-                    <a:blip r:embed="rId59"/>
+                    <a:blip r:embed="rId69"/>
                     <a:stretch>
                       <a:fillRect/>
                     </a:stretch>
@@ -28713,7 +29895,7 @@
                     <pic:cNvPicPr/>
                   </pic:nvPicPr>
                   <pic:blipFill>
-                    <a:blip r:embed="rId60"/>
+                    <a:blip r:embed="rId70"/>
                     <a:stretch>
                       <a:fillRect/>
                     </a:stretch>
@@ -28834,7 +30016,7 @@
                     <pic:cNvPicPr/>
                   </pic:nvPicPr>
                   <pic:blipFill>
-                    <a:blip r:embed="rId61"/>
+                    <a:blip r:embed="rId71"/>
                     <a:stretch>
                       <a:fillRect/>
                     </a:stretch>
@@ -28958,7 +30140,7 @@
                     <pic:cNvPicPr/>
                   </pic:nvPicPr>
                   <pic:blipFill>
-                    <a:blip r:embed="rId62"/>
+                    <a:blip r:embed="rId72"/>
                     <a:stretch>
                       <a:fillRect/>
                     </a:stretch>
@@ -29102,7 +30284,7 @@
                     <pic:cNvPicPr/>
                   </pic:nvPicPr>
                   <pic:blipFill>
-                    <a:blip r:embed="rId63"/>
+                    <a:blip r:embed="rId73"/>
                     <a:stretch>
                       <a:fillRect/>
                     </a:stretch>
@@ -29226,7 +30408,7 @@
                     <pic:cNvPicPr/>
                   </pic:nvPicPr>
                   <pic:blipFill>
-                    <a:blip r:embed="rId64"/>
+                    <a:blip r:embed="rId74"/>
                     <a:stretch>
                       <a:fillRect/>
                     </a:stretch>
@@ -29377,7 +30559,7 @@
                     <pic:cNvPicPr/>
                   </pic:nvPicPr>
                   <pic:blipFill>
-                    <a:blip r:embed="rId65"/>
+                    <a:blip r:embed="rId75"/>
                     <a:stretch>
                       <a:fillRect/>
                     </a:stretch>
@@ -29508,7 +30690,7 @@
                     <pic:cNvPicPr/>
                   </pic:nvPicPr>
                   <pic:blipFill>
-                    <a:blip r:embed="rId66"/>
+                    <a:blip r:embed="rId76"/>
                     <a:stretch>
                       <a:fillRect/>
                     </a:stretch>
@@ -32188,7 +33370,7 @@
                           <pic:cNvPicPr/>
                         </pic:nvPicPr>
                         <pic:blipFill>
-                          <a:blip r:embed="rId67"/>
+                          <a:blip r:embed="rId77"/>
                           <a:stretch>
                             <a:fillRect/>
                           </a:stretch>
@@ -32927,7 +34109,7 @@
                           <pic:cNvPicPr/>
                         </pic:nvPicPr>
                         <pic:blipFill>
-                          <a:blip r:embed="rId68"/>
+                          <a:blip r:embed="rId78"/>
                           <a:stretch>
                             <a:fillRect/>
                           </a:stretch>
@@ -33670,7 +34852,7 @@
                           <pic:cNvPicPr/>
                         </pic:nvPicPr>
                         <pic:blipFill>
-                          <a:blip r:embed="rId69"/>
+                          <a:blip r:embed="rId79"/>
                           <a:stretch>
                             <a:fillRect/>
                           </a:stretch>
@@ -34401,7 +35583,7 @@
                           <pic:cNvPicPr/>
                         </pic:nvPicPr>
                         <pic:blipFill>
-                          <a:blip r:embed="rId70"/>
+                          <a:blip r:embed="rId80"/>
                           <a:stretch>
                             <a:fillRect/>
                           </a:stretch>
@@ -35163,7 +36345,7 @@
                           <pic:cNvPicPr/>
                         </pic:nvPicPr>
                         <pic:blipFill>
-                          <a:blip r:embed="rId71"/>
+                          <a:blip r:embed="rId81"/>
                           <a:stretch>
                             <a:fillRect/>
                           </a:stretch>
@@ -35928,7 +37110,7 @@
                           <pic:cNvPicPr/>
                         </pic:nvPicPr>
                         <pic:blipFill>
-                          <a:blip r:embed="rId72"/>
+                          <a:blip r:embed="rId82"/>
                           <a:stretch>
                             <a:fillRect/>
                           </a:stretch>
@@ -36675,7 +37857,7 @@
                           <pic:cNvPicPr/>
                         </pic:nvPicPr>
                         <pic:blipFill>
-                          <a:blip r:embed="rId73"/>
+                          <a:blip r:embed="rId83"/>
                           <a:stretch>
                             <a:fillRect/>
                           </a:stretch>
@@ -38036,7 +39218,7 @@
     </w:p>
     <w:p/>
     <w:sectPr>
-      <w:footerReference w:type="first" r:id="rId74"/>
+      <w:footerReference w:type="first" r:id="rId84"/>
       <w:pgSz w:w="11906" w:h="16838" w:code="9"/>
       <w:pgMar w:top="2268" w:right="1701" w:bottom="1701" w:left="2268" w:header="1701" w:footer="1134" w:gutter="0"/>
       <w:cols w:space="708"/>
@@ -40829,7 +42011,6 @@
   <w:style w:type="character" w:default="1" w:styleId="DefaultParagraphFont">
     <w:name w:val="Default Paragraph Font"/>
     <w:uiPriority w:val="1"/>
-    <w:semiHidden/>
     <w:unhideWhenUsed/>
   </w:style>
   <w:style w:type="table" w:default="1" w:styleId="TableNormal">
@@ -41462,6 +42643,7 @@
     <w:rsid w:val="00332E1E"/>
     <w:rsid w:val="00360D5E"/>
     <w:rsid w:val="003E1D5D"/>
+    <w:rsid w:val="003F5FD0"/>
     <w:rsid w:val="0040131C"/>
     <w:rsid w:val="00406D1F"/>
     <w:rsid w:val="00433C9C"/>
@@ -41470,7 +42652,9 @@
     <w:rsid w:val="0047283F"/>
     <w:rsid w:val="00480116"/>
     <w:rsid w:val="004B5D0A"/>
+    <w:rsid w:val="004E18F4"/>
     <w:rsid w:val="00542E6D"/>
+    <w:rsid w:val="005454B2"/>
     <w:rsid w:val="005779A7"/>
     <w:rsid w:val="005946F6"/>
     <w:rsid w:val="00634701"/>

--- a/Docs/BILA-BIMBINGAN-18.docx
+++ b/Docs/BILA-BIMBINGAN-18.docx
@@ -1223,14 +1223,66 @@
           <w:i/>
           <w:iCs/>
         </w:rPr>
-        <w:t>Waterfall</w:t>
+        <w:t>Waterfall.</w:t>
+      </w:r>
+    </w:p>
+    <w:p>
+      <w:pPr>
+        <w:spacing w:line="360" w:lineRule="auto"/>
+        <w:ind w:firstLine="720"/>
+      </w:pPr>
+      <w:r>
+        <w:t xml:space="preserve">Sistem yang dikembangkan berfokus pada tiga modul utama: 1) Akses Menu dan Pemesanan Mandiri melalui pemindaian QR Code unik di setiap meja, yang secara otomatis mengaitkan pesanan dengan nomor meja. 2) Pembayaran Tunai ke Kasir, yang memindahkan proses </w:t>
       </w:r>
       <w:r>
         <w:rPr>
           <w:i/>
           <w:iCs/>
         </w:rPr>
-        <w:t>.</w:t>
+        <w:t>checkout</w:t>
+      </w:r>
+      <w:r>
+        <w:t xml:space="preserve"> ke sistem kasir yang terkomputerisasi. 3) Pemantauan Status Pesanan </w:t>
+      </w:r>
+      <w:r>
+        <w:rPr>
+          <w:i/>
+          <w:iCs/>
+        </w:rPr>
+        <w:t>Real-time</w:t>
+      </w:r>
+      <w:r>
+        <w:t xml:space="preserve"> melalui </w:t>
+      </w:r>
+      <w:r>
+        <w:rPr>
+          <w:i/>
+          <w:iCs/>
+        </w:rPr>
+        <w:t>Dashboard</w:t>
+      </w:r>
+      <w:r>
+        <w:t xml:space="preserve"> Admin dan </w:t>
+      </w:r>
+      <w:r>
+        <w:rPr>
+          <w:i/>
+          <w:iCs/>
+        </w:rPr>
+        <w:t>Papan Kerja Karyawan</w:t>
+      </w:r>
+      <w:r>
+        <w:t xml:space="preserve">. Sistem ini diimplementasikan menggunakan </w:t>
+      </w:r>
+      <w:r>
+        <w:rPr>
+          <w:i/>
+          <w:iCs/>
+        </w:rPr>
+        <w:t>framework</w:t>
+      </w:r>
+      <w:r>
+        <w:t xml:space="preserve"> PHP Laravel dan basis data MySQL.</w:t>
       </w:r>
     </w:p>
     <w:p>
@@ -1239,148 +1291,80 @@
         <w:ind w:firstLine="720"/>
       </w:pPr>
       <w:r>
-        <w:t xml:space="preserve">Sistem yang dikembangkan berfokus pada tiga modul utama: 1) Akses Menu dan Pemesanan Mandiri melalui pemindaian QR Code unik di setiap meja, yang secara otomatis mengaitkan pesanan dengan nomor meja. 2) Pembayaran Tunai ke Kasir, yang memindahkan proses </w:t>
+        <w:t>Hasil pengujian fungsional (</w:t>
       </w:r>
       <w:r>
         <w:rPr>
           <w:i/>
           <w:iCs/>
         </w:rPr>
-        <w:t>checkout</w:t>
-      </w:r>
-      <w:r>
-        <w:t xml:space="preserve"> ke sistem kasir yang terkomputerisasi. 3) Pemantauan Status Pesanan </w:t>
+        <w:t>Black Box Testing</w:t>
+      </w:r>
+      <w:r>
+        <w:t xml:space="preserve">) menunjukkan bahwa seluruh fungsi inti sistem berjalan sesuai spesifikasi. Sementara itu, hasil </w:t>
       </w:r>
       <w:r>
         <w:rPr>
           <w:i/>
           <w:iCs/>
         </w:rPr>
-        <w:t>Real-time</w:t>
-      </w:r>
-      <w:r>
-        <w:t xml:space="preserve"> melalui </w:t>
+        <w:t>User Acceptance Testing</w:t>
+      </w:r>
+      <w:r>
+        <w:t xml:space="preserve"> (UAT) memvalidasi bahwa sistem mampu mengurangi waktu tunggu pelanggan, meningkatkan transparansi status pesanan , dan meningkatkan efisiensi operasional bagi karyawan dan pengelola dalam memproses pesanan dan mengelola laporan penjualan. Dengan demikian, implementasi sistem ini berhasil menjadi solusi inovatif untuk meningkatkan daya saing dan kualitas layanan di Tuan Coffee.</w:t>
+      </w:r>
+    </w:p>
+    <w:p>
+      <w:pPr>
+        <w:spacing w:line="360" w:lineRule="auto"/>
+      </w:pPr>
+    </w:p>
+    <w:p>
+      <w:pPr>
+        <w:spacing w:line="360" w:lineRule="auto"/>
+        <w:rPr>
+          <w:lang w:val="id-ID"/>
+        </w:rPr>
+      </w:pPr>
+      <w:r>
+        <w:rPr>
+          <w:b/>
+          <w:bCs/>
+        </w:rPr>
+        <w:t>Kata Kunci:</w:t>
+      </w:r>
+      <w:r>
+        <w:t xml:space="preserve"> </w:t>
       </w:r>
       <w:r>
         <w:rPr>
           <w:i/>
           <w:iCs/>
         </w:rPr>
-        <w:t>Dashboard</w:t>
-      </w:r>
-      <w:r>
-        <w:t xml:space="preserve"> Admin dan </w:t>
+        <w:t>QR Code</w:t>
+      </w:r>
+      <w:r>
+        <w:t xml:space="preserve">, Sistem Informasi, Pemesanan </w:t>
       </w:r>
       <w:r>
         <w:rPr>
           <w:i/>
           <w:iCs/>
         </w:rPr>
-        <w:t>Papan Kerja Karyawan</w:t>
-      </w:r>
-      <w:r>
-        <w:t xml:space="preserve">. Sistem ini diimplementasikan menggunakan </w:t>
+        <w:t>Web</w:t>
+      </w:r>
+      <w:r>
+        <w:t xml:space="preserve">, </w:t>
       </w:r>
       <w:r>
         <w:rPr>
           <w:i/>
           <w:iCs/>
         </w:rPr>
-        <w:t>framework</w:t>
-      </w:r>
-      <w:r>
-        <w:t xml:space="preserve"> PHP Laravel dan basis data MySQL</w:t>
-      </w:r>
-      <w:r>
-        <w:t>.</w:t>
-      </w:r>
-    </w:p>
-    <w:p>
-      <w:pPr>
-        <w:spacing w:line="360" w:lineRule="auto"/>
-        <w:ind w:firstLine="720"/>
-      </w:pPr>
-      <w:r>
-        <w:t>Hasil pengujian fungsional (</w:t>
-      </w:r>
-      <w:r>
-        <w:rPr>
-          <w:i/>
-          <w:iCs/>
-        </w:rPr>
-        <w:t>Black Box Testing</w:t>
-      </w:r>
-      <w:r>
-        <w:t xml:space="preserve">) menunjukkan bahwa seluruh fungsi inti sistem berjalan sesuai spesifikasi. Sementara itu, hasil </w:t>
-      </w:r>
-      <w:r>
-        <w:rPr>
-          <w:i/>
-          <w:iCs/>
-        </w:rPr>
-        <w:t>User Acceptance Testing</w:t>
-      </w:r>
-      <w:r>
-        <w:t xml:space="preserve"> (UAT) memvalidasi bahwa sistem mampu mengurangi waktu tunggu pelanggan, meningkatkan transparansi status pesanan , dan meningkatkan efisiensi operasional bagi karyawan dan pengelola dalam memproses pesanan dan mengelola laporan penjualan. Dengan demikian, implementasi sistem ini berhasil menjadi solusi inovatif untuk meningkatkan daya saing dan kualitas layanan di Tuan Coffee</w:t>
-      </w:r>
-      <w:r>
-        <w:t>.</w:t>
-      </w:r>
-    </w:p>
-    <w:p>
-      <w:pPr>
-        <w:spacing w:line="360" w:lineRule="auto"/>
-      </w:pPr>
-    </w:p>
-    <w:p>
-      <w:pPr>
-        <w:spacing w:line="360" w:lineRule="auto"/>
-        <w:rPr>
-          <w:lang w:val="id-ID"/>
-        </w:rPr>
-      </w:pPr>
-      <w:r>
-        <w:rPr>
-          <w:b/>
-          <w:bCs/>
-        </w:rPr>
-        <w:t>Kata Kunci:</w:t>
-      </w:r>
-      <w:r>
-        <w:t xml:space="preserve"> </w:t>
-      </w:r>
-      <w:r>
-        <w:rPr>
-          <w:i/>
-          <w:iCs/>
-        </w:rPr>
-        <w:t>QR Code</w:t>
-      </w:r>
-      <w:r>
-        <w:t xml:space="preserve">, Sistem Informasi, Pemesanan </w:t>
-      </w:r>
-      <w:r>
-        <w:rPr>
-          <w:i/>
-          <w:iCs/>
-        </w:rPr>
-        <w:t>Web</w:t>
-      </w:r>
-      <w:r>
-        <w:t xml:space="preserve">, </w:t>
-      </w:r>
-      <w:r>
-        <w:rPr>
-          <w:i/>
-          <w:iCs/>
-        </w:rPr>
         <w:t>Research and Development</w:t>
       </w:r>
       <w:r>
-        <w:t xml:space="preserve"> (R&amp;D), Tuan Coffee</w:t>
-      </w:r>
-      <w:r>
-        <w:t>.</w:t>
+        <w:t xml:space="preserve"> (R&amp;D), Tuan Coffee.</w:t>
       </w:r>
     </w:p>
     <w:p>
@@ -1453,10 +1437,7 @@
         <w:t>Waterfall</w:t>
       </w:r>
       <w:r>
-        <w:t xml:space="preserve"> approach</w:t>
-      </w:r>
-      <w:r>
-        <w:t>.</w:t>
+        <w:t xml:space="preserve"> approach.</w:t>
       </w:r>
     </w:p>
     <w:p>
@@ -1475,10 +1456,7 @@
         <w:t>Papan Kerja Karyawan</w:t>
       </w:r>
       <w:r>
-        <w:t>). The system is implemented using the PHP Laravel framework and MySQL database</w:t>
-      </w:r>
-      <w:r>
-        <w:t>.</w:t>
+        <w:t>). The system is implemented using the PHP Laravel framework and MySQL database.</w:t>
       </w:r>
     </w:p>
     <w:p>
@@ -1507,10 +1485,7 @@
         <w:t>User Acceptance Testing</w:t>
       </w:r>
       <w:r>
-        <w:t xml:space="preserve"> (UAT) results validate that the system successfully reduces customer waiting time, increases order status transparency , and enhances operational efficiency for employees and management in processing orders and managing sales reports. Thus, the implementation of this system provides an innovative solution for improving competitiveness and service quality at Tuan Coffee</w:t>
-      </w:r>
-      <w:r>
-        <w:t>.</w:t>
+        <w:t xml:space="preserve"> (UAT) results validate that the system successfully reduces customer waiting time, increases order status transparency , and enhances operational efficiency for employees and management in processing orders and managing sales reports. Thus, the implementation of this system provides an innovative solution for improving competitiveness and service quality at Tuan Coffee.</w:t>
       </w:r>
     </w:p>
     <w:p>
@@ -1530,10 +1505,7 @@
         <w:t>Keywords:</w:t>
       </w:r>
       <w:r>
-        <w:t xml:space="preserve"> QR Code, Information System, Web Ordering, Research and Development (R&amp;D), Tuan Coffee</w:t>
-      </w:r>
-      <w:r>
-        <w:t>.</w:t>
+        <w:t xml:space="preserve"> QR Code, Information System, Web Ordering, Research and Development (R&amp;D), Tuan Coffee.</w:t>
       </w:r>
     </w:p>
     <w:p>
@@ -6308,21 +6280,6 @@
     </w:p>
     <w:p>
       <w:pPr>
-        <w:spacing w:after="160" w:line="259" w:lineRule="auto"/>
-        <w:jc w:val="left"/>
-        <w:rPr>
-          <w:rFonts w:eastAsiaTheme="majorEastAsia" w:cstheme="majorBidi"/>
-          <w:b/>
-          <w:szCs w:val="40"/>
-        </w:rPr>
-      </w:pPr>
-      <w:r>
-        <w:lastRenderedPageBreak/>
-        <w:br w:type="page"/>
-      </w:r>
-    </w:p>
-    <w:p>
-      <w:pPr>
         <w:pStyle w:val="Heading1"/>
         <w:numPr>
           <w:ilvl w:val="0"/>
@@ -10560,12 +10517,12 @@
         <w:lastRenderedPageBreak/>
         <w:br/>
       </w:r>
-      <w:bookmarkStart w:id="6" w:name="_Hlk198458261"/>
-      <w:bookmarkStart w:id="7" w:name="_Toc214817354"/>
+      <w:bookmarkStart w:id="6" w:name="_Toc214817354"/>
+      <w:bookmarkStart w:id="7" w:name="_Hlk198458261"/>
       <w:r>
         <w:t>PENDAHULUAN</w:t>
       </w:r>
-      <w:bookmarkEnd w:id="7"/>
+      <w:bookmarkEnd w:id="6"/>
     </w:p>
     <w:p>
       <w:pPr>
@@ -11782,7 +11739,7 @@
         </w:sectPr>
       </w:pPr>
     </w:p>
-    <w:bookmarkEnd w:id="6"/>
+    <w:bookmarkEnd w:id="7"/>
     <w:p>
       <w:pPr>
         <w:pStyle w:val="Heading1"/>
@@ -11791,6 +11748,7 @@
         <w:rPr>
           <w:lang w:val="fi-FI"/>
         </w:rPr>
+        <w:lastRenderedPageBreak/>
         <w:br/>
       </w:r>
       <w:bookmarkStart w:id="16" w:name="_Toc214817362"/>
@@ -12166,7 +12124,7 @@
           <w:szCs w:val="24"/>
         </w:rPr>
         <w:drawing>
-          <wp:inline distT="0" distB="0" distL="0" distR="0" wp14:anchorId="579DEB6B" wp14:editId="71F79E9F">
+          <wp:inline distT="0" distB="0" distL="0" distR="0" wp14:anchorId="579DEB6B" wp14:editId="1DD96588">
             <wp:extent cx="2690908" cy="2457450"/>
             <wp:effectExtent l="0" t="0" r="0" b="0"/>
             <wp:docPr id="1749981188" name="Picture 2"/>
@@ -19238,7 +19196,6 @@
                 <w14:ligatures w14:val="none"/>
               </w:rPr>
             </w:pPr>
-            <w:proofErr w:type="spellStart"/>
             <w:r>
               <w:rPr>
                 <w:rFonts w:eastAsia="Times New Roman" w:cs="Times New Roman"/>
@@ -19253,7 +19210,6 @@
               </w:rPr>
               <w:t>Pertanyaan</w:t>
             </w:r>
-            <w:proofErr w:type="spellEnd"/>
           </w:p>
         </w:tc>
         <w:tc>
@@ -19383,7 +19339,6 @@
                 <w14:ligatures w14:val="none"/>
               </w:rPr>
             </w:pPr>
-            <w:proofErr w:type="spellStart"/>
             <w:r>
               <w:rPr>
                 <w:rFonts w:eastAsia="Times New Roman" w:cs="Times New Roman"/>
@@ -19394,98 +19349,7 @@
                 <w:lang w:eastAsia="en-ID" w:bidi="ar-SA"/>
                 <w14:ligatures w14:val="none"/>
               </w:rPr>
-              <w:t>Mengetahui</w:t>
-            </w:r>
-            <w:proofErr w:type="spellEnd"/>
-            <w:r>
-              <w:rPr>
-                <w:rFonts w:eastAsia="Times New Roman" w:cs="Times New Roman"/>
-                <w:noProof w:val="0"/>
-                <w:kern w:val="0"/>
-                <w:sz w:val="20"/>
-                <w:szCs w:val="20"/>
-                <w:lang w:eastAsia="en-ID" w:bidi="ar-SA"/>
-                <w14:ligatures w14:val="none"/>
-              </w:rPr>
-              <w:t xml:space="preserve"> </w:t>
-            </w:r>
-            <w:proofErr w:type="spellStart"/>
-            <w:r>
-              <w:rPr>
-                <w:rFonts w:eastAsia="Times New Roman" w:cs="Times New Roman"/>
-                <w:noProof w:val="0"/>
-                <w:kern w:val="0"/>
-                <w:sz w:val="20"/>
-                <w:szCs w:val="20"/>
-                <w:lang w:eastAsia="en-ID" w:bidi="ar-SA"/>
-                <w14:ligatures w14:val="none"/>
-              </w:rPr>
-              <w:t>alur</w:t>
-            </w:r>
-            <w:proofErr w:type="spellEnd"/>
-            <w:r>
-              <w:rPr>
-                <w:rFonts w:eastAsia="Times New Roman" w:cs="Times New Roman"/>
-                <w:noProof w:val="0"/>
-                <w:kern w:val="0"/>
-                <w:sz w:val="20"/>
-                <w:szCs w:val="20"/>
-                <w:lang w:eastAsia="en-ID" w:bidi="ar-SA"/>
-                <w14:ligatures w14:val="none"/>
-              </w:rPr>
-              <w:t xml:space="preserve"> </w:t>
-            </w:r>
-            <w:proofErr w:type="spellStart"/>
-            <w:r>
-              <w:rPr>
-                <w:rFonts w:eastAsia="Times New Roman" w:cs="Times New Roman"/>
-                <w:noProof w:val="0"/>
-                <w:kern w:val="0"/>
-                <w:sz w:val="20"/>
-                <w:szCs w:val="20"/>
-                <w:lang w:eastAsia="en-ID" w:bidi="ar-SA"/>
-                <w14:ligatures w14:val="none"/>
-              </w:rPr>
-              <w:t>kerja</w:t>
-            </w:r>
-            <w:proofErr w:type="spellEnd"/>
-            <w:r>
-              <w:rPr>
-                <w:rFonts w:eastAsia="Times New Roman" w:cs="Times New Roman"/>
-                <w:noProof w:val="0"/>
-                <w:kern w:val="0"/>
-                <w:sz w:val="20"/>
-                <w:szCs w:val="20"/>
-                <w:lang w:eastAsia="en-ID" w:bidi="ar-SA"/>
-                <w14:ligatures w14:val="none"/>
-              </w:rPr>
-              <w:t xml:space="preserve"> </w:t>
-            </w:r>
-            <w:proofErr w:type="spellStart"/>
-            <w:r>
-              <w:rPr>
-                <w:rFonts w:eastAsia="Times New Roman" w:cs="Times New Roman"/>
-                <w:noProof w:val="0"/>
-                <w:kern w:val="0"/>
-                <w:sz w:val="20"/>
-                <w:szCs w:val="20"/>
-                <w:lang w:eastAsia="en-ID" w:bidi="ar-SA"/>
-                <w14:ligatures w14:val="none"/>
-              </w:rPr>
-              <w:t>sistem</w:t>
-            </w:r>
-            <w:proofErr w:type="spellEnd"/>
-            <w:r>
-              <w:rPr>
-                <w:rFonts w:eastAsia="Times New Roman" w:cs="Times New Roman"/>
-                <w:noProof w:val="0"/>
-                <w:kern w:val="0"/>
-                <w:sz w:val="20"/>
-                <w:szCs w:val="20"/>
-                <w:lang w:eastAsia="en-ID" w:bidi="ar-SA"/>
-                <w14:ligatures w14:val="none"/>
-              </w:rPr>
-              <w:t xml:space="preserve"> manual</w:t>
+              <w:t>Mengetahui alur kerja sistem manual</w:t>
             </w:r>
           </w:p>
         </w:tc>
@@ -19915,7 +19779,6 @@
                 <w14:ligatures w14:val="none"/>
               </w:rPr>
             </w:pPr>
-            <w:proofErr w:type="spellStart"/>
             <w:r>
               <w:rPr>
                 <w:rFonts w:eastAsia="Times New Roman" w:cs="Times New Roman"/>
@@ -19926,113 +19789,8 @@
                 <w:lang w:eastAsia="en-ID" w:bidi="ar-SA"/>
                 <w14:ligatures w14:val="none"/>
               </w:rPr>
-              <w:t>Mengukur</w:t>
-            </w:r>
-            <w:proofErr w:type="spellEnd"/>
-            <w:r>
-              <w:rPr>
-                <w:rFonts w:eastAsia="Times New Roman" w:cs="Times New Roman"/>
-                <w:noProof w:val="0"/>
-                <w:kern w:val="0"/>
-                <w:sz w:val="20"/>
-                <w:szCs w:val="20"/>
-                <w:lang w:eastAsia="en-ID" w:bidi="ar-SA"/>
-                <w14:ligatures w14:val="none"/>
-              </w:rPr>
-              <w:t xml:space="preserve"> </w:t>
-            </w:r>
-            <w:proofErr w:type="spellStart"/>
-            <w:r>
-              <w:rPr>
-                <w:rFonts w:eastAsia="Times New Roman" w:cs="Times New Roman"/>
-                <w:noProof w:val="0"/>
-                <w:kern w:val="0"/>
-                <w:sz w:val="20"/>
-                <w:szCs w:val="20"/>
-                <w:lang w:eastAsia="en-ID" w:bidi="ar-SA"/>
-                <w14:ligatures w14:val="none"/>
-              </w:rPr>
-              <w:t>kesiapan</w:t>
-            </w:r>
-            <w:proofErr w:type="spellEnd"/>
-            <w:r>
-              <w:rPr>
-                <w:rFonts w:eastAsia="Times New Roman" w:cs="Times New Roman"/>
-                <w:noProof w:val="0"/>
-                <w:kern w:val="0"/>
-                <w:sz w:val="20"/>
-                <w:szCs w:val="20"/>
-                <w:lang w:eastAsia="en-ID" w:bidi="ar-SA"/>
-                <w14:ligatures w14:val="none"/>
-              </w:rPr>
-              <w:t xml:space="preserve"> </w:t>
-            </w:r>
-            <w:proofErr w:type="spellStart"/>
-            <w:r>
-              <w:rPr>
-                <w:rFonts w:eastAsia="Times New Roman" w:cs="Times New Roman"/>
-                <w:noProof w:val="0"/>
-                <w:kern w:val="0"/>
-                <w:sz w:val="20"/>
-                <w:szCs w:val="20"/>
-                <w:lang w:eastAsia="en-ID" w:bidi="ar-SA"/>
-                <w14:ligatures w14:val="none"/>
-              </w:rPr>
-              <w:t>adopsi</w:t>
-            </w:r>
-            <w:proofErr w:type="spellEnd"/>
-            <w:r>
-              <w:rPr>
-                <w:rFonts w:eastAsia="Times New Roman" w:cs="Times New Roman"/>
-                <w:noProof w:val="0"/>
-                <w:kern w:val="0"/>
-                <w:sz w:val="20"/>
-                <w:szCs w:val="20"/>
-                <w:lang w:eastAsia="en-ID" w:bidi="ar-SA"/>
-                <w14:ligatures w14:val="none"/>
-              </w:rPr>
-              <w:t xml:space="preserve"> </w:t>
-            </w:r>
-            <w:proofErr w:type="spellStart"/>
-            <w:r>
-              <w:rPr>
-                <w:rFonts w:eastAsia="Times New Roman" w:cs="Times New Roman"/>
-                <w:noProof w:val="0"/>
-                <w:kern w:val="0"/>
-                <w:sz w:val="20"/>
-                <w:szCs w:val="20"/>
-                <w:lang w:eastAsia="en-ID" w:bidi="ar-SA"/>
-                <w14:ligatures w14:val="none"/>
-              </w:rPr>
-              <w:t>sistem</w:t>
-            </w:r>
-            <w:proofErr w:type="spellEnd"/>
-            <w:r>
-              <w:rPr>
-                <w:rFonts w:eastAsia="Times New Roman" w:cs="Times New Roman"/>
-                <w:noProof w:val="0"/>
-                <w:kern w:val="0"/>
-                <w:sz w:val="20"/>
-                <w:szCs w:val="20"/>
-                <w:lang w:eastAsia="en-ID" w:bidi="ar-SA"/>
-                <w14:ligatures w14:val="none"/>
-              </w:rPr>
-              <w:t xml:space="preserve"> </w:t>
-            </w:r>
-            <w:proofErr w:type="spellStart"/>
-            <w:r>
-              <w:rPr>
-                <w:rFonts w:eastAsia="Times New Roman" w:cs="Times New Roman"/>
-                <w:noProof w:val="0"/>
-                <w:kern w:val="0"/>
-                <w:sz w:val="20"/>
-                <w:szCs w:val="20"/>
-                <w:lang w:eastAsia="en-ID" w:bidi="ar-SA"/>
-                <w14:ligatures w14:val="none"/>
-              </w:rPr>
-              <w:t>baru</w:t>
-            </w:r>
-            <w:proofErr w:type="spellEnd"/>
+              <w:t>Mengukur kesiapan adopsi sistem baru</w:t>
+            </w:r>
           </w:p>
         </w:tc>
       </w:tr>
@@ -20102,10 +19860,19 @@
                 <w:lang w:eastAsia="en-ID" w:bidi="ar-SA"/>
                 <w14:ligatures w14:val="none"/>
               </w:rPr>
-              <w:t xml:space="preserve">Fitur </w:t>
-            </w:r>
-            <w:proofErr w:type="spellStart"/>
-            <w:r>
+              <w:t>Fitur apa saja yang diharapkan tersedia dalam sistem pemesanan &amp; pembayaran?</w:t>
+            </w:r>
+          </w:p>
+        </w:tc>
+        <w:tc>
+          <w:tcPr>
+            <w:tcW w:w="0" w:type="auto"/>
+            <w:vAlign w:val="center"/>
+            <w:hideMark/>
+          </w:tcPr>
+          <w:p>
+            <w:pPr>
+              <w:jc w:val="left"/>
               <w:rPr>
                 <w:rFonts w:eastAsia="Times New Roman" w:cs="Times New Roman"/>
                 <w:noProof w:val="0"/>
@@ -20115,9 +19882,7 @@
                 <w:lang w:eastAsia="en-ID" w:bidi="ar-SA"/>
                 <w14:ligatures w14:val="none"/>
               </w:rPr>
-              <w:t>apa</w:t>
-            </w:r>
-            <w:proofErr w:type="spellEnd"/>
+            </w:pPr>
             <w:r>
               <w:rPr>
                 <w:rFonts w:eastAsia="Times New Roman" w:cs="Times New Roman"/>
@@ -20128,381 +19893,8 @@
                 <w:lang w:eastAsia="en-ID" w:bidi="ar-SA"/>
                 <w14:ligatures w14:val="none"/>
               </w:rPr>
-              <w:t xml:space="preserve"> </w:t>
-            </w:r>
-            <w:proofErr w:type="spellStart"/>
-            <w:r>
-              <w:rPr>
-                <w:rFonts w:eastAsia="Times New Roman" w:cs="Times New Roman"/>
-                <w:noProof w:val="0"/>
-                <w:kern w:val="0"/>
-                <w:sz w:val="20"/>
-                <w:szCs w:val="20"/>
-                <w:lang w:eastAsia="en-ID" w:bidi="ar-SA"/>
-                <w14:ligatures w14:val="none"/>
-              </w:rPr>
-              <w:t>saja</w:t>
-            </w:r>
-            <w:proofErr w:type="spellEnd"/>
-            <w:r>
-              <w:rPr>
-                <w:rFonts w:eastAsia="Times New Roman" w:cs="Times New Roman"/>
-                <w:noProof w:val="0"/>
-                <w:kern w:val="0"/>
-                <w:sz w:val="20"/>
-                <w:szCs w:val="20"/>
-                <w:lang w:eastAsia="en-ID" w:bidi="ar-SA"/>
-                <w14:ligatures w14:val="none"/>
-              </w:rPr>
-              <w:t xml:space="preserve"> yang </w:t>
-            </w:r>
-            <w:proofErr w:type="spellStart"/>
-            <w:r>
-              <w:rPr>
-                <w:rFonts w:eastAsia="Times New Roman" w:cs="Times New Roman"/>
-                <w:noProof w:val="0"/>
-                <w:kern w:val="0"/>
-                <w:sz w:val="20"/>
-                <w:szCs w:val="20"/>
-                <w:lang w:eastAsia="en-ID" w:bidi="ar-SA"/>
-                <w14:ligatures w14:val="none"/>
-              </w:rPr>
-              <w:t>diharapkan</w:t>
-            </w:r>
-            <w:proofErr w:type="spellEnd"/>
-            <w:r>
-              <w:rPr>
-                <w:rFonts w:eastAsia="Times New Roman" w:cs="Times New Roman"/>
-                <w:noProof w:val="0"/>
-                <w:kern w:val="0"/>
-                <w:sz w:val="20"/>
-                <w:szCs w:val="20"/>
-                <w:lang w:eastAsia="en-ID" w:bidi="ar-SA"/>
-                <w14:ligatures w14:val="none"/>
-              </w:rPr>
-              <w:t xml:space="preserve"> </w:t>
-            </w:r>
-            <w:proofErr w:type="spellStart"/>
-            <w:r>
-              <w:rPr>
-                <w:rFonts w:eastAsia="Times New Roman" w:cs="Times New Roman"/>
-                <w:noProof w:val="0"/>
-                <w:kern w:val="0"/>
-                <w:sz w:val="20"/>
-                <w:szCs w:val="20"/>
-                <w:lang w:eastAsia="en-ID" w:bidi="ar-SA"/>
-                <w14:ligatures w14:val="none"/>
-              </w:rPr>
-              <w:t>tersedia</w:t>
-            </w:r>
-            <w:proofErr w:type="spellEnd"/>
-            <w:r>
-              <w:rPr>
-                <w:rFonts w:eastAsia="Times New Roman" w:cs="Times New Roman"/>
-                <w:noProof w:val="0"/>
-                <w:kern w:val="0"/>
-                <w:sz w:val="20"/>
-                <w:szCs w:val="20"/>
-                <w:lang w:eastAsia="en-ID" w:bidi="ar-SA"/>
-                <w14:ligatures w14:val="none"/>
-              </w:rPr>
-              <w:t xml:space="preserve"> </w:t>
-            </w:r>
-            <w:proofErr w:type="spellStart"/>
-            <w:r>
-              <w:rPr>
-                <w:rFonts w:eastAsia="Times New Roman" w:cs="Times New Roman"/>
-                <w:noProof w:val="0"/>
-                <w:kern w:val="0"/>
-                <w:sz w:val="20"/>
-                <w:szCs w:val="20"/>
-                <w:lang w:eastAsia="en-ID" w:bidi="ar-SA"/>
-                <w14:ligatures w14:val="none"/>
-              </w:rPr>
-              <w:t>dalam</w:t>
-            </w:r>
-            <w:proofErr w:type="spellEnd"/>
-            <w:r>
-              <w:rPr>
-                <w:rFonts w:eastAsia="Times New Roman" w:cs="Times New Roman"/>
-                <w:noProof w:val="0"/>
-                <w:kern w:val="0"/>
-                <w:sz w:val="20"/>
-                <w:szCs w:val="20"/>
-                <w:lang w:eastAsia="en-ID" w:bidi="ar-SA"/>
-                <w14:ligatures w14:val="none"/>
-              </w:rPr>
-              <w:t xml:space="preserve"> </w:t>
-            </w:r>
-            <w:proofErr w:type="spellStart"/>
-            <w:r>
-              <w:rPr>
-                <w:rFonts w:eastAsia="Times New Roman" w:cs="Times New Roman"/>
-                <w:noProof w:val="0"/>
-                <w:kern w:val="0"/>
-                <w:sz w:val="20"/>
-                <w:szCs w:val="20"/>
-                <w:lang w:eastAsia="en-ID" w:bidi="ar-SA"/>
-                <w14:ligatures w14:val="none"/>
-              </w:rPr>
-              <w:t>sistem</w:t>
-            </w:r>
-            <w:proofErr w:type="spellEnd"/>
-            <w:r>
-              <w:rPr>
-                <w:rFonts w:eastAsia="Times New Roman" w:cs="Times New Roman"/>
-                <w:noProof w:val="0"/>
-                <w:kern w:val="0"/>
-                <w:sz w:val="20"/>
-                <w:szCs w:val="20"/>
-                <w:lang w:eastAsia="en-ID" w:bidi="ar-SA"/>
-                <w14:ligatures w14:val="none"/>
-              </w:rPr>
-              <w:t xml:space="preserve"> </w:t>
-            </w:r>
-            <w:proofErr w:type="spellStart"/>
-            <w:r>
-              <w:rPr>
-                <w:rFonts w:eastAsia="Times New Roman" w:cs="Times New Roman"/>
-                <w:noProof w:val="0"/>
-                <w:kern w:val="0"/>
-                <w:sz w:val="20"/>
-                <w:szCs w:val="20"/>
-                <w:lang w:eastAsia="en-ID" w:bidi="ar-SA"/>
-                <w14:ligatures w14:val="none"/>
-              </w:rPr>
-              <w:t>pemesanan</w:t>
-            </w:r>
-            <w:proofErr w:type="spellEnd"/>
-            <w:r>
-              <w:rPr>
-                <w:rFonts w:eastAsia="Times New Roman" w:cs="Times New Roman"/>
-                <w:noProof w:val="0"/>
-                <w:kern w:val="0"/>
-                <w:sz w:val="20"/>
-                <w:szCs w:val="20"/>
-                <w:lang w:eastAsia="en-ID" w:bidi="ar-SA"/>
-                <w14:ligatures w14:val="none"/>
-              </w:rPr>
-              <w:t xml:space="preserve"> &amp; </w:t>
-            </w:r>
-            <w:proofErr w:type="spellStart"/>
-            <w:r>
-              <w:rPr>
-                <w:rFonts w:eastAsia="Times New Roman" w:cs="Times New Roman"/>
-                <w:noProof w:val="0"/>
-                <w:kern w:val="0"/>
-                <w:sz w:val="20"/>
-                <w:szCs w:val="20"/>
-                <w:lang w:eastAsia="en-ID" w:bidi="ar-SA"/>
-                <w14:ligatures w14:val="none"/>
-              </w:rPr>
-              <w:t>pembayaran</w:t>
-            </w:r>
-            <w:proofErr w:type="spellEnd"/>
-            <w:r>
-              <w:rPr>
-                <w:rFonts w:eastAsia="Times New Roman" w:cs="Times New Roman"/>
-                <w:noProof w:val="0"/>
-                <w:kern w:val="0"/>
-                <w:sz w:val="20"/>
-                <w:szCs w:val="20"/>
-                <w:lang w:eastAsia="en-ID" w:bidi="ar-SA"/>
-                <w14:ligatures w14:val="none"/>
-              </w:rPr>
-              <w:t>?</w:t>
-            </w:r>
-          </w:p>
-        </w:tc>
-        <w:tc>
-          <w:tcPr>
-            <w:tcW w:w="0" w:type="auto"/>
-            <w:vAlign w:val="center"/>
-            <w:hideMark/>
-          </w:tcPr>
-          <w:p>
-            <w:pPr>
-              <w:jc w:val="left"/>
-              <w:rPr>
-                <w:rFonts w:eastAsia="Times New Roman" w:cs="Times New Roman"/>
-                <w:noProof w:val="0"/>
-                <w:kern w:val="0"/>
-                <w:sz w:val="20"/>
-                <w:szCs w:val="20"/>
-                <w:lang w:eastAsia="en-ID" w:bidi="ar-SA"/>
-                <w14:ligatures w14:val="none"/>
-              </w:rPr>
-            </w:pPr>
-            <w:proofErr w:type="spellStart"/>
-            <w:r>
-              <w:rPr>
-                <w:rFonts w:eastAsia="Times New Roman" w:cs="Times New Roman"/>
-                <w:noProof w:val="0"/>
-                <w:kern w:val="0"/>
-                <w:sz w:val="20"/>
-                <w:szCs w:val="20"/>
-                <w:lang w:eastAsia="en-ID" w:bidi="ar-SA"/>
-                <w14:ligatures w14:val="none"/>
-              </w:rPr>
-              <w:t>Memahami</w:t>
-            </w:r>
-            <w:proofErr w:type="spellEnd"/>
-            <w:r>
-              <w:rPr>
-                <w:rFonts w:eastAsia="Times New Roman" w:cs="Times New Roman"/>
-                <w:noProof w:val="0"/>
-                <w:kern w:val="0"/>
-                <w:sz w:val="20"/>
-                <w:szCs w:val="20"/>
-                <w:lang w:eastAsia="en-ID" w:bidi="ar-SA"/>
-                <w14:ligatures w14:val="none"/>
-              </w:rPr>
-              <w:t xml:space="preserve"> </w:t>
-            </w:r>
-            <w:proofErr w:type="spellStart"/>
-            <w:r>
-              <w:rPr>
-                <w:rFonts w:eastAsia="Times New Roman" w:cs="Times New Roman"/>
-                <w:noProof w:val="0"/>
-                <w:kern w:val="0"/>
-                <w:sz w:val="20"/>
-                <w:szCs w:val="20"/>
-                <w:lang w:eastAsia="en-ID" w:bidi="ar-SA"/>
-                <w14:ligatures w14:val="none"/>
-              </w:rPr>
-              <w:t>harapan</w:t>
-            </w:r>
-            <w:proofErr w:type="spellEnd"/>
-            <w:r>
-              <w:rPr>
-                <w:rFonts w:eastAsia="Times New Roman" w:cs="Times New Roman"/>
-                <w:noProof w:val="0"/>
-                <w:kern w:val="0"/>
-                <w:sz w:val="20"/>
-                <w:szCs w:val="20"/>
-                <w:lang w:eastAsia="en-ID" w:bidi="ar-SA"/>
-                <w14:ligatures w14:val="none"/>
-              </w:rPr>
-              <w:t xml:space="preserve"> </w:t>
-            </w:r>
-            <w:proofErr w:type="spellStart"/>
-            <w:r>
-              <w:rPr>
-                <w:rFonts w:eastAsia="Times New Roman" w:cs="Times New Roman"/>
-                <w:noProof w:val="0"/>
-                <w:kern w:val="0"/>
-                <w:sz w:val="20"/>
-                <w:szCs w:val="20"/>
-                <w:lang w:eastAsia="en-ID" w:bidi="ar-SA"/>
-                <w14:ligatures w14:val="none"/>
-              </w:rPr>
-              <w:t>pengguna</w:t>
-            </w:r>
-            <w:proofErr w:type="spellEnd"/>
-            <w:r>
-              <w:rPr>
-                <w:rFonts w:eastAsia="Times New Roman" w:cs="Times New Roman"/>
-                <w:noProof w:val="0"/>
-                <w:kern w:val="0"/>
-                <w:sz w:val="20"/>
-                <w:szCs w:val="20"/>
-                <w:lang w:eastAsia="en-ID" w:bidi="ar-SA"/>
-                <w14:ligatures w14:val="none"/>
-              </w:rPr>
-              <w:t xml:space="preserve"> </w:t>
-            </w:r>
-            <w:proofErr w:type="spellStart"/>
-            <w:r>
-              <w:rPr>
-                <w:rFonts w:eastAsia="Times New Roman" w:cs="Times New Roman"/>
-                <w:noProof w:val="0"/>
-                <w:kern w:val="0"/>
-                <w:sz w:val="20"/>
-                <w:szCs w:val="20"/>
-                <w:lang w:eastAsia="en-ID" w:bidi="ar-SA"/>
-                <w14:ligatures w14:val="none"/>
-              </w:rPr>
-              <w:t>terhadap</w:t>
-            </w:r>
-            <w:proofErr w:type="spellEnd"/>
-            <w:r>
-              <w:rPr>
-                <w:rFonts w:eastAsia="Times New Roman" w:cs="Times New Roman"/>
-                <w:noProof w:val="0"/>
-                <w:kern w:val="0"/>
-                <w:sz w:val="20"/>
-                <w:szCs w:val="20"/>
-                <w:lang w:eastAsia="en-ID" w:bidi="ar-SA"/>
-                <w14:ligatures w14:val="none"/>
-              </w:rPr>
-              <w:t xml:space="preserve"> </w:t>
-            </w:r>
-            <w:proofErr w:type="spellStart"/>
-            <w:r>
-              <w:rPr>
-                <w:rFonts w:eastAsia="Times New Roman" w:cs="Times New Roman"/>
-                <w:noProof w:val="0"/>
-                <w:kern w:val="0"/>
-                <w:sz w:val="20"/>
-                <w:szCs w:val="20"/>
-                <w:lang w:eastAsia="en-ID" w:bidi="ar-SA"/>
-                <w14:ligatures w14:val="none"/>
-              </w:rPr>
-              <w:t>fitur</w:t>
-            </w:r>
-            <w:proofErr w:type="spellEnd"/>
-            <w:r>
-              <w:rPr>
-                <w:rFonts w:eastAsia="Times New Roman" w:cs="Times New Roman"/>
-                <w:noProof w:val="0"/>
-                <w:kern w:val="0"/>
-                <w:sz w:val="20"/>
-                <w:szCs w:val="20"/>
-                <w:lang w:eastAsia="en-ID" w:bidi="ar-SA"/>
-                <w14:ligatures w14:val="none"/>
-              </w:rPr>
-              <w:t xml:space="preserve"> </w:t>
-            </w:r>
-            <w:proofErr w:type="spellStart"/>
-            <w:r>
-              <w:rPr>
-                <w:rFonts w:eastAsia="Times New Roman" w:cs="Times New Roman"/>
-                <w:noProof w:val="0"/>
-                <w:kern w:val="0"/>
-                <w:sz w:val="20"/>
-                <w:szCs w:val="20"/>
-                <w:lang w:eastAsia="en-ID" w:bidi="ar-SA"/>
-                <w14:ligatures w14:val="none"/>
-              </w:rPr>
-              <w:t>sistem</w:t>
-            </w:r>
-            <w:proofErr w:type="spellEnd"/>
-            <w:r>
-              <w:rPr>
-                <w:rFonts w:eastAsia="Times New Roman" w:cs="Times New Roman"/>
-                <w:noProof w:val="0"/>
-                <w:kern w:val="0"/>
-                <w:sz w:val="20"/>
-                <w:szCs w:val="20"/>
-                <w:lang w:eastAsia="en-ID" w:bidi="ar-SA"/>
-                <w14:ligatures w14:val="none"/>
-              </w:rPr>
-              <w:t xml:space="preserve"> </w:t>
-            </w:r>
-            <w:proofErr w:type="spellStart"/>
-            <w:r>
-              <w:rPr>
-                <w:rFonts w:eastAsia="Times New Roman" w:cs="Times New Roman"/>
-                <w:noProof w:val="0"/>
-                <w:kern w:val="0"/>
-                <w:sz w:val="20"/>
-                <w:szCs w:val="20"/>
-                <w:lang w:eastAsia="en-ID" w:bidi="ar-SA"/>
-                <w14:ligatures w14:val="none"/>
-              </w:rPr>
-              <w:t>baru</w:t>
-            </w:r>
-            <w:proofErr w:type="spellEnd"/>
+              <w:t>Memahami harapan pengguna terhadap fitur sistem baru</w:t>
+            </w:r>
           </w:p>
         </w:tc>
       </w:tr>
@@ -21512,9 +20904,8 @@
           <w:lang w:bidi="ar-SA"/>
           <w14:ligatures w14:val="none"/>
         </w:rPr>
-        <w:t>U</w:t>
-      </w:r>
-      <w:proofErr w:type="gramStart"/>
+        <w:t>U1</w:t>
+      </w:r>
       <w:r>
         <w:rPr>
           <w:rFonts w:eastAsia="Times New Roman" w:cs="Times New Roman"/>
@@ -21524,9 +20915,16 @@
           <w:lang w:bidi="ar-SA"/>
           <w14:ligatures w14:val="none"/>
         </w:rPr>
-        <w:t>1</w:t>
-      </w:r>
-      <w:r>
+        <w:t xml:space="preserve"> : Memindai QR Meja: Pelanggan memindai QR Code yang terpasang di setiap meja untuk mengakses sistem pemesanan dan secara otomatis mendeteksi nomor meja asal pesanan.</w:t>
+      </w:r>
+    </w:p>
+    <w:p>
+      <w:pPr>
+        <w:widowControl w:val="0"/>
+        <w:autoSpaceDE w:val="0"/>
+        <w:autoSpaceDN w:val="0"/>
+        <w:spacing w:line="480" w:lineRule="auto"/>
+        <w:ind w:left="1058"/>
         <w:rPr>
           <w:rFonts w:eastAsia="Times New Roman" w:cs="Times New Roman"/>
           <w:noProof w:val="0"/>
@@ -21535,9 +20933,7 @@
           <w:lang w:bidi="ar-SA"/>
           <w14:ligatures w14:val="none"/>
         </w:rPr>
-        <w:t xml:space="preserve"> :</w:t>
-      </w:r>
-      <w:proofErr w:type="gramEnd"/>
+      </w:pPr>
       <w:r>
         <w:rPr>
           <w:rFonts w:eastAsia="Times New Roman" w:cs="Times New Roman"/>
@@ -21547,9 +20943,8 @@
           <w:lang w:bidi="ar-SA"/>
           <w14:ligatures w14:val="none"/>
         </w:rPr>
-        <w:t xml:space="preserve"> </w:t>
-      </w:r>
-      <w:proofErr w:type="spellStart"/>
+        <w:t xml:space="preserve">U2 : Login : </w:t>
+      </w:r>
       <w:r>
         <w:rPr>
           <w:rFonts w:eastAsia="Times New Roman" w:cs="Times New Roman"/>
@@ -21559,9 +20954,8 @@
           <w:lang w:bidi="ar-SA"/>
           <w14:ligatures w14:val="none"/>
         </w:rPr>
-        <w:t>Memindai</w:t>
-      </w:r>
-      <w:proofErr w:type="spellEnd"/>
+        <w:t>Admin dapat login ke dashboard untuk melihat data l</w:t>
+      </w:r>
       <w:r>
         <w:rPr>
           <w:rFonts w:eastAsia="Times New Roman" w:cs="Times New Roman"/>
@@ -21571,9 +20965,8 @@
           <w:lang w:bidi="ar-SA"/>
           <w14:ligatures w14:val="none"/>
         </w:rPr>
-        <w:t xml:space="preserve"> QR Meja: </w:t>
-      </w:r>
-      <w:proofErr w:type="spellStart"/>
+        <w:t>ebih lanjut</w:t>
+      </w:r>
       <w:r>
         <w:rPr>
           <w:rFonts w:eastAsia="Times New Roman" w:cs="Times New Roman"/>
@@ -21583,10 +20976,16 @@
           <w:lang w:bidi="ar-SA"/>
           <w14:ligatures w14:val="none"/>
         </w:rPr>
-        <w:t>Pelanggan</w:t>
-      </w:r>
-      <w:proofErr w:type="spellEnd"/>
-      <w:r>
+        <w:t>.</w:t>
+      </w:r>
+    </w:p>
+    <w:p>
+      <w:pPr>
+        <w:widowControl w:val="0"/>
+        <w:autoSpaceDE w:val="0"/>
+        <w:autoSpaceDN w:val="0"/>
+        <w:spacing w:line="480" w:lineRule="auto"/>
+        <w:ind w:left="1058"/>
         <w:rPr>
           <w:rFonts w:eastAsia="Times New Roman" w:cs="Times New Roman"/>
           <w:noProof w:val="0"/>
@@ -21595,9 +20994,7 @@
           <w:lang w:bidi="ar-SA"/>
           <w14:ligatures w14:val="none"/>
         </w:rPr>
-        <w:t xml:space="preserve"> </w:t>
-      </w:r>
-      <w:proofErr w:type="spellStart"/>
+      </w:pPr>
       <w:r>
         <w:rPr>
           <w:rFonts w:eastAsia="Times New Roman" w:cs="Times New Roman"/>
@@ -21607,9 +21004,8 @@
           <w:lang w:bidi="ar-SA"/>
           <w14:ligatures w14:val="none"/>
         </w:rPr>
-        <w:t>memindai</w:t>
-      </w:r>
-      <w:proofErr w:type="spellEnd"/>
+        <w:t xml:space="preserve">U3 : Melihat Menu : </w:t>
+      </w:r>
       <w:r>
         <w:rPr>
           <w:rFonts w:eastAsia="Times New Roman" w:cs="Times New Roman"/>
@@ -21619,9 +21015,8 @@
           <w:lang w:bidi="ar-SA"/>
           <w14:ligatures w14:val="none"/>
         </w:rPr>
-        <w:t xml:space="preserve"> QR Code yang </w:t>
-      </w:r>
-      <w:proofErr w:type="spellStart"/>
+        <w:t>Setelah memindai QR Meja, pelanggan dapat melihat daftar menu makanan dan minuman yang tersedia di Tuan Coffee</w:t>
+      </w:r>
       <w:r>
         <w:rPr>
           <w:rFonts w:eastAsia="Times New Roman" w:cs="Times New Roman"/>
@@ -21631,10 +21026,16 @@
           <w:lang w:bidi="ar-SA"/>
           <w14:ligatures w14:val="none"/>
         </w:rPr>
-        <w:t>terpasang</w:t>
-      </w:r>
-      <w:proofErr w:type="spellEnd"/>
-      <w:r>
+        <w:t>.</w:t>
+      </w:r>
+    </w:p>
+    <w:p>
+      <w:pPr>
+        <w:widowControl w:val="0"/>
+        <w:autoSpaceDE w:val="0"/>
+        <w:autoSpaceDN w:val="0"/>
+        <w:spacing w:line="480" w:lineRule="auto"/>
+        <w:ind w:left="1058"/>
         <w:rPr>
           <w:rFonts w:eastAsia="Times New Roman" w:cs="Times New Roman"/>
           <w:noProof w:val="0"/>
@@ -21643,9 +21044,7 @@
           <w:lang w:bidi="ar-SA"/>
           <w14:ligatures w14:val="none"/>
         </w:rPr>
-        <w:t xml:space="preserve"> di </w:t>
-      </w:r>
-      <w:proofErr w:type="spellStart"/>
+      </w:pPr>
       <w:r>
         <w:rPr>
           <w:rFonts w:eastAsia="Times New Roman" w:cs="Times New Roman"/>
@@ -21655,9 +21054,8 @@
           <w:lang w:bidi="ar-SA"/>
           <w14:ligatures w14:val="none"/>
         </w:rPr>
-        <w:t>setiap</w:t>
-      </w:r>
-      <w:proofErr w:type="spellEnd"/>
+        <w:t xml:space="preserve">U4 : Pemesanan Menu : </w:t>
+      </w:r>
       <w:r>
         <w:rPr>
           <w:rFonts w:eastAsia="Times New Roman" w:cs="Times New Roman"/>
@@ -21667,1385 +21065,7 @@
           <w:lang w:bidi="ar-SA"/>
           <w14:ligatures w14:val="none"/>
         </w:rPr>
-        <w:t xml:space="preserve"> </w:t>
-      </w:r>
-      <w:proofErr w:type="spellStart"/>
-      <w:r>
-        <w:rPr>
-          <w:rFonts w:eastAsia="Times New Roman" w:cs="Times New Roman"/>
-          <w:noProof w:val="0"/>
-          <w:kern w:val="0"/>
-          <w:szCs w:val="24"/>
-          <w:lang w:bidi="ar-SA"/>
-          <w14:ligatures w14:val="none"/>
-        </w:rPr>
-        <w:t>meja</w:t>
-      </w:r>
-      <w:proofErr w:type="spellEnd"/>
-      <w:r>
-        <w:rPr>
-          <w:rFonts w:eastAsia="Times New Roman" w:cs="Times New Roman"/>
-          <w:noProof w:val="0"/>
-          <w:kern w:val="0"/>
-          <w:szCs w:val="24"/>
-          <w:lang w:bidi="ar-SA"/>
-          <w14:ligatures w14:val="none"/>
-        </w:rPr>
-        <w:t xml:space="preserve"> </w:t>
-      </w:r>
-      <w:proofErr w:type="spellStart"/>
-      <w:r>
-        <w:rPr>
-          <w:rFonts w:eastAsia="Times New Roman" w:cs="Times New Roman"/>
-          <w:noProof w:val="0"/>
-          <w:kern w:val="0"/>
-          <w:szCs w:val="24"/>
-          <w:lang w:bidi="ar-SA"/>
-          <w14:ligatures w14:val="none"/>
-        </w:rPr>
-        <w:t>untuk</w:t>
-      </w:r>
-      <w:proofErr w:type="spellEnd"/>
-      <w:r>
-        <w:rPr>
-          <w:rFonts w:eastAsia="Times New Roman" w:cs="Times New Roman"/>
-          <w:noProof w:val="0"/>
-          <w:kern w:val="0"/>
-          <w:szCs w:val="24"/>
-          <w:lang w:bidi="ar-SA"/>
-          <w14:ligatures w14:val="none"/>
-        </w:rPr>
-        <w:t xml:space="preserve"> </w:t>
-      </w:r>
-      <w:proofErr w:type="spellStart"/>
-      <w:r>
-        <w:rPr>
-          <w:rFonts w:eastAsia="Times New Roman" w:cs="Times New Roman"/>
-          <w:noProof w:val="0"/>
-          <w:kern w:val="0"/>
-          <w:szCs w:val="24"/>
-          <w:lang w:bidi="ar-SA"/>
-          <w14:ligatures w14:val="none"/>
-        </w:rPr>
-        <w:t>mengakses</w:t>
-      </w:r>
-      <w:proofErr w:type="spellEnd"/>
-      <w:r>
-        <w:rPr>
-          <w:rFonts w:eastAsia="Times New Roman" w:cs="Times New Roman"/>
-          <w:noProof w:val="0"/>
-          <w:kern w:val="0"/>
-          <w:szCs w:val="24"/>
-          <w:lang w:bidi="ar-SA"/>
-          <w14:ligatures w14:val="none"/>
-        </w:rPr>
-        <w:t xml:space="preserve"> </w:t>
-      </w:r>
-      <w:proofErr w:type="spellStart"/>
-      <w:r>
-        <w:rPr>
-          <w:rFonts w:eastAsia="Times New Roman" w:cs="Times New Roman"/>
-          <w:noProof w:val="0"/>
-          <w:kern w:val="0"/>
-          <w:szCs w:val="24"/>
-          <w:lang w:bidi="ar-SA"/>
-          <w14:ligatures w14:val="none"/>
-        </w:rPr>
-        <w:t>sistem</w:t>
-      </w:r>
-      <w:proofErr w:type="spellEnd"/>
-      <w:r>
-        <w:rPr>
-          <w:rFonts w:eastAsia="Times New Roman" w:cs="Times New Roman"/>
-          <w:noProof w:val="0"/>
-          <w:kern w:val="0"/>
-          <w:szCs w:val="24"/>
-          <w:lang w:bidi="ar-SA"/>
-          <w14:ligatures w14:val="none"/>
-        </w:rPr>
-        <w:t xml:space="preserve"> </w:t>
-      </w:r>
-      <w:proofErr w:type="spellStart"/>
-      <w:r>
-        <w:rPr>
-          <w:rFonts w:eastAsia="Times New Roman" w:cs="Times New Roman"/>
-          <w:noProof w:val="0"/>
-          <w:kern w:val="0"/>
-          <w:szCs w:val="24"/>
-          <w:lang w:bidi="ar-SA"/>
-          <w14:ligatures w14:val="none"/>
-        </w:rPr>
-        <w:t>pemesanan</w:t>
-      </w:r>
-      <w:proofErr w:type="spellEnd"/>
-      <w:r>
-        <w:rPr>
-          <w:rFonts w:eastAsia="Times New Roman" w:cs="Times New Roman"/>
-          <w:noProof w:val="0"/>
-          <w:kern w:val="0"/>
-          <w:szCs w:val="24"/>
-          <w:lang w:bidi="ar-SA"/>
-          <w14:ligatures w14:val="none"/>
-        </w:rPr>
-        <w:t xml:space="preserve"> dan </w:t>
-      </w:r>
-      <w:proofErr w:type="spellStart"/>
-      <w:r>
-        <w:rPr>
-          <w:rFonts w:eastAsia="Times New Roman" w:cs="Times New Roman"/>
-          <w:noProof w:val="0"/>
-          <w:kern w:val="0"/>
-          <w:szCs w:val="24"/>
-          <w:lang w:bidi="ar-SA"/>
-          <w14:ligatures w14:val="none"/>
-        </w:rPr>
-        <w:t>secara</w:t>
-      </w:r>
-      <w:proofErr w:type="spellEnd"/>
-      <w:r>
-        <w:rPr>
-          <w:rFonts w:eastAsia="Times New Roman" w:cs="Times New Roman"/>
-          <w:noProof w:val="0"/>
-          <w:kern w:val="0"/>
-          <w:szCs w:val="24"/>
-          <w:lang w:bidi="ar-SA"/>
-          <w14:ligatures w14:val="none"/>
-        </w:rPr>
-        <w:t xml:space="preserve"> </w:t>
-      </w:r>
-      <w:proofErr w:type="spellStart"/>
-      <w:r>
-        <w:rPr>
-          <w:rFonts w:eastAsia="Times New Roman" w:cs="Times New Roman"/>
-          <w:noProof w:val="0"/>
-          <w:kern w:val="0"/>
-          <w:szCs w:val="24"/>
-          <w:lang w:bidi="ar-SA"/>
-          <w14:ligatures w14:val="none"/>
-        </w:rPr>
-        <w:t>otomatis</w:t>
-      </w:r>
-      <w:proofErr w:type="spellEnd"/>
-      <w:r>
-        <w:rPr>
-          <w:rFonts w:eastAsia="Times New Roman" w:cs="Times New Roman"/>
-          <w:noProof w:val="0"/>
-          <w:kern w:val="0"/>
-          <w:szCs w:val="24"/>
-          <w:lang w:bidi="ar-SA"/>
-          <w14:ligatures w14:val="none"/>
-        </w:rPr>
-        <w:t xml:space="preserve"> </w:t>
-      </w:r>
-      <w:proofErr w:type="spellStart"/>
-      <w:r>
-        <w:rPr>
-          <w:rFonts w:eastAsia="Times New Roman" w:cs="Times New Roman"/>
-          <w:noProof w:val="0"/>
-          <w:kern w:val="0"/>
-          <w:szCs w:val="24"/>
-          <w:lang w:bidi="ar-SA"/>
-          <w14:ligatures w14:val="none"/>
-        </w:rPr>
-        <w:t>mendeteksi</w:t>
-      </w:r>
-      <w:proofErr w:type="spellEnd"/>
-      <w:r>
-        <w:rPr>
-          <w:rFonts w:eastAsia="Times New Roman" w:cs="Times New Roman"/>
-          <w:noProof w:val="0"/>
-          <w:kern w:val="0"/>
-          <w:szCs w:val="24"/>
-          <w:lang w:bidi="ar-SA"/>
-          <w14:ligatures w14:val="none"/>
-        </w:rPr>
-        <w:t xml:space="preserve"> </w:t>
-      </w:r>
-      <w:proofErr w:type="spellStart"/>
-      <w:r>
-        <w:rPr>
-          <w:rFonts w:eastAsia="Times New Roman" w:cs="Times New Roman"/>
-          <w:noProof w:val="0"/>
-          <w:kern w:val="0"/>
-          <w:szCs w:val="24"/>
-          <w:lang w:bidi="ar-SA"/>
-          <w14:ligatures w14:val="none"/>
-        </w:rPr>
-        <w:t>nomor</w:t>
-      </w:r>
-      <w:proofErr w:type="spellEnd"/>
-      <w:r>
-        <w:rPr>
-          <w:rFonts w:eastAsia="Times New Roman" w:cs="Times New Roman"/>
-          <w:noProof w:val="0"/>
-          <w:kern w:val="0"/>
-          <w:szCs w:val="24"/>
-          <w:lang w:bidi="ar-SA"/>
-          <w14:ligatures w14:val="none"/>
-        </w:rPr>
-        <w:t xml:space="preserve"> </w:t>
-      </w:r>
-      <w:proofErr w:type="spellStart"/>
-      <w:r>
-        <w:rPr>
-          <w:rFonts w:eastAsia="Times New Roman" w:cs="Times New Roman"/>
-          <w:noProof w:val="0"/>
-          <w:kern w:val="0"/>
-          <w:szCs w:val="24"/>
-          <w:lang w:bidi="ar-SA"/>
-          <w14:ligatures w14:val="none"/>
-        </w:rPr>
-        <w:t>meja</w:t>
-      </w:r>
-      <w:proofErr w:type="spellEnd"/>
-      <w:r>
-        <w:rPr>
-          <w:rFonts w:eastAsia="Times New Roman" w:cs="Times New Roman"/>
-          <w:noProof w:val="0"/>
-          <w:kern w:val="0"/>
-          <w:szCs w:val="24"/>
-          <w:lang w:bidi="ar-SA"/>
-          <w14:ligatures w14:val="none"/>
-        </w:rPr>
-        <w:t xml:space="preserve"> </w:t>
-      </w:r>
-      <w:proofErr w:type="spellStart"/>
-      <w:r>
-        <w:rPr>
-          <w:rFonts w:eastAsia="Times New Roman" w:cs="Times New Roman"/>
-          <w:noProof w:val="0"/>
-          <w:kern w:val="0"/>
-          <w:szCs w:val="24"/>
-          <w:lang w:bidi="ar-SA"/>
-          <w14:ligatures w14:val="none"/>
-        </w:rPr>
-        <w:t>asal</w:t>
-      </w:r>
-      <w:proofErr w:type="spellEnd"/>
-      <w:r>
-        <w:rPr>
-          <w:rFonts w:eastAsia="Times New Roman" w:cs="Times New Roman"/>
-          <w:noProof w:val="0"/>
-          <w:kern w:val="0"/>
-          <w:szCs w:val="24"/>
-          <w:lang w:bidi="ar-SA"/>
-          <w14:ligatures w14:val="none"/>
-        </w:rPr>
-        <w:t xml:space="preserve"> </w:t>
-      </w:r>
-      <w:proofErr w:type="spellStart"/>
-      <w:r>
-        <w:rPr>
-          <w:rFonts w:eastAsia="Times New Roman" w:cs="Times New Roman"/>
-          <w:noProof w:val="0"/>
-          <w:kern w:val="0"/>
-          <w:szCs w:val="24"/>
-          <w:lang w:bidi="ar-SA"/>
-          <w14:ligatures w14:val="none"/>
-        </w:rPr>
-        <w:t>pesanan</w:t>
-      </w:r>
-      <w:proofErr w:type="spellEnd"/>
-      <w:r>
-        <w:rPr>
-          <w:rFonts w:eastAsia="Times New Roman" w:cs="Times New Roman"/>
-          <w:noProof w:val="0"/>
-          <w:kern w:val="0"/>
-          <w:szCs w:val="24"/>
-          <w:lang w:bidi="ar-SA"/>
-          <w14:ligatures w14:val="none"/>
-        </w:rPr>
-        <w:t>.</w:t>
-      </w:r>
-    </w:p>
-    <w:p>
-      <w:pPr>
-        <w:widowControl w:val="0"/>
-        <w:autoSpaceDE w:val="0"/>
-        <w:autoSpaceDN w:val="0"/>
-        <w:spacing w:line="480" w:lineRule="auto"/>
-        <w:ind w:left="1058"/>
-        <w:rPr>
-          <w:rFonts w:eastAsia="Times New Roman" w:cs="Times New Roman"/>
-          <w:noProof w:val="0"/>
-          <w:kern w:val="0"/>
-          <w:szCs w:val="24"/>
-          <w:lang w:bidi="ar-SA"/>
-          <w14:ligatures w14:val="none"/>
-        </w:rPr>
-      </w:pPr>
-      <w:proofErr w:type="gramStart"/>
-      <w:r>
-        <w:rPr>
-          <w:rFonts w:eastAsia="Times New Roman" w:cs="Times New Roman"/>
-          <w:noProof w:val="0"/>
-          <w:kern w:val="0"/>
-          <w:szCs w:val="24"/>
-          <w:lang w:bidi="ar-SA"/>
-          <w14:ligatures w14:val="none"/>
-        </w:rPr>
-        <w:t>U2 :</w:t>
-      </w:r>
-      <w:proofErr w:type="gramEnd"/>
-      <w:r>
-        <w:rPr>
-          <w:rFonts w:eastAsia="Times New Roman" w:cs="Times New Roman"/>
-          <w:noProof w:val="0"/>
-          <w:kern w:val="0"/>
-          <w:szCs w:val="24"/>
-          <w:lang w:bidi="ar-SA"/>
-          <w14:ligatures w14:val="none"/>
-        </w:rPr>
-        <w:t xml:space="preserve"> </w:t>
-      </w:r>
-      <w:proofErr w:type="gramStart"/>
-      <w:r>
-        <w:rPr>
-          <w:rFonts w:eastAsia="Times New Roman" w:cs="Times New Roman"/>
-          <w:noProof w:val="0"/>
-          <w:kern w:val="0"/>
-          <w:szCs w:val="24"/>
-          <w:lang w:bidi="ar-SA"/>
-          <w14:ligatures w14:val="none"/>
-        </w:rPr>
-        <w:t>Login :</w:t>
-      </w:r>
-      <w:proofErr w:type="gramEnd"/>
-      <w:r>
-        <w:rPr>
-          <w:rFonts w:eastAsia="Times New Roman" w:cs="Times New Roman"/>
-          <w:noProof w:val="0"/>
-          <w:kern w:val="0"/>
-          <w:szCs w:val="24"/>
-          <w:lang w:bidi="ar-SA"/>
-          <w14:ligatures w14:val="none"/>
-        </w:rPr>
-        <w:t xml:space="preserve"> </w:t>
-      </w:r>
-      <w:r>
-        <w:rPr>
-          <w:rFonts w:eastAsia="Times New Roman" w:cs="Times New Roman"/>
-          <w:noProof w:val="0"/>
-          <w:kern w:val="0"/>
-          <w:szCs w:val="24"/>
-          <w:lang w:bidi="ar-SA"/>
-          <w14:ligatures w14:val="none"/>
-        </w:rPr>
-        <w:t xml:space="preserve">Admin </w:t>
-      </w:r>
-      <w:proofErr w:type="spellStart"/>
-      <w:r>
-        <w:rPr>
-          <w:rFonts w:eastAsia="Times New Roman" w:cs="Times New Roman"/>
-          <w:noProof w:val="0"/>
-          <w:kern w:val="0"/>
-          <w:szCs w:val="24"/>
-          <w:lang w:bidi="ar-SA"/>
-          <w14:ligatures w14:val="none"/>
-        </w:rPr>
-        <w:t>dapat</w:t>
-      </w:r>
-      <w:proofErr w:type="spellEnd"/>
-      <w:r>
-        <w:rPr>
-          <w:rFonts w:eastAsia="Times New Roman" w:cs="Times New Roman"/>
-          <w:noProof w:val="0"/>
-          <w:kern w:val="0"/>
-          <w:szCs w:val="24"/>
-          <w:lang w:bidi="ar-SA"/>
-          <w14:ligatures w14:val="none"/>
-        </w:rPr>
-        <w:t xml:space="preserve"> login </w:t>
-      </w:r>
-      <w:proofErr w:type="spellStart"/>
-      <w:r>
-        <w:rPr>
-          <w:rFonts w:eastAsia="Times New Roman" w:cs="Times New Roman"/>
-          <w:noProof w:val="0"/>
-          <w:kern w:val="0"/>
-          <w:szCs w:val="24"/>
-          <w:lang w:bidi="ar-SA"/>
-          <w14:ligatures w14:val="none"/>
-        </w:rPr>
-        <w:t>ke</w:t>
-      </w:r>
-      <w:proofErr w:type="spellEnd"/>
-      <w:r>
-        <w:rPr>
-          <w:rFonts w:eastAsia="Times New Roman" w:cs="Times New Roman"/>
-          <w:noProof w:val="0"/>
-          <w:kern w:val="0"/>
-          <w:szCs w:val="24"/>
-          <w:lang w:bidi="ar-SA"/>
-          <w14:ligatures w14:val="none"/>
-        </w:rPr>
-        <w:t xml:space="preserve"> dashboard </w:t>
-      </w:r>
-      <w:proofErr w:type="spellStart"/>
-      <w:r>
-        <w:rPr>
-          <w:rFonts w:eastAsia="Times New Roman" w:cs="Times New Roman"/>
-          <w:noProof w:val="0"/>
-          <w:kern w:val="0"/>
-          <w:szCs w:val="24"/>
-          <w:lang w:bidi="ar-SA"/>
-          <w14:ligatures w14:val="none"/>
-        </w:rPr>
-        <w:t>untuk</w:t>
-      </w:r>
-      <w:proofErr w:type="spellEnd"/>
-      <w:r>
-        <w:rPr>
-          <w:rFonts w:eastAsia="Times New Roman" w:cs="Times New Roman"/>
-          <w:noProof w:val="0"/>
-          <w:kern w:val="0"/>
-          <w:szCs w:val="24"/>
-          <w:lang w:bidi="ar-SA"/>
-          <w14:ligatures w14:val="none"/>
-        </w:rPr>
-        <w:t xml:space="preserve"> </w:t>
-      </w:r>
-      <w:proofErr w:type="spellStart"/>
-      <w:r>
-        <w:rPr>
-          <w:rFonts w:eastAsia="Times New Roman" w:cs="Times New Roman"/>
-          <w:noProof w:val="0"/>
-          <w:kern w:val="0"/>
-          <w:szCs w:val="24"/>
-          <w:lang w:bidi="ar-SA"/>
-          <w14:ligatures w14:val="none"/>
-        </w:rPr>
-        <w:t>melihat</w:t>
-      </w:r>
-      <w:proofErr w:type="spellEnd"/>
-      <w:r>
-        <w:rPr>
-          <w:rFonts w:eastAsia="Times New Roman" w:cs="Times New Roman"/>
-          <w:noProof w:val="0"/>
-          <w:kern w:val="0"/>
-          <w:szCs w:val="24"/>
-          <w:lang w:bidi="ar-SA"/>
-          <w14:ligatures w14:val="none"/>
-        </w:rPr>
-        <w:t xml:space="preserve"> data </w:t>
-      </w:r>
-      <w:proofErr w:type="spellStart"/>
-      <w:r>
-        <w:rPr>
-          <w:rFonts w:eastAsia="Times New Roman" w:cs="Times New Roman"/>
-          <w:noProof w:val="0"/>
-          <w:kern w:val="0"/>
-          <w:szCs w:val="24"/>
-          <w:lang w:bidi="ar-SA"/>
-          <w14:ligatures w14:val="none"/>
-        </w:rPr>
-        <w:t>l</w:t>
-      </w:r>
-      <w:r>
-        <w:rPr>
-          <w:rFonts w:eastAsia="Times New Roman" w:cs="Times New Roman"/>
-          <w:noProof w:val="0"/>
-          <w:kern w:val="0"/>
-          <w:szCs w:val="24"/>
-          <w:lang w:bidi="ar-SA"/>
-          <w14:ligatures w14:val="none"/>
-        </w:rPr>
-        <w:t>ebih</w:t>
-      </w:r>
-      <w:proofErr w:type="spellEnd"/>
-      <w:r>
-        <w:rPr>
-          <w:rFonts w:eastAsia="Times New Roman" w:cs="Times New Roman"/>
-          <w:noProof w:val="0"/>
-          <w:kern w:val="0"/>
-          <w:szCs w:val="24"/>
-          <w:lang w:bidi="ar-SA"/>
-          <w14:ligatures w14:val="none"/>
-        </w:rPr>
-        <w:t xml:space="preserve"> </w:t>
-      </w:r>
-      <w:proofErr w:type="spellStart"/>
-      <w:r>
-        <w:rPr>
-          <w:rFonts w:eastAsia="Times New Roman" w:cs="Times New Roman"/>
-          <w:noProof w:val="0"/>
-          <w:kern w:val="0"/>
-          <w:szCs w:val="24"/>
-          <w:lang w:bidi="ar-SA"/>
-          <w14:ligatures w14:val="none"/>
-        </w:rPr>
-        <w:t>lanjut</w:t>
-      </w:r>
-      <w:proofErr w:type="spellEnd"/>
-      <w:r>
-        <w:rPr>
-          <w:rFonts w:eastAsia="Times New Roman" w:cs="Times New Roman"/>
-          <w:noProof w:val="0"/>
-          <w:kern w:val="0"/>
-          <w:szCs w:val="24"/>
-          <w:lang w:bidi="ar-SA"/>
-          <w14:ligatures w14:val="none"/>
-        </w:rPr>
-        <w:t>.</w:t>
-      </w:r>
-    </w:p>
-    <w:p>
-      <w:pPr>
-        <w:widowControl w:val="0"/>
-        <w:autoSpaceDE w:val="0"/>
-        <w:autoSpaceDN w:val="0"/>
-        <w:spacing w:line="480" w:lineRule="auto"/>
-        <w:ind w:left="1058"/>
-        <w:rPr>
-          <w:rFonts w:eastAsia="Times New Roman" w:cs="Times New Roman"/>
-          <w:noProof w:val="0"/>
-          <w:kern w:val="0"/>
-          <w:szCs w:val="24"/>
-          <w:lang w:bidi="ar-SA"/>
-          <w14:ligatures w14:val="none"/>
-        </w:rPr>
-      </w:pPr>
-      <w:r>
-        <w:rPr>
-          <w:rFonts w:eastAsia="Times New Roman" w:cs="Times New Roman"/>
-          <w:noProof w:val="0"/>
-          <w:kern w:val="0"/>
-          <w:szCs w:val="24"/>
-          <w:lang w:bidi="ar-SA"/>
-          <w14:ligatures w14:val="none"/>
-        </w:rPr>
-        <w:t>U</w:t>
-      </w:r>
-      <w:proofErr w:type="gramStart"/>
-      <w:r>
-        <w:rPr>
-          <w:rFonts w:eastAsia="Times New Roman" w:cs="Times New Roman"/>
-          <w:noProof w:val="0"/>
-          <w:kern w:val="0"/>
-          <w:szCs w:val="24"/>
-          <w:lang w:bidi="ar-SA"/>
-          <w14:ligatures w14:val="none"/>
-        </w:rPr>
-        <w:t>3 :</w:t>
-      </w:r>
-      <w:proofErr w:type="gramEnd"/>
-      <w:r>
-        <w:rPr>
-          <w:rFonts w:eastAsia="Times New Roman" w:cs="Times New Roman"/>
-          <w:noProof w:val="0"/>
-          <w:kern w:val="0"/>
-          <w:szCs w:val="24"/>
-          <w:lang w:bidi="ar-SA"/>
-          <w14:ligatures w14:val="none"/>
-        </w:rPr>
-        <w:t xml:space="preserve"> </w:t>
-      </w:r>
-      <w:proofErr w:type="spellStart"/>
-      <w:r>
-        <w:rPr>
-          <w:rFonts w:eastAsia="Times New Roman" w:cs="Times New Roman"/>
-          <w:noProof w:val="0"/>
-          <w:kern w:val="0"/>
-          <w:szCs w:val="24"/>
-          <w:lang w:bidi="ar-SA"/>
-          <w14:ligatures w14:val="none"/>
-        </w:rPr>
-        <w:t>Melihat</w:t>
-      </w:r>
-      <w:proofErr w:type="spellEnd"/>
-      <w:r>
-        <w:rPr>
-          <w:rFonts w:eastAsia="Times New Roman" w:cs="Times New Roman"/>
-          <w:noProof w:val="0"/>
-          <w:kern w:val="0"/>
-          <w:szCs w:val="24"/>
-          <w:lang w:bidi="ar-SA"/>
-          <w14:ligatures w14:val="none"/>
-        </w:rPr>
-        <w:t xml:space="preserve"> </w:t>
-      </w:r>
-      <w:proofErr w:type="gramStart"/>
-      <w:r>
-        <w:rPr>
-          <w:rFonts w:eastAsia="Times New Roman" w:cs="Times New Roman"/>
-          <w:noProof w:val="0"/>
-          <w:kern w:val="0"/>
-          <w:szCs w:val="24"/>
-          <w:lang w:bidi="ar-SA"/>
-          <w14:ligatures w14:val="none"/>
-        </w:rPr>
-        <w:t>Menu :</w:t>
-      </w:r>
-      <w:proofErr w:type="gramEnd"/>
-      <w:r>
-        <w:rPr>
-          <w:rFonts w:eastAsia="Times New Roman" w:cs="Times New Roman"/>
-          <w:noProof w:val="0"/>
-          <w:kern w:val="0"/>
-          <w:szCs w:val="24"/>
-          <w:lang w:bidi="ar-SA"/>
-          <w14:ligatures w14:val="none"/>
-        </w:rPr>
-        <w:t xml:space="preserve"> </w:t>
-      </w:r>
-      <w:proofErr w:type="spellStart"/>
-      <w:r>
-        <w:rPr>
-          <w:rFonts w:eastAsia="Times New Roman" w:cs="Times New Roman"/>
-          <w:noProof w:val="0"/>
-          <w:kern w:val="0"/>
-          <w:szCs w:val="24"/>
-          <w:lang w:bidi="ar-SA"/>
-          <w14:ligatures w14:val="none"/>
-        </w:rPr>
-        <w:t>Setelah</w:t>
-      </w:r>
-      <w:proofErr w:type="spellEnd"/>
-      <w:r>
-        <w:rPr>
-          <w:rFonts w:eastAsia="Times New Roman" w:cs="Times New Roman"/>
-          <w:noProof w:val="0"/>
-          <w:kern w:val="0"/>
-          <w:szCs w:val="24"/>
-          <w:lang w:bidi="ar-SA"/>
-          <w14:ligatures w14:val="none"/>
-        </w:rPr>
-        <w:t xml:space="preserve"> </w:t>
-      </w:r>
-      <w:proofErr w:type="spellStart"/>
-      <w:r>
-        <w:rPr>
-          <w:rFonts w:eastAsia="Times New Roman" w:cs="Times New Roman"/>
-          <w:noProof w:val="0"/>
-          <w:kern w:val="0"/>
-          <w:szCs w:val="24"/>
-          <w:lang w:bidi="ar-SA"/>
-          <w14:ligatures w14:val="none"/>
-        </w:rPr>
-        <w:t>memindai</w:t>
-      </w:r>
-      <w:proofErr w:type="spellEnd"/>
-      <w:r>
-        <w:rPr>
-          <w:rFonts w:eastAsia="Times New Roman" w:cs="Times New Roman"/>
-          <w:noProof w:val="0"/>
-          <w:kern w:val="0"/>
-          <w:szCs w:val="24"/>
-          <w:lang w:bidi="ar-SA"/>
-          <w14:ligatures w14:val="none"/>
-        </w:rPr>
-        <w:t xml:space="preserve"> QR Meja, </w:t>
-      </w:r>
-      <w:proofErr w:type="spellStart"/>
-      <w:r>
-        <w:rPr>
-          <w:rFonts w:eastAsia="Times New Roman" w:cs="Times New Roman"/>
-          <w:noProof w:val="0"/>
-          <w:kern w:val="0"/>
-          <w:szCs w:val="24"/>
-          <w:lang w:bidi="ar-SA"/>
-          <w14:ligatures w14:val="none"/>
-        </w:rPr>
-        <w:t>pelanggan</w:t>
-      </w:r>
-      <w:proofErr w:type="spellEnd"/>
-      <w:r>
-        <w:rPr>
-          <w:rFonts w:eastAsia="Times New Roman" w:cs="Times New Roman"/>
-          <w:noProof w:val="0"/>
-          <w:kern w:val="0"/>
-          <w:szCs w:val="24"/>
-          <w:lang w:bidi="ar-SA"/>
-          <w14:ligatures w14:val="none"/>
-        </w:rPr>
-        <w:t xml:space="preserve"> </w:t>
-      </w:r>
-      <w:proofErr w:type="spellStart"/>
-      <w:r>
-        <w:rPr>
-          <w:rFonts w:eastAsia="Times New Roman" w:cs="Times New Roman"/>
-          <w:noProof w:val="0"/>
-          <w:kern w:val="0"/>
-          <w:szCs w:val="24"/>
-          <w:lang w:bidi="ar-SA"/>
-          <w14:ligatures w14:val="none"/>
-        </w:rPr>
-        <w:t>dapat</w:t>
-      </w:r>
-      <w:proofErr w:type="spellEnd"/>
-      <w:r>
-        <w:rPr>
-          <w:rFonts w:eastAsia="Times New Roman" w:cs="Times New Roman"/>
-          <w:noProof w:val="0"/>
-          <w:kern w:val="0"/>
-          <w:szCs w:val="24"/>
-          <w:lang w:bidi="ar-SA"/>
-          <w14:ligatures w14:val="none"/>
-        </w:rPr>
-        <w:t xml:space="preserve"> </w:t>
-      </w:r>
-      <w:proofErr w:type="spellStart"/>
-      <w:r>
-        <w:rPr>
-          <w:rFonts w:eastAsia="Times New Roman" w:cs="Times New Roman"/>
-          <w:noProof w:val="0"/>
-          <w:kern w:val="0"/>
-          <w:szCs w:val="24"/>
-          <w:lang w:bidi="ar-SA"/>
-          <w14:ligatures w14:val="none"/>
-        </w:rPr>
-        <w:t>melihat</w:t>
-      </w:r>
-      <w:proofErr w:type="spellEnd"/>
-      <w:r>
-        <w:rPr>
-          <w:rFonts w:eastAsia="Times New Roman" w:cs="Times New Roman"/>
-          <w:noProof w:val="0"/>
-          <w:kern w:val="0"/>
-          <w:szCs w:val="24"/>
-          <w:lang w:bidi="ar-SA"/>
-          <w14:ligatures w14:val="none"/>
-        </w:rPr>
-        <w:t xml:space="preserve"> daftar menu </w:t>
-      </w:r>
-      <w:proofErr w:type="spellStart"/>
-      <w:r>
-        <w:rPr>
-          <w:rFonts w:eastAsia="Times New Roman" w:cs="Times New Roman"/>
-          <w:noProof w:val="0"/>
-          <w:kern w:val="0"/>
-          <w:szCs w:val="24"/>
-          <w:lang w:bidi="ar-SA"/>
-          <w14:ligatures w14:val="none"/>
-        </w:rPr>
-        <w:t>makanan</w:t>
-      </w:r>
-      <w:proofErr w:type="spellEnd"/>
-      <w:r>
-        <w:rPr>
-          <w:rFonts w:eastAsia="Times New Roman" w:cs="Times New Roman"/>
-          <w:noProof w:val="0"/>
-          <w:kern w:val="0"/>
-          <w:szCs w:val="24"/>
-          <w:lang w:bidi="ar-SA"/>
-          <w14:ligatures w14:val="none"/>
-        </w:rPr>
-        <w:t xml:space="preserve"> dan </w:t>
-      </w:r>
-      <w:proofErr w:type="spellStart"/>
-      <w:r>
-        <w:rPr>
-          <w:rFonts w:eastAsia="Times New Roman" w:cs="Times New Roman"/>
-          <w:noProof w:val="0"/>
-          <w:kern w:val="0"/>
-          <w:szCs w:val="24"/>
-          <w:lang w:bidi="ar-SA"/>
-          <w14:ligatures w14:val="none"/>
-        </w:rPr>
-        <w:t>minuman</w:t>
-      </w:r>
-      <w:proofErr w:type="spellEnd"/>
-      <w:r>
-        <w:rPr>
-          <w:rFonts w:eastAsia="Times New Roman" w:cs="Times New Roman"/>
-          <w:noProof w:val="0"/>
-          <w:kern w:val="0"/>
-          <w:szCs w:val="24"/>
-          <w:lang w:bidi="ar-SA"/>
-          <w14:ligatures w14:val="none"/>
-        </w:rPr>
-        <w:t xml:space="preserve"> yang </w:t>
-      </w:r>
-      <w:proofErr w:type="spellStart"/>
-      <w:r>
-        <w:rPr>
-          <w:rFonts w:eastAsia="Times New Roman" w:cs="Times New Roman"/>
-          <w:noProof w:val="0"/>
-          <w:kern w:val="0"/>
-          <w:szCs w:val="24"/>
-          <w:lang w:bidi="ar-SA"/>
-          <w14:ligatures w14:val="none"/>
-        </w:rPr>
-        <w:t>tersedia</w:t>
-      </w:r>
-      <w:proofErr w:type="spellEnd"/>
-      <w:r>
-        <w:rPr>
-          <w:rFonts w:eastAsia="Times New Roman" w:cs="Times New Roman"/>
-          <w:noProof w:val="0"/>
-          <w:kern w:val="0"/>
-          <w:szCs w:val="24"/>
-          <w:lang w:bidi="ar-SA"/>
-          <w14:ligatures w14:val="none"/>
-        </w:rPr>
-        <w:t xml:space="preserve"> di Tuan Coffee</w:t>
-      </w:r>
-      <w:r>
-        <w:rPr>
-          <w:rFonts w:eastAsia="Times New Roman" w:cs="Times New Roman"/>
-          <w:noProof w:val="0"/>
-          <w:kern w:val="0"/>
-          <w:szCs w:val="24"/>
-          <w:lang w:bidi="ar-SA"/>
-          <w14:ligatures w14:val="none"/>
-        </w:rPr>
-        <w:t>.</w:t>
-      </w:r>
-    </w:p>
-    <w:p>
-      <w:pPr>
-        <w:widowControl w:val="0"/>
-        <w:autoSpaceDE w:val="0"/>
-        <w:autoSpaceDN w:val="0"/>
-        <w:spacing w:line="480" w:lineRule="auto"/>
-        <w:ind w:left="1058"/>
-        <w:rPr>
-          <w:rFonts w:eastAsia="Times New Roman" w:cs="Times New Roman"/>
-          <w:noProof w:val="0"/>
-          <w:kern w:val="0"/>
-          <w:szCs w:val="24"/>
-          <w:lang w:bidi="ar-SA"/>
-          <w14:ligatures w14:val="none"/>
-        </w:rPr>
-      </w:pPr>
-      <w:r>
-        <w:rPr>
-          <w:rFonts w:eastAsia="Times New Roman" w:cs="Times New Roman"/>
-          <w:noProof w:val="0"/>
-          <w:kern w:val="0"/>
-          <w:szCs w:val="24"/>
-          <w:lang w:bidi="ar-SA"/>
-          <w14:ligatures w14:val="none"/>
-        </w:rPr>
-        <w:t>U</w:t>
-      </w:r>
-      <w:proofErr w:type="gramStart"/>
-      <w:r>
-        <w:rPr>
-          <w:rFonts w:eastAsia="Times New Roman" w:cs="Times New Roman"/>
-          <w:noProof w:val="0"/>
-          <w:kern w:val="0"/>
-          <w:szCs w:val="24"/>
-          <w:lang w:bidi="ar-SA"/>
-          <w14:ligatures w14:val="none"/>
-        </w:rPr>
-        <w:t>4 :</w:t>
-      </w:r>
-      <w:proofErr w:type="gramEnd"/>
-      <w:r>
-        <w:rPr>
-          <w:rFonts w:eastAsia="Times New Roman" w:cs="Times New Roman"/>
-          <w:noProof w:val="0"/>
-          <w:kern w:val="0"/>
-          <w:szCs w:val="24"/>
-          <w:lang w:bidi="ar-SA"/>
-          <w14:ligatures w14:val="none"/>
-        </w:rPr>
-        <w:t xml:space="preserve"> </w:t>
-      </w:r>
-      <w:proofErr w:type="spellStart"/>
-      <w:r>
-        <w:rPr>
-          <w:rFonts w:eastAsia="Times New Roman" w:cs="Times New Roman"/>
-          <w:noProof w:val="0"/>
-          <w:kern w:val="0"/>
-          <w:szCs w:val="24"/>
-          <w:lang w:bidi="ar-SA"/>
-          <w14:ligatures w14:val="none"/>
-        </w:rPr>
-        <w:t>Pemesanan</w:t>
-      </w:r>
-      <w:proofErr w:type="spellEnd"/>
-      <w:r>
-        <w:rPr>
-          <w:rFonts w:eastAsia="Times New Roman" w:cs="Times New Roman"/>
-          <w:noProof w:val="0"/>
-          <w:kern w:val="0"/>
-          <w:szCs w:val="24"/>
-          <w:lang w:bidi="ar-SA"/>
-          <w14:ligatures w14:val="none"/>
-        </w:rPr>
-        <w:t xml:space="preserve"> </w:t>
-      </w:r>
-      <w:proofErr w:type="gramStart"/>
-      <w:r>
-        <w:rPr>
-          <w:rFonts w:eastAsia="Times New Roman" w:cs="Times New Roman"/>
-          <w:noProof w:val="0"/>
-          <w:kern w:val="0"/>
-          <w:szCs w:val="24"/>
-          <w:lang w:bidi="ar-SA"/>
-          <w14:ligatures w14:val="none"/>
-        </w:rPr>
-        <w:t>Menu :</w:t>
-      </w:r>
-      <w:proofErr w:type="gramEnd"/>
-      <w:r>
-        <w:rPr>
-          <w:rFonts w:eastAsia="Times New Roman" w:cs="Times New Roman"/>
-          <w:noProof w:val="0"/>
-          <w:kern w:val="0"/>
-          <w:szCs w:val="24"/>
-          <w:lang w:bidi="ar-SA"/>
-          <w14:ligatures w14:val="none"/>
-        </w:rPr>
-        <w:t xml:space="preserve"> </w:t>
-      </w:r>
-      <w:proofErr w:type="spellStart"/>
-      <w:r>
-        <w:rPr>
-          <w:rFonts w:eastAsia="Times New Roman" w:cs="Times New Roman"/>
-          <w:noProof w:val="0"/>
-          <w:kern w:val="0"/>
-          <w:szCs w:val="24"/>
-          <w:lang w:bidi="ar-SA"/>
-          <w14:ligatures w14:val="none"/>
-        </w:rPr>
-        <w:t>Setelah</w:t>
-      </w:r>
-      <w:proofErr w:type="spellEnd"/>
-      <w:r>
-        <w:rPr>
-          <w:rFonts w:eastAsia="Times New Roman" w:cs="Times New Roman"/>
-          <w:noProof w:val="0"/>
-          <w:kern w:val="0"/>
-          <w:szCs w:val="24"/>
-          <w:lang w:bidi="ar-SA"/>
-          <w14:ligatures w14:val="none"/>
-        </w:rPr>
-        <w:t xml:space="preserve"> </w:t>
-      </w:r>
-      <w:proofErr w:type="spellStart"/>
-      <w:r>
-        <w:rPr>
-          <w:rFonts w:eastAsia="Times New Roman" w:cs="Times New Roman"/>
-          <w:noProof w:val="0"/>
-          <w:kern w:val="0"/>
-          <w:szCs w:val="24"/>
-          <w:lang w:bidi="ar-SA"/>
-          <w14:ligatures w14:val="none"/>
-        </w:rPr>
-        <w:t>melihat</w:t>
-      </w:r>
-      <w:proofErr w:type="spellEnd"/>
-      <w:r>
-        <w:rPr>
-          <w:rFonts w:eastAsia="Times New Roman" w:cs="Times New Roman"/>
-          <w:noProof w:val="0"/>
-          <w:kern w:val="0"/>
-          <w:szCs w:val="24"/>
-          <w:lang w:bidi="ar-SA"/>
-          <w14:ligatures w14:val="none"/>
-        </w:rPr>
-        <w:t xml:space="preserve"> menu, </w:t>
-      </w:r>
-      <w:proofErr w:type="spellStart"/>
-      <w:r>
-        <w:rPr>
-          <w:rFonts w:eastAsia="Times New Roman" w:cs="Times New Roman"/>
-          <w:noProof w:val="0"/>
-          <w:kern w:val="0"/>
-          <w:szCs w:val="24"/>
-          <w:lang w:bidi="ar-SA"/>
-          <w14:ligatures w14:val="none"/>
-        </w:rPr>
-        <w:t>pelanggan</w:t>
-      </w:r>
-      <w:proofErr w:type="spellEnd"/>
-      <w:r>
-        <w:rPr>
-          <w:rFonts w:eastAsia="Times New Roman" w:cs="Times New Roman"/>
-          <w:noProof w:val="0"/>
-          <w:kern w:val="0"/>
-          <w:szCs w:val="24"/>
-          <w:lang w:bidi="ar-SA"/>
-          <w14:ligatures w14:val="none"/>
-        </w:rPr>
-        <w:t xml:space="preserve"> </w:t>
-      </w:r>
-      <w:proofErr w:type="spellStart"/>
-      <w:r>
-        <w:rPr>
-          <w:rFonts w:eastAsia="Times New Roman" w:cs="Times New Roman"/>
-          <w:noProof w:val="0"/>
-          <w:kern w:val="0"/>
-          <w:szCs w:val="24"/>
-          <w:lang w:bidi="ar-SA"/>
-          <w14:ligatures w14:val="none"/>
-        </w:rPr>
-        <w:t>dapat</w:t>
-      </w:r>
-      <w:proofErr w:type="spellEnd"/>
-      <w:r>
-        <w:rPr>
-          <w:rFonts w:eastAsia="Times New Roman" w:cs="Times New Roman"/>
-          <w:noProof w:val="0"/>
-          <w:kern w:val="0"/>
-          <w:szCs w:val="24"/>
-          <w:lang w:bidi="ar-SA"/>
-          <w14:ligatures w14:val="none"/>
-        </w:rPr>
-        <w:t xml:space="preserve"> </w:t>
-      </w:r>
-      <w:proofErr w:type="spellStart"/>
-      <w:r>
-        <w:rPr>
-          <w:rFonts w:eastAsia="Times New Roman" w:cs="Times New Roman"/>
-          <w:noProof w:val="0"/>
-          <w:kern w:val="0"/>
-          <w:szCs w:val="24"/>
-          <w:lang w:bidi="ar-SA"/>
-          <w14:ligatures w14:val="none"/>
-        </w:rPr>
-        <w:t>memilih</w:t>
-      </w:r>
-      <w:proofErr w:type="spellEnd"/>
-      <w:r>
-        <w:rPr>
-          <w:rFonts w:eastAsia="Times New Roman" w:cs="Times New Roman"/>
-          <w:noProof w:val="0"/>
-          <w:kern w:val="0"/>
-          <w:szCs w:val="24"/>
-          <w:lang w:bidi="ar-SA"/>
-          <w14:ligatures w14:val="none"/>
-        </w:rPr>
-        <w:t xml:space="preserve"> dan </w:t>
-      </w:r>
-      <w:proofErr w:type="spellStart"/>
-      <w:r>
-        <w:rPr>
-          <w:rFonts w:eastAsia="Times New Roman" w:cs="Times New Roman"/>
-          <w:noProof w:val="0"/>
-          <w:kern w:val="0"/>
-          <w:szCs w:val="24"/>
-          <w:lang w:bidi="ar-SA"/>
-          <w14:ligatures w14:val="none"/>
-        </w:rPr>
-        <w:t>memesan</w:t>
-      </w:r>
-      <w:proofErr w:type="spellEnd"/>
-      <w:r>
-        <w:rPr>
-          <w:rFonts w:eastAsia="Times New Roman" w:cs="Times New Roman"/>
-          <w:noProof w:val="0"/>
-          <w:kern w:val="0"/>
-          <w:szCs w:val="24"/>
-          <w:lang w:bidi="ar-SA"/>
-          <w14:ligatures w14:val="none"/>
-        </w:rPr>
-        <w:t xml:space="preserve"> menu yang </w:t>
-      </w:r>
-      <w:proofErr w:type="spellStart"/>
-      <w:r>
-        <w:rPr>
-          <w:rFonts w:eastAsia="Times New Roman" w:cs="Times New Roman"/>
-          <w:noProof w:val="0"/>
-          <w:kern w:val="0"/>
-          <w:szCs w:val="24"/>
-          <w:lang w:bidi="ar-SA"/>
-          <w14:ligatures w14:val="none"/>
-        </w:rPr>
-        <w:t>sudah</w:t>
-      </w:r>
-      <w:proofErr w:type="spellEnd"/>
-      <w:r>
-        <w:rPr>
-          <w:rFonts w:eastAsia="Times New Roman" w:cs="Times New Roman"/>
-          <w:noProof w:val="0"/>
-          <w:kern w:val="0"/>
-          <w:szCs w:val="24"/>
-          <w:lang w:bidi="ar-SA"/>
-          <w14:ligatures w14:val="none"/>
-        </w:rPr>
-        <w:t xml:space="preserve"> </w:t>
-      </w:r>
-      <w:proofErr w:type="spellStart"/>
-      <w:r>
-        <w:rPr>
-          <w:rFonts w:eastAsia="Times New Roman" w:cs="Times New Roman"/>
-          <w:noProof w:val="0"/>
-          <w:kern w:val="0"/>
-          <w:szCs w:val="24"/>
-          <w:lang w:bidi="ar-SA"/>
-          <w14:ligatures w14:val="none"/>
-        </w:rPr>
-        <w:t>dipilih</w:t>
-      </w:r>
-      <w:proofErr w:type="spellEnd"/>
-      <w:r>
-        <w:rPr>
-          <w:rFonts w:eastAsia="Times New Roman" w:cs="Times New Roman"/>
-          <w:noProof w:val="0"/>
-          <w:kern w:val="0"/>
-          <w:szCs w:val="24"/>
-          <w:lang w:bidi="ar-SA"/>
-          <w14:ligatures w14:val="none"/>
-        </w:rPr>
-        <w:t xml:space="preserve">, di mana </w:t>
-      </w:r>
-      <w:proofErr w:type="spellStart"/>
-      <w:r>
-        <w:rPr>
-          <w:rFonts w:eastAsia="Times New Roman" w:cs="Times New Roman"/>
-          <w:noProof w:val="0"/>
-          <w:kern w:val="0"/>
-          <w:szCs w:val="24"/>
-          <w:lang w:bidi="ar-SA"/>
-          <w14:ligatures w14:val="none"/>
-        </w:rPr>
-        <w:t>sistem</w:t>
-      </w:r>
-      <w:proofErr w:type="spellEnd"/>
-      <w:r>
-        <w:rPr>
-          <w:rFonts w:eastAsia="Times New Roman" w:cs="Times New Roman"/>
-          <w:noProof w:val="0"/>
-          <w:kern w:val="0"/>
-          <w:szCs w:val="24"/>
-          <w:lang w:bidi="ar-SA"/>
-          <w14:ligatures w14:val="none"/>
-        </w:rPr>
-        <w:t xml:space="preserve"> </w:t>
-      </w:r>
-      <w:proofErr w:type="spellStart"/>
-      <w:r>
-        <w:rPr>
-          <w:rFonts w:eastAsia="Times New Roman" w:cs="Times New Roman"/>
-          <w:noProof w:val="0"/>
-          <w:kern w:val="0"/>
-          <w:szCs w:val="24"/>
-          <w:lang w:bidi="ar-SA"/>
-          <w14:ligatures w14:val="none"/>
-        </w:rPr>
-        <w:t>akan</w:t>
-      </w:r>
-      <w:proofErr w:type="spellEnd"/>
-      <w:r>
-        <w:rPr>
-          <w:rFonts w:eastAsia="Times New Roman" w:cs="Times New Roman"/>
-          <w:noProof w:val="0"/>
-          <w:kern w:val="0"/>
-          <w:szCs w:val="24"/>
-          <w:lang w:bidi="ar-SA"/>
-          <w14:ligatures w14:val="none"/>
-        </w:rPr>
-        <w:t xml:space="preserve"> </w:t>
-      </w:r>
-      <w:proofErr w:type="spellStart"/>
-      <w:r>
-        <w:rPr>
-          <w:rFonts w:eastAsia="Times New Roman" w:cs="Times New Roman"/>
-          <w:noProof w:val="0"/>
-          <w:kern w:val="0"/>
-          <w:szCs w:val="24"/>
-          <w:lang w:bidi="ar-SA"/>
-          <w14:ligatures w14:val="none"/>
-        </w:rPr>
-        <w:t>mengaitkan</w:t>
-      </w:r>
-      <w:proofErr w:type="spellEnd"/>
-      <w:r>
-        <w:rPr>
-          <w:rFonts w:eastAsia="Times New Roman" w:cs="Times New Roman"/>
-          <w:noProof w:val="0"/>
-          <w:kern w:val="0"/>
-          <w:szCs w:val="24"/>
-          <w:lang w:bidi="ar-SA"/>
-          <w14:ligatures w14:val="none"/>
-        </w:rPr>
-        <w:t xml:space="preserve"> </w:t>
-      </w:r>
-      <w:proofErr w:type="spellStart"/>
-      <w:r>
-        <w:rPr>
-          <w:rFonts w:eastAsia="Times New Roman" w:cs="Times New Roman"/>
-          <w:noProof w:val="0"/>
-          <w:kern w:val="0"/>
-          <w:szCs w:val="24"/>
-          <w:lang w:bidi="ar-SA"/>
-          <w14:ligatures w14:val="none"/>
-        </w:rPr>
-        <w:t>pesanan</w:t>
-      </w:r>
-      <w:proofErr w:type="spellEnd"/>
-      <w:r>
-        <w:rPr>
-          <w:rFonts w:eastAsia="Times New Roman" w:cs="Times New Roman"/>
-          <w:noProof w:val="0"/>
-          <w:kern w:val="0"/>
-          <w:szCs w:val="24"/>
-          <w:lang w:bidi="ar-SA"/>
-          <w14:ligatures w14:val="none"/>
-        </w:rPr>
-        <w:t xml:space="preserve"> </w:t>
-      </w:r>
-      <w:proofErr w:type="spellStart"/>
-      <w:r>
-        <w:rPr>
-          <w:rFonts w:eastAsia="Times New Roman" w:cs="Times New Roman"/>
-          <w:noProof w:val="0"/>
-          <w:kern w:val="0"/>
-          <w:szCs w:val="24"/>
-          <w:lang w:bidi="ar-SA"/>
-          <w14:ligatures w14:val="none"/>
-        </w:rPr>
-        <w:t>tersebut</w:t>
-      </w:r>
-      <w:proofErr w:type="spellEnd"/>
-      <w:r>
-        <w:rPr>
-          <w:rFonts w:eastAsia="Times New Roman" w:cs="Times New Roman"/>
-          <w:noProof w:val="0"/>
-          <w:kern w:val="0"/>
-          <w:szCs w:val="24"/>
-          <w:lang w:bidi="ar-SA"/>
-          <w14:ligatures w14:val="none"/>
-        </w:rPr>
-        <w:t xml:space="preserve"> </w:t>
-      </w:r>
-      <w:proofErr w:type="spellStart"/>
-      <w:r>
-        <w:rPr>
-          <w:rFonts w:eastAsia="Times New Roman" w:cs="Times New Roman"/>
-          <w:noProof w:val="0"/>
-          <w:kern w:val="0"/>
-          <w:szCs w:val="24"/>
-          <w:lang w:bidi="ar-SA"/>
-          <w14:ligatures w14:val="none"/>
-        </w:rPr>
-        <w:t>dengan</w:t>
-      </w:r>
-      <w:proofErr w:type="spellEnd"/>
-      <w:r>
-        <w:rPr>
-          <w:rFonts w:eastAsia="Times New Roman" w:cs="Times New Roman"/>
-          <w:noProof w:val="0"/>
-          <w:kern w:val="0"/>
-          <w:szCs w:val="24"/>
-          <w:lang w:bidi="ar-SA"/>
-          <w14:ligatures w14:val="none"/>
-        </w:rPr>
-        <w:t xml:space="preserve"> </w:t>
-      </w:r>
-      <w:proofErr w:type="spellStart"/>
-      <w:r>
-        <w:rPr>
-          <w:rFonts w:eastAsia="Times New Roman" w:cs="Times New Roman"/>
-          <w:noProof w:val="0"/>
-          <w:kern w:val="0"/>
-          <w:szCs w:val="24"/>
-          <w:lang w:bidi="ar-SA"/>
-          <w14:ligatures w14:val="none"/>
-        </w:rPr>
-        <w:t>nomor</w:t>
-      </w:r>
-      <w:proofErr w:type="spellEnd"/>
-      <w:r>
-        <w:rPr>
-          <w:rFonts w:eastAsia="Times New Roman" w:cs="Times New Roman"/>
-          <w:noProof w:val="0"/>
-          <w:kern w:val="0"/>
-          <w:szCs w:val="24"/>
-          <w:lang w:bidi="ar-SA"/>
-          <w14:ligatures w14:val="none"/>
-        </w:rPr>
-        <w:t xml:space="preserve"> </w:t>
-      </w:r>
-      <w:proofErr w:type="spellStart"/>
-      <w:r>
-        <w:rPr>
-          <w:rFonts w:eastAsia="Times New Roman" w:cs="Times New Roman"/>
-          <w:noProof w:val="0"/>
-          <w:kern w:val="0"/>
-          <w:szCs w:val="24"/>
-          <w:lang w:bidi="ar-SA"/>
-          <w14:ligatures w14:val="none"/>
-        </w:rPr>
-        <w:t>meja</w:t>
-      </w:r>
-      <w:proofErr w:type="spellEnd"/>
-      <w:r>
-        <w:rPr>
-          <w:rFonts w:eastAsia="Times New Roman" w:cs="Times New Roman"/>
-          <w:noProof w:val="0"/>
-          <w:kern w:val="0"/>
-          <w:szCs w:val="24"/>
-          <w:lang w:bidi="ar-SA"/>
-          <w14:ligatures w14:val="none"/>
-        </w:rPr>
-        <w:t xml:space="preserve"> yang </w:t>
-      </w:r>
-      <w:proofErr w:type="spellStart"/>
-      <w:r>
-        <w:rPr>
-          <w:rFonts w:eastAsia="Times New Roman" w:cs="Times New Roman"/>
-          <w:noProof w:val="0"/>
-          <w:kern w:val="0"/>
-          <w:szCs w:val="24"/>
-          <w:lang w:bidi="ar-SA"/>
-          <w14:ligatures w14:val="none"/>
-        </w:rPr>
-        <w:t>terdeteksi</w:t>
-      </w:r>
-      <w:proofErr w:type="spellEnd"/>
-      <w:r>
-        <w:rPr>
-          <w:rFonts w:eastAsia="Times New Roman" w:cs="Times New Roman"/>
-          <w:noProof w:val="0"/>
-          <w:kern w:val="0"/>
-          <w:szCs w:val="24"/>
-          <w:lang w:bidi="ar-SA"/>
-          <w14:ligatures w14:val="none"/>
-        </w:rPr>
-        <w:t xml:space="preserve"> </w:t>
-      </w:r>
-      <w:proofErr w:type="spellStart"/>
-      <w:r>
-        <w:rPr>
-          <w:rFonts w:eastAsia="Times New Roman" w:cs="Times New Roman"/>
-          <w:noProof w:val="0"/>
-          <w:kern w:val="0"/>
-          <w:szCs w:val="24"/>
-          <w:lang w:bidi="ar-SA"/>
-          <w14:ligatures w14:val="none"/>
-        </w:rPr>
-        <w:t>dari</w:t>
-      </w:r>
-      <w:proofErr w:type="spellEnd"/>
-      <w:r>
-        <w:rPr>
-          <w:rFonts w:eastAsia="Times New Roman" w:cs="Times New Roman"/>
-          <w:noProof w:val="0"/>
-          <w:kern w:val="0"/>
-          <w:szCs w:val="24"/>
-          <w:lang w:bidi="ar-SA"/>
-          <w14:ligatures w14:val="none"/>
-        </w:rPr>
-        <w:t xml:space="preserve"> </w:t>
-      </w:r>
-      <w:proofErr w:type="spellStart"/>
-      <w:r>
-        <w:rPr>
-          <w:rFonts w:eastAsia="Times New Roman" w:cs="Times New Roman"/>
-          <w:noProof w:val="0"/>
-          <w:kern w:val="0"/>
-          <w:szCs w:val="24"/>
-          <w:lang w:bidi="ar-SA"/>
-          <w14:ligatures w14:val="none"/>
-        </w:rPr>
-        <w:t>pemindaian</w:t>
-      </w:r>
-      <w:proofErr w:type="spellEnd"/>
-      <w:r>
-        <w:rPr>
-          <w:rFonts w:eastAsia="Times New Roman" w:cs="Times New Roman"/>
-          <w:noProof w:val="0"/>
-          <w:kern w:val="0"/>
-          <w:szCs w:val="24"/>
-          <w:lang w:bidi="ar-SA"/>
-          <w14:ligatures w14:val="none"/>
-        </w:rPr>
-        <w:t xml:space="preserve"> QR</w:t>
+        <w:t>Setelah melihat menu, pelanggan dapat memilih dan memesan menu yang sudah dipilih, di mana sistem akan mengaitkan pesanan tersebut dengan nomor meja yang terdeteksi dari pemindaian QR</w:t>
       </w:r>
       <w:r>
         <w:rPr>
@@ -50594,6 +48614,7 @@
   <w:style w:type="character" w:default="1" w:styleId="DefaultParagraphFont">
     <w:name w:val="Default Paragraph Font"/>
     <w:uiPriority w:val="1"/>
+    <w:semiHidden/>
     <w:unhideWhenUsed/>
   </w:style>
   <w:style w:type="table" w:default="1" w:styleId="TableNormal">
@@ -51220,6 +49241,7 @@
     <w:rsid w:val="00136F07"/>
     <w:rsid w:val="00175134"/>
     <w:rsid w:val="00246D18"/>
+    <w:rsid w:val="00276A8A"/>
     <w:rsid w:val="002802FE"/>
     <w:rsid w:val="002F0512"/>
     <w:rsid w:val="00323E5D"/>
@@ -51249,6 +49271,7 @@
     <w:rsid w:val="00782691"/>
     <w:rsid w:val="007C7E17"/>
     <w:rsid w:val="007E1943"/>
+    <w:rsid w:val="00874187"/>
     <w:rsid w:val="00901C27"/>
     <w:rsid w:val="009130B3"/>
     <w:rsid w:val="009D4A07"/>

--- a/Docs/BILA-BIMBINGAN-18.docx
+++ b/Docs/BILA-BIMBINGAN-18.docx
@@ -1869,7 +1869,7 @@
               <w:rPr>
                 <w:webHidden/>
               </w:rPr>
-              <w:t>vii</w:t>
+              <w:t>vi</w:t>
             </w:r>
             <w:r>
               <w:rPr>
@@ -19196,6 +19196,7 @@
                 <w14:ligatures w14:val="none"/>
               </w:rPr>
             </w:pPr>
+            <w:proofErr w:type="spellStart"/>
             <w:r>
               <w:rPr>
                 <w:rFonts w:eastAsia="Times New Roman" w:cs="Times New Roman"/>
@@ -19210,6 +19211,7 @@
               </w:rPr>
               <w:t>Pertanyaan</w:t>
             </w:r>
+            <w:proofErr w:type="spellEnd"/>
           </w:p>
         </w:tc>
         <w:tc>
@@ -19339,6 +19341,7 @@
                 <w14:ligatures w14:val="none"/>
               </w:rPr>
             </w:pPr>
+            <w:proofErr w:type="spellStart"/>
             <w:r>
               <w:rPr>
                 <w:rFonts w:eastAsia="Times New Roman" w:cs="Times New Roman"/>
@@ -19349,7 +19352,98 @@
                 <w:lang w:eastAsia="en-ID" w:bidi="ar-SA"/>
                 <w14:ligatures w14:val="none"/>
               </w:rPr>
-              <w:t>Mengetahui alur kerja sistem manual</w:t>
+              <w:t>Mengetahui</w:t>
+            </w:r>
+            <w:proofErr w:type="spellEnd"/>
+            <w:r>
+              <w:rPr>
+                <w:rFonts w:eastAsia="Times New Roman" w:cs="Times New Roman"/>
+                <w:noProof w:val="0"/>
+                <w:kern w:val="0"/>
+                <w:sz w:val="20"/>
+                <w:szCs w:val="20"/>
+                <w:lang w:eastAsia="en-ID" w:bidi="ar-SA"/>
+                <w14:ligatures w14:val="none"/>
+              </w:rPr>
+              <w:t xml:space="preserve"> </w:t>
+            </w:r>
+            <w:proofErr w:type="spellStart"/>
+            <w:r>
+              <w:rPr>
+                <w:rFonts w:eastAsia="Times New Roman" w:cs="Times New Roman"/>
+                <w:noProof w:val="0"/>
+                <w:kern w:val="0"/>
+                <w:sz w:val="20"/>
+                <w:szCs w:val="20"/>
+                <w:lang w:eastAsia="en-ID" w:bidi="ar-SA"/>
+                <w14:ligatures w14:val="none"/>
+              </w:rPr>
+              <w:t>alur</w:t>
+            </w:r>
+            <w:proofErr w:type="spellEnd"/>
+            <w:r>
+              <w:rPr>
+                <w:rFonts w:eastAsia="Times New Roman" w:cs="Times New Roman"/>
+                <w:noProof w:val="0"/>
+                <w:kern w:val="0"/>
+                <w:sz w:val="20"/>
+                <w:szCs w:val="20"/>
+                <w:lang w:eastAsia="en-ID" w:bidi="ar-SA"/>
+                <w14:ligatures w14:val="none"/>
+              </w:rPr>
+              <w:t xml:space="preserve"> </w:t>
+            </w:r>
+            <w:proofErr w:type="spellStart"/>
+            <w:r>
+              <w:rPr>
+                <w:rFonts w:eastAsia="Times New Roman" w:cs="Times New Roman"/>
+                <w:noProof w:val="0"/>
+                <w:kern w:val="0"/>
+                <w:sz w:val="20"/>
+                <w:szCs w:val="20"/>
+                <w:lang w:eastAsia="en-ID" w:bidi="ar-SA"/>
+                <w14:ligatures w14:val="none"/>
+              </w:rPr>
+              <w:t>kerja</w:t>
+            </w:r>
+            <w:proofErr w:type="spellEnd"/>
+            <w:r>
+              <w:rPr>
+                <w:rFonts w:eastAsia="Times New Roman" w:cs="Times New Roman"/>
+                <w:noProof w:val="0"/>
+                <w:kern w:val="0"/>
+                <w:sz w:val="20"/>
+                <w:szCs w:val="20"/>
+                <w:lang w:eastAsia="en-ID" w:bidi="ar-SA"/>
+                <w14:ligatures w14:val="none"/>
+              </w:rPr>
+              <w:t xml:space="preserve"> </w:t>
+            </w:r>
+            <w:proofErr w:type="spellStart"/>
+            <w:r>
+              <w:rPr>
+                <w:rFonts w:eastAsia="Times New Roman" w:cs="Times New Roman"/>
+                <w:noProof w:val="0"/>
+                <w:kern w:val="0"/>
+                <w:sz w:val="20"/>
+                <w:szCs w:val="20"/>
+                <w:lang w:eastAsia="en-ID" w:bidi="ar-SA"/>
+                <w14:ligatures w14:val="none"/>
+              </w:rPr>
+              <w:t>sistem</w:t>
+            </w:r>
+            <w:proofErr w:type="spellEnd"/>
+            <w:r>
+              <w:rPr>
+                <w:rFonts w:eastAsia="Times New Roman" w:cs="Times New Roman"/>
+                <w:noProof w:val="0"/>
+                <w:kern w:val="0"/>
+                <w:sz w:val="20"/>
+                <w:szCs w:val="20"/>
+                <w:lang w:eastAsia="en-ID" w:bidi="ar-SA"/>
+                <w14:ligatures w14:val="none"/>
+              </w:rPr>
+              <w:t xml:space="preserve"> manual</w:t>
             </w:r>
           </w:p>
         </w:tc>
@@ -19779,6 +19873,7 @@
                 <w14:ligatures w14:val="none"/>
               </w:rPr>
             </w:pPr>
+            <w:proofErr w:type="spellStart"/>
             <w:r>
               <w:rPr>
                 <w:rFonts w:eastAsia="Times New Roman" w:cs="Times New Roman"/>
@@ -19789,8 +19884,113 @@
                 <w:lang w:eastAsia="en-ID" w:bidi="ar-SA"/>
                 <w14:ligatures w14:val="none"/>
               </w:rPr>
-              <w:t>Mengukur kesiapan adopsi sistem baru</w:t>
-            </w:r>
+              <w:t>Mengukur</w:t>
+            </w:r>
+            <w:proofErr w:type="spellEnd"/>
+            <w:r>
+              <w:rPr>
+                <w:rFonts w:eastAsia="Times New Roman" w:cs="Times New Roman"/>
+                <w:noProof w:val="0"/>
+                <w:kern w:val="0"/>
+                <w:sz w:val="20"/>
+                <w:szCs w:val="20"/>
+                <w:lang w:eastAsia="en-ID" w:bidi="ar-SA"/>
+                <w14:ligatures w14:val="none"/>
+              </w:rPr>
+              <w:t xml:space="preserve"> </w:t>
+            </w:r>
+            <w:proofErr w:type="spellStart"/>
+            <w:r>
+              <w:rPr>
+                <w:rFonts w:eastAsia="Times New Roman" w:cs="Times New Roman"/>
+                <w:noProof w:val="0"/>
+                <w:kern w:val="0"/>
+                <w:sz w:val="20"/>
+                <w:szCs w:val="20"/>
+                <w:lang w:eastAsia="en-ID" w:bidi="ar-SA"/>
+                <w14:ligatures w14:val="none"/>
+              </w:rPr>
+              <w:t>kesiapan</w:t>
+            </w:r>
+            <w:proofErr w:type="spellEnd"/>
+            <w:r>
+              <w:rPr>
+                <w:rFonts w:eastAsia="Times New Roman" w:cs="Times New Roman"/>
+                <w:noProof w:val="0"/>
+                <w:kern w:val="0"/>
+                <w:sz w:val="20"/>
+                <w:szCs w:val="20"/>
+                <w:lang w:eastAsia="en-ID" w:bidi="ar-SA"/>
+                <w14:ligatures w14:val="none"/>
+              </w:rPr>
+              <w:t xml:space="preserve"> </w:t>
+            </w:r>
+            <w:proofErr w:type="spellStart"/>
+            <w:r>
+              <w:rPr>
+                <w:rFonts w:eastAsia="Times New Roman" w:cs="Times New Roman"/>
+                <w:noProof w:val="0"/>
+                <w:kern w:val="0"/>
+                <w:sz w:val="20"/>
+                <w:szCs w:val="20"/>
+                <w:lang w:eastAsia="en-ID" w:bidi="ar-SA"/>
+                <w14:ligatures w14:val="none"/>
+              </w:rPr>
+              <w:t>adopsi</w:t>
+            </w:r>
+            <w:proofErr w:type="spellEnd"/>
+            <w:r>
+              <w:rPr>
+                <w:rFonts w:eastAsia="Times New Roman" w:cs="Times New Roman"/>
+                <w:noProof w:val="0"/>
+                <w:kern w:val="0"/>
+                <w:sz w:val="20"/>
+                <w:szCs w:val="20"/>
+                <w:lang w:eastAsia="en-ID" w:bidi="ar-SA"/>
+                <w14:ligatures w14:val="none"/>
+              </w:rPr>
+              <w:t xml:space="preserve"> </w:t>
+            </w:r>
+            <w:proofErr w:type="spellStart"/>
+            <w:r>
+              <w:rPr>
+                <w:rFonts w:eastAsia="Times New Roman" w:cs="Times New Roman"/>
+                <w:noProof w:val="0"/>
+                <w:kern w:val="0"/>
+                <w:sz w:val="20"/>
+                <w:szCs w:val="20"/>
+                <w:lang w:eastAsia="en-ID" w:bidi="ar-SA"/>
+                <w14:ligatures w14:val="none"/>
+              </w:rPr>
+              <w:t>sistem</w:t>
+            </w:r>
+            <w:proofErr w:type="spellEnd"/>
+            <w:r>
+              <w:rPr>
+                <w:rFonts w:eastAsia="Times New Roman" w:cs="Times New Roman"/>
+                <w:noProof w:val="0"/>
+                <w:kern w:val="0"/>
+                <w:sz w:val="20"/>
+                <w:szCs w:val="20"/>
+                <w:lang w:eastAsia="en-ID" w:bidi="ar-SA"/>
+                <w14:ligatures w14:val="none"/>
+              </w:rPr>
+              <w:t xml:space="preserve"> </w:t>
+            </w:r>
+            <w:proofErr w:type="spellStart"/>
+            <w:r>
+              <w:rPr>
+                <w:rFonts w:eastAsia="Times New Roman" w:cs="Times New Roman"/>
+                <w:noProof w:val="0"/>
+                <w:kern w:val="0"/>
+                <w:sz w:val="20"/>
+                <w:szCs w:val="20"/>
+                <w:lang w:eastAsia="en-ID" w:bidi="ar-SA"/>
+                <w14:ligatures w14:val="none"/>
+              </w:rPr>
+              <w:t>baru</w:t>
+            </w:r>
+            <w:proofErr w:type="spellEnd"/>
           </w:p>
         </w:tc>
       </w:tr>
@@ -19860,19 +20060,10 @@
                 <w:lang w:eastAsia="en-ID" w:bidi="ar-SA"/>
                 <w14:ligatures w14:val="none"/>
               </w:rPr>
-              <w:t>Fitur apa saja yang diharapkan tersedia dalam sistem pemesanan &amp; pembayaran?</w:t>
-            </w:r>
-          </w:p>
-        </w:tc>
-        <w:tc>
-          <w:tcPr>
-            <w:tcW w:w="0" w:type="auto"/>
-            <w:vAlign w:val="center"/>
-            <w:hideMark/>
-          </w:tcPr>
-          <w:p>
-            <w:pPr>
-              <w:jc w:val="left"/>
+              <w:t xml:space="preserve">Fitur </w:t>
+            </w:r>
+            <w:proofErr w:type="spellStart"/>
+            <w:r>
               <w:rPr>
                 <w:rFonts w:eastAsia="Times New Roman" w:cs="Times New Roman"/>
                 <w:noProof w:val="0"/>
@@ -19882,7 +20073,9 @@
                 <w:lang w:eastAsia="en-ID" w:bidi="ar-SA"/>
                 <w14:ligatures w14:val="none"/>
               </w:rPr>
-            </w:pPr>
+              <w:t>apa</w:t>
+            </w:r>
+            <w:proofErr w:type="spellEnd"/>
             <w:r>
               <w:rPr>
                 <w:rFonts w:eastAsia="Times New Roman" w:cs="Times New Roman"/>
@@ -19893,8 +20086,381 @@
                 <w:lang w:eastAsia="en-ID" w:bidi="ar-SA"/>
                 <w14:ligatures w14:val="none"/>
               </w:rPr>
-              <w:t>Memahami harapan pengguna terhadap fitur sistem baru</w:t>
-            </w:r>
+              <w:t xml:space="preserve"> </w:t>
+            </w:r>
+            <w:proofErr w:type="spellStart"/>
+            <w:r>
+              <w:rPr>
+                <w:rFonts w:eastAsia="Times New Roman" w:cs="Times New Roman"/>
+                <w:noProof w:val="0"/>
+                <w:kern w:val="0"/>
+                <w:sz w:val="20"/>
+                <w:szCs w:val="20"/>
+                <w:lang w:eastAsia="en-ID" w:bidi="ar-SA"/>
+                <w14:ligatures w14:val="none"/>
+              </w:rPr>
+              <w:t>saja</w:t>
+            </w:r>
+            <w:proofErr w:type="spellEnd"/>
+            <w:r>
+              <w:rPr>
+                <w:rFonts w:eastAsia="Times New Roman" w:cs="Times New Roman"/>
+                <w:noProof w:val="0"/>
+                <w:kern w:val="0"/>
+                <w:sz w:val="20"/>
+                <w:szCs w:val="20"/>
+                <w:lang w:eastAsia="en-ID" w:bidi="ar-SA"/>
+                <w14:ligatures w14:val="none"/>
+              </w:rPr>
+              <w:t xml:space="preserve"> yang </w:t>
+            </w:r>
+            <w:proofErr w:type="spellStart"/>
+            <w:r>
+              <w:rPr>
+                <w:rFonts w:eastAsia="Times New Roman" w:cs="Times New Roman"/>
+                <w:noProof w:val="0"/>
+                <w:kern w:val="0"/>
+                <w:sz w:val="20"/>
+                <w:szCs w:val="20"/>
+                <w:lang w:eastAsia="en-ID" w:bidi="ar-SA"/>
+                <w14:ligatures w14:val="none"/>
+              </w:rPr>
+              <w:t>diharapkan</w:t>
+            </w:r>
+            <w:proofErr w:type="spellEnd"/>
+            <w:r>
+              <w:rPr>
+                <w:rFonts w:eastAsia="Times New Roman" w:cs="Times New Roman"/>
+                <w:noProof w:val="0"/>
+                <w:kern w:val="0"/>
+                <w:sz w:val="20"/>
+                <w:szCs w:val="20"/>
+                <w:lang w:eastAsia="en-ID" w:bidi="ar-SA"/>
+                <w14:ligatures w14:val="none"/>
+              </w:rPr>
+              <w:t xml:space="preserve"> </w:t>
+            </w:r>
+            <w:proofErr w:type="spellStart"/>
+            <w:r>
+              <w:rPr>
+                <w:rFonts w:eastAsia="Times New Roman" w:cs="Times New Roman"/>
+                <w:noProof w:val="0"/>
+                <w:kern w:val="0"/>
+                <w:sz w:val="20"/>
+                <w:szCs w:val="20"/>
+                <w:lang w:eastAsia="en-ID" w:bidi="ar-SA"/>
+                <w14:ligatures w14:val="none"/>
+              </w:rPr>
+              <w:t>tersedia</w:t>
+            </w:r>
+            <w:proofErr w:type="spellEnd"/>
+            <w:r>
+              <w:rPr>
+                <w:rFonts w:eastAsia="Times New Roman" w:cs="Times New Roman"/>
+                <w:noProof w:val="0"/>
+                <w:kern w:val="0"/>
+                <w:sz w:val="20"/>
+                <w:szCs w:val="20"/>
+                <w:lang w:eastAsia="en-ID" w:bidi="ar-SA"/>
+                <w14:ligatures w14:val="none"/>
+              </w:rPr>
+              <w:t xml:space="preserve"> </w:t>
+            </w:r>
+            <w:proofErr w:type="spellStart"/>
+            <w:r>
+              <w:rPr>
+                <w:rFonts w:eastAsia="Times New Roman" w:cs="Times New Roman"/>
+                <w:noProof w:val="0"/>
+                <w:kern w:val="0"/>
+                <w:sz w:val="20"/>
+                <w:szCs w:val="20"/>
+                <w:lang w:eastAsia="en-ID" w:bidi="ar-SA"/>
+                <w14:ligatures w14:val="none"/>
+              </w:rPr>
+              <w:t>dalam</w:t>
+            </w:r>
+            <w:proofErr w:type="spellEnd"/>
+            <w:r>
+              <w:rPr>
+                <w:rFonts w:eastAsia="Times New Roman" w:cs="Times New Roman"/>
+                <w:noProof w:val="0"/>
+                <w:kern w:val="0"/>
+                <w:sz w:val="20"/>
+                <w:szCs w:val="20"/>
+                <w:lang w:eastAsia="en-ID" w:bidi="ar-SA"/>
+                <w14:ligatures w14:val="none"/>
+              </w:rPr>
+              <w:t xml:space="preserve"> </w:t>
+            </w:r>
+            <w:proofErr w:type="spellStart"/>
+            <w:r>
+              <w:rPr>
+                <w:rFonts w:eastAsia="Times New Roman" w:cs="Times New Roman"/>
+                <w:noProof w:val="0"/>
+                <w:kern w:val="0"/>
+                <w:sz w:val="20"/>
+                <w:szCs w:val="20"/>
+                <w:lang w:eastAsia="en-ID" w:bidi="ar-SA"/>
+                <w14:ligatures w14:val="none"/>
+              </w:rPr>
+              <w:t>sistem</w:t>
+            </w:r>
+            <w:proofErr w:type="spellEnd"/>
+            <w:r>
+              <w:rPr>
+                <w:rFonts w:eastAsia="Times New Roman" w:cs="Times New Roman"/>
+                <w:noProof w:val="0"/>
+                <w:kern w:val="0"/>
+                <w:sz w:val="20"/>
+                <w:szCs w:val="20"/>
+                <w:lang w:eastAsia="en-ID" w:bidi="ar-SA"/>
+                <w14:ligatures w14:val="none"/>
+              </w:rPr>
+              <w:t xml:space="preserve"> </w:t>
+            </w:r>
+            <w:proofErr w:type="spellStart"/>
+            <w:r>
+              <w:rPr>
+                <w:rFonts w:eastAsia="Times New Roman" w:cs="Times New Roman"/>
+                <w:noProof w:val="0"/>
+                <w:kern w:val="0"/>
+                <w:sz w:val="20"/>
+                <w:szCs w:val="20"/>
+                <w:lang w:eastAsia="en-ID" w:bidi="ar-SA"/>
+                <w14:ligatures w14:val="none"/>
+              </w:rPr>
+              <w:t>pemesanan</w:t>
+            </w:r>
+            <w:proofErr w:type="spellEnd"/>
+            <w:r>
+              <w:rPr>
+                <w:rFonts w:eastAsia="Times New Roman" w:cs="Times New Roman"/>
+                <w:noProof w:val="0"/>
+                <w:kern w:val="0"/>
+                <w:sz w:val="20"/>
+                <w:szCs w:val="20"/>
+                <w:lang w:eastAsia="en-ID" w:bidi="ar-SA"/>
+                <w14:ligatures w14:val="none"/>
+              </w:rPr>
+              <w:t xml:space="preserve"> &amp; </w:t>
+            </w:r>
+            <w:proofErr w:type="spellStart"/>
+            <w:r>
+              <w:rPr>
+                <w:rFonts w:eastAsia="Times New Roman" w:cs="Times New Roman"/>
+                <w:noProof w:val="0"/>
+                <w:kern w:val="0"/>
+                <w:sz w:val="20"/>
+                <w:szCs w:val="20"/>
+                <w:lang w:eastAsia="en-ID" w:bidi="ar-SA"/>
+                <w14:ligatures w14:val="none"/>
+              </w:rPr>
+              <w:t>pembayaran</w:t>
+            </w:r>
+            <w:proofErr w:type="spellEnd"/>
+            <w:r>
+              <w:rPr>
+                <w:rFonts w:eastAsia="Times New Roman" w:cs="Times New Roman"/>
+                <w:noProof w:val="0"/>
+                <w:kern w:val="0"/>
+                <w:sz w:val="20"/>
+                <w:szCs w:val="20"/>
+                <w:lang w:eastAsia="en-ID" w:bidi="ar-SA"/>
+                <w14:ligatures w14:val="none"/>
+              </w:rPr>
+              <w:t>?</w:t>
+            </w:r>
+          </w:p>
+        </w:tc>
+        <w:tc>
+          <w:tcPr>
+            <w:tcW w:w="0" w:type="auto"/>
+            <w:vAlign w:val="center"/>
+            <w:hideMark/>
+          </w:tcPr>
+          <w:p>
+            <w:pPr>
+              <w:jc w:val="left"/>
+              <w:rPr>
+                <w:rFonts w:eastAsia="Times New Roman" w:cs="Times New Roman"/>
+                <w:noProof w:val="0"/>
+                <w:kern w:val="0"/>
+                <w:sz w:val="20"/>
+                <w:szCs w:val="20"/>
+                <w:lang w:eastAsia="en-ID" w:bidi="ar-SA"/>
+                <w14:ligatures w14:val="none"/>
+              </w:rPr>
+            </w:pPr>
+            <w:proofErr w:type="spellStart"/>
+            <w:r>
+              <w:rPr>
+                <w:rFonts w:eastAsia="Times New Roman" w:cs="Times New Roman"/>
+                <w:noProof w:val="0"/>
+                <w:kern w:val="0"/>
+                <w:sz w:val="20"/>
+                <w:szCs w:val="20"/>
+                <w:lang w:eastAsia="en-ID" w:bidi="ar-SA"/>
+                <w14:ligatures w14:val="none"/>
+              </w:rPr>
+              <w:t>Memahami</w:t>
+            </w:r>
+            <w:proofErr w:type="spellEnd"/>
+            <w:r>
+              <w:rPr>
+                <w:rFonts w:eastAsia="Times New Roman" w:cs="Times New Roman"/>
+                <w:noProof w:val="0"/>
+                <w:kern w:val="0"/>
+                <w:sz w:val="20"/>
+                <w:szCs w:val="20"/>
+                <w:lang w:eastAsia="en-ID" w:bidi="ar-SA"/>
+                <w14:ligatures w14:val="none"/>
+              </w:rPr>
+              <w:t xml:space="preserve"> </w:t>
+            </w:r>
+            <w:proofErr w:type="spellStart"/>
+            <w:r>
+              <w:rPr>
+                <w:rFonts w:eastAsia="Times New Roman" w:cs="Times New Roman"/>
+                <w:noProof w:val="0"/>
+                <w:kern w:val="0"/>
+                <w:sz w:val="20"/>
+                <w:szCs w:val="20"/>
+                <w:lang w:eastAsia="en-ID" w:bidi="ar-SA"/>
+                <w14:ligatures w14:val="none"/>
+              </w:rPr>
+              <w:t>harapan</w:t>
+            </w:r>
+            <w:proofErr w:type="spellEnd"/>
+            <w:r>
+              <w:rPr>
+                <w:rFonts w:eastAsia="Times New Roman" w:cs="Times New Roman"/>
+                <w:noProof w:val="0"/>
+                <w:kern w:val="0"/>
+                <w:sz w:val="20"/>
+                <w:szCs w:val="20"/>
+                <w:lang w:eastAsia="en-ID" w:bidi="ar-SA"/>
+                <w14:ligatures w14:val="none"/>
+              </w:rPr>
+              <w:t xml:space="preserve"> </w:t>
+            </w:r>
+            <w:proofErr w:type="spellStart"/>
+            <w:r>
+              <w:rPr>
+                <w:rFonts w:eastAsia="Times New Roman" w:cs="Times New Roman"/>
+                <w:noProof w:val="0"/>
+                <w:kern w:val="0"/>
+                <w:sz w:val="20"/>
+                <w:szCs w:val="20"/>
+                <w:lang w:eastAsia="en-ID" w:bidi="ar-SA"/>
+                <w14:ligatures w14:val="none"/>
+              </w:rPr>
+              <w:t>pengguna</w:t>
+            </w:r>
+            <w:proofErr w:type="spellEnd"/>
+            <w:r>
+              <w:rPr>
+                <w:rFonts w:eastAsia="Times New Roman" w:cs="Times New Roman"/>
+                <w:noProof w:val="0"/>
+                <w:kern w:val="0"/>
+                <w:sz w:val="20"/>
+                <w:szCs w:val="20"/>
+                <w:lang w:eastAsia="en-ID" w:bidi="ar-SA"/>
+                <w14:ligatures w14:val="none"/>
+              </w:rPr>
+              <w:t xml:space="preserve"> </w:t>
+            </w:r>
+            <w:proofErr w:type="spellStart"/>
+            <w:r>
+              <w:rPr>
+                <w:rFonts w:eastAsia="Times New Roman" w:cs="Times New Roman"/>
+                <w:noProof w:val="0"/>
+                <w:kern w:val="0"/>
+                <w:sz w:val="20"/>
+                <w:szCs w:val="20"/>
+                <w:lang w:eastAsia="en-ID" w:bidi="ar-SA"/>
+                <w14:ligatures w14:val="none"/>
+              </w:rPr>
+              <w:t>terhadap</w:t>
+            </w:r>
+            <w:proofErr w:type="spellEnd"/>
+            <w:r>
+              <w:rPr>
+                <w:rFonts w:eastAsia="Times New Roman" w:cs="Times New Roman"/>
+                <w:noProof w:val="0"/>
+                <w:kern w:val="0"/>
+                <w:sz w:val="20"/>
+                <w:szCs w:val="20"/>
+                <w:lang w:eastAsia="en-ID" w:bidi="ar-SA"/>
+                <w14:ligatures w14:val="none"/>
+              </w:rPr>
+              <w:t xml:space="preserve"> </w:t>
+            </w:r>
+            <w:proofErr w:type="spellStart"/>
+            <w:r>
+              <w:rPr>
+                <w:rFonts w:eastAsia="Times New Roman" w:cs="Times New Roman"/>
+                <w:noProof w:val="0"/>
+                <w:kern w:val="0"/>
+                <w:sz w:val="20"/>
+                <w:szCs w:val="20"/>
+                <w:lang w:eastAsia="en-ID" w:bidi="ar-SA"/>
+                <w14:ligatures w14:val="none"/>
+              </w:rPr>
+              <w:t>fitur</w:t>
+            </w:r>
+            <w:proofErr w:type="spellEnd"/>
+            <w:r>
+              <w:rPr>
+                <w:rFonts w:eastAsia="Times New Roman" w:cs="Times New Roman"/>
+                <w:noProof w:val="0"/>
+                <w:kern w:val="0"/>
+                <w:sz w:val="20"/>
+                <w:szCs w:val="20"/>
+                <w:lang w:eastAsia="en-ID" w:bidi="ar-SA"/>
+                <w14:ligatures w14:val="none"/>
+              </w:rPr>
+              <w:t xml:space="preserve"> </w:t>
+            </w:r>
+            <w:proofErr w:type="spellStart"/>
+            <w:r>
+              <w:rPr>
+                <w:rFonts w:eastAsia="Times New Roman" w:cs="Times New Roman"/>
+                <w:noProof w:val="0"/>
+                <w:kern w:val="0"/>
+                <w:sz w:val="20"/>
+                <w:szCs w:val="20"/>
+                <w:lang w:eastAsia="en-ID" w:bidi="ar-SA"/>
+                <w14:ligatures w14:val="none"/>
+              </w:rPr>
+              <w:t>sistem</w:t>
+            </w:r>
+            <w:proofErr w:type="spellEnd"/>
+            <w:r>
+              <w:rPr>
+                <w:rFonts w:eastAsia="Times New Roman" w:cs="Times New Roman"/>
+                <w:noProof w:val="0"/>
+                <w:kern w:val="0"/>
+                <w:sz w:val="20"/>
+                <w:szCs w:val="20"/>
+                <w:lang w:eastAsia="en-ID" w:bidi="ar-SA"/>
+                <w14:ligatures w14:val="none"/>
+              </w:rPr>
+              <w:t xml:space="preserve"> </w:t>
+            </w:r>
+            <w:proofErr w:type="spellStart"/>
+            <w:r>
+              <w:rPr>
+                <w:rFonts w:eastAsia="Times New Roman" w:cs="Times New Roman"/>
+                <w:noProof w:val="0"/>
+                <w:kern w:val="0"/>
+                <w:sz w:val="20"/>
+                <w:szCs w:val="20"/>
+                <w:lang w:eastAsia="en-ID" w:bidi="ar-SA"/>
+                <w14:ligatures w14:val="none"/>
+              </w:rPr>
+              <w:t>baru</w:t>
+            </w:r>
+            <w:proofErr w:type="spellEnd"/>
           </w:p>
         </w:tc>
       </w:tr>
@@ -20915,16 +21481,10 @@
           <w:lang w:bidi="ar-SA"/>
           <w14:ligatures w14:val="none"/>
         </w:rPr>
-        <w:t xml:space="preserve"> : Memindai QR Meja: Pelanggan memindai QR Code yang terpasang di setiap meja untuk mengakses sistem pemesanan dan secara otomatis mendeteksi nomor meja asal pesanan.</w:t>
-      </w:r>
-    </w:p>
-    <w:p>
-      <w:pPr>
-        <w:widowControl w:val="0"/>
-        <w:autoSpaceDE w:val="0"/>
-        <w:autoSpaceDN w:val="0"/>
-        <w:spacing w:line="480" w:lineRule="auto"/>
-        <w:ind w:left="1058"/>
+        <w:t xml:space="preserve"> : </w:t>
+      </w:r>
+      <w:proofErr w:type="spellStart"/>
+      <w:r>
         <w:rPr>
           <w:rFonts w:eastAsia="Times New Roman" w:cs="Times New Roman"/>
           <w:noProof w:val="0"/>
@@ -20933,7 +21493,9 @@
           <w:lang w:bidi="ar-SA"/>
           <w14:ligatures w14:val="none"/>
         </w:rPr>
-      </w:pPr>
+        <w:t>Memindai</w:t>
+      </w:r>
+      <w:proofErr w:type="spellEnd"/>
       <w:r>
         <w:rPr>
           <w:rFonts w:eastAsia="Times New Roman" w:cs="Times New Roman"/>
@@ -20943,8 +21505,9 @@
           <w:lang w:bidi="ar-SA"/>
           <w14:ligatures w14:val="none"/>
         </w:rPr>
-        <w:t xml:space="preserve">U2 : Login : </w:t>
-      </w:r>
+        <w:t xml:space="preserve"> QR Meja: </w:t>
+      </w:r>
+      <w:proofErr w:type="spellStart"/>
       <w:r>
         <w:rPr>
           <w:rFonts w:eastAsia="Times New Roman" w:cs="Times New Roman"/>
@@ -20954,8 +21517,9 @@
           <w:lang w:bidi="ar-SA"/>
           <w14:ligatures w14:val="none"/>
         </w:rPr>
-        <w:t>Admin dapat login ke dashboard untuk melihat data l</w:t>
-      </w:r>
+        <w:t>Pelanggan</w:t>
+      </w:r>
+      <w:proofErr w:type="spellEnd"/>
       <w:r>
         <w:rPr>
           <w:rFonts w:eastAsia="Times New Roman" w:cs="Times New Roman"/>
@@ -20965,8 +21529,9 @@
           <w:lang w:bidi="ar-SA"/>
           <w14:ligatures w14:val="none"/>
         </w:rPr>
-        <w:t>ebih lanjut</w:t>
-      </w:r>
+        <w:t xml:space="preserve"> </w:t>
+      </w:r>
+      <w:proofErr w:type="spellStart"/>
       <w:r>
         <w:rPr>
           <w:rFonts w:eastAsia="Times New Roman" w:cs="Times New Roman"/>
@@ -20976,16 +21541,10 @@
           <w:lang w:bidi="ar-SA"/>
           <w14:ligatures w14:val="none"/>
         </w:rPr>
-        <w:t>.</w:t>
-      </w:r>
-    </w:p>
-    <w:p>
-      <w:pPr>
-        <w:widowControl w:val="0"/>
-        <w:autoSpaceDE w:val="0"/>
-        <w:autoSpaceDN w:val="0"/>
-        <w:spacing w:line="480" w:lineRule="auto"/>
-        <w:ind w:left="1058"/>
+        <w:t>memindai</w:t>
+      </w:r>
+      <w:proofErr w:type="spellEnd"/>
+      <w:r>
         <w:rPr>
           <w:rFonts w:eastAsia="Times New Roman" w:cs="Times New Roman"/>
           <w:noProof w:val="0"/>
@@ -20994,7 +21553,9 @@
           <w:lang w:bidi="ar-SA"/>
           <w14:ligatures w14:val="none"/>
         </w:rPr>
-      </w:pPr>
+        <w:t xml:space="preserve"> QR Code yang </w:t>
+      </w:r>
+      <w:proofErr w:type="spellStart"/>
       <w:r>
         <w:rPr>
           <w:rFonts w:eastAsia="Times New Roman" w:cs="Times New Roman"/>
@@ -21004,8 +21565,9 @@
           <w:lang w:bidi="ar-SA"/>
           <w14:ligatures w14:val="none"/>
         </w:rPr>
-        <w:t xml:space="preserve">U3 : Melihat Menu : </w:t>
-      </w:r>
+        <w:t>terpasang</w:t>
+      </w:r>
+      <w:proofErr w:type="spellEnd"/>
       <w:r>
         <w:rPr>
           <w:rFonts w:eastAsia="Times New Roman" w:cs="Times New Roman"/>
@@ -21015,8 +21577,9 @@
           <w:lang w:bidi="ar-SA"/>
           <w14:ligatures w14:val="none"/>
         </w:rPr>
-        <w:t>Setelah memindai QR Meja, pelanggan dapat melihat daftar menu makanan dan minuman yang tersedia di Tuan Coffee</w:t>
-      </w:r>
+        <w:t xml:space="preserve"> di </w:t>
+      </w:r>
+      <w:proofErr w:type="spellStart"/>
       <w:r>
         <w:rPr>
           <w:rFonts w:eastAsia="Times New Roman" w:cs="Times New Roman"/>
@@ -21026,16 +21589,10 @@
           <w:lang w:bidi="ar-SA"/>
           <w14:ligatures w14:val="none"/>
         </w:rPr>
-        <w:t>.</w:t>
-      </w:r>
-    </w:p>
-    <w:p>
-      <w:pPr>
-        <w:widowControl w:val="0"/>
-        <w:autoSpaceDE w:val="0"/>
-        <w:autoSpaceDN w:val="0"/>
-        <w:spacing w:line="480" w:lineRule="auto"/>
-        <w:ind w:left="1058"/>
+        <w:t>setiap</w:t>
+      </w:r>
+      <w:proofErr w:type="spellEnd"/>
+      <w:r>
         <w:rPr>
           <w:rFonts w:eastAsia="Times New Roman" w:cs="Times New Roman"/>
           <w:noProof w:val="0"/>
@@ -21044,7 +21601,9 @@
           <w:lang w:bidi="ar-SA"/>
           <w14:ligatures w14:val="none"/>
         </w:rPr>
-      </w:pPr>
+        <w:t xml:space="preserve"> </w:t>
+      </w:r>
+      <w:proofErr w:type="spellStart"/>
       <w:r>
         <w:rPr>
           <w:rFonts w:eastAsia="Times New Roman" w:cs="Times New Roman"/>
@@ -21054,8 +21613,9 @@
           <w:lang w:bidi="ar-SA"/>
           <w14:ligatures w14:val="none"/>
         </w:rPr>
-        <w:t xml:space="preserve">U4 : Pemesanan Menu : </w:t>
-      </w:r>
+        <w:t>meja</w:t>
+      </w:r>
+      <w:proofErr w:type="spellEnd"/>
       <w:r>
         <w:rPr>
           <w:rFonts w:eastAsia="Times New Roman" w:cs="Times New Roman"/>
@@ -21065,7 +21625,1228 @@
           <w:lang w:bidi="ar-SA"/>
           <w14:ligatures w14:val="none"/>
         </w:rPr>
-        <w:t>Setelah melihat menu, pelanggan dapat memilih dan memesan menu yang sudah dipilih, di mana sistem akan mengaitkan pesanan tersebut dengan nomor meja yang terdeteksi dari pemindaian QR</w:t>
+        <w:t xml:space="preserve"> </w:t>
+      </w:r>
+      <w:proofErr w:type="spellStart"/>
+      <w:r>
+        <w:rPr>
+          <w:rFonts w:eastAsia="Times New Roman" w:cs="Times New Roman"/>
+          <w:noProof w:val="0"/>
+          <w:kern w:val="0"/>
+          <w:szCs w:val="24"/>
+          <w:lang w:bidi="ar-SA"/>
+          <w14:ligatures w14:val="none"/>
+        </w:rPr>
+        <w:t>untuk</w:t>
+      </w:r>
+      <w:proofErr w:type="spellEnd"/>
+      <w:r>
+        <w:rPr>
+          <w:rFonts w:eastAsia="Times New Roman" w:cs="Times New Roman"/>
+          <w:noProof w:val="0"/>
+          <w:kern w:val="0"/>
+          <w:szCs w:val="24"/>
+          <w:lang w:bidi="ar-SA"/>
+          <w14:ligatures w14:val="none"/>
+        </w:rPr>
+        <w:t xml:space="preserve"> </w:t>
+      </w:r>
+      <w:proofErr w:type="spellStart"/>
+      <w:r>
+        <w:rPr>
+          <w:rFonts w:eastAsia="Times New Roman" w:cs="Times New Roman"/>
+          <w:noProof w:val="0"/>
+          <w:kern w:val="0"/>
+          <w:szCs w:val="24"/>
+          <w:lang w:bidi="ar-SA"/>
+          <w14:ligatures w14:val="none"/>
+        </w:rPr>
+        <w:t>mengakses</w:t>
+      </w:r>
+      <w:proofErr w:type="spellEnd"/>
+      <w:r>
+        <w:rPr>
+          <w:rFonts w:eastAsia="Times New Roman" w:cs="Times New Roman"/>
+          <w:noProof w:val="0"/>
+          <w:kern w:val="0"/>
+          <w:szCs w:val="24"/>
+          <w:lang w:bidi="ar-SA"/>
+          <w14:ligatures w14:val="none"/>
+        </w:rPr>
+        <w:t xml:space="preserve"> </w:t>
+      </w:r>
+      <w:proofErr w:type="spellStart"/>
+      <w:r>
+        <w:rPr>
+          <w:rFonts w:eastAsia="Times New Roman" w:cs="Times New Roman"/>
+          <w:noProof w:val="0"/>
+          <w:kern w:val="0"/>
+          <w:szCs w:val="24"/>
+          <w:lang w:bidi="ar-SA"/>
+          <w14:ligatures w14:val="none"/>
+        </w:rPr>
+        <w:t>sistem</w:t>
+      </w:r>
+      <w:proofErr w:type="spellEnd"/>
+      <w:r>
+        <w:rPr>
+          <w:rFonts w:eastAsia="Times New Roman" w:cs="Times New Roman"/>
+          <w:noProof w:val="0"/>
+          <w:kern w:val="0"/>
+          <w:szCs w:val="24"/>
+          <w:lang w:bidi="ar-SA"/>
+          <w14:ligatures w14:val="none"/>
+        </w:rPr>
+        <w:t xml:space="preserve"> </w:t>
+      </w:r>
+      <w:proofErr w:type="spellStart"/>
+      <w:r>
+        <w:rPr>
+          <w:rFonts w:eastAsia="Times New Roman" w:cs="Times New Roman"/>
+          <w:noProof w:val="0"/>
+          <w:kern w:val="0"/>
+          <w:szCs w:val="24"/>
+          <w:lang w:bidi="ar-SA"/>
+          <w14:ligatures w14:val="none"/>
+        </w:rPr>
+        <w:t>pemesanan</w:t>
+      </w:r>
+      <w:proofErr w:type="spellEnd"/>
+      <w:r>
+        <w:rPr>
+          <w:rFonts w:eastAsia="Times New Roman" w:cs="Times New Roman"/>
+          <w:noProof w:val="0"/>
+          <w:kern w:val="0"/>
+          <w:szCs w:val="24"/>
+          <w:lang w:bidi="ar-SA"/>
+          <w14:ligatures w14:val="none"/>
+        </w:rPr>
+        <w:t xml:space="preserve"> dan </w:t>
+      </w:r>
+      <w:proofErr w:type="spellStart"/>
+      <w:r>
+        <w:rPr>
+          <w:rFonts w:eastAsia="Times New Roman" w:cs="Times New Roman"/>
+          <w:noProof w:val="0"/>
+          <w:kern w:val="0"/>
+          <w:szCs w:val="24"/>
+          <w:lang w:bidi="ar-SA"/>
+          <w14:ligatures w14:val="none"/>
+        </w:rPr>
+        <w:t>secara</w:t>
+      </w:r>
+      <w:proofErr w:type="spellEnd"/>
+      <w:r>
+        <w:rPr>
+          <w:rFonts w:eastAsia="Times New Roman" w:cs="Times New Roman"/>
+          <w:noProof w:val="0"/>
+          <w:kern w:val="0"/>
+          <w:szCs w:val="24"/>
+          <w:lang w:bidi="ar-SA"/>
+          <w14:ligatures w14:val="none"/>
+        </w:rPr>
+        <w:t xml:space="preserve"> </w:t>
+      </w:r>
+      <w:proofErr w:type="spellStart"/>
+      <w:r>
+        <w:rPr>
+          <w:rFonts w:eastAsia="Times New Roman" w:cs="Times New Roman"/>
+          <w:noProof w:val="0"/>
+          <w:kern w:val="0"/>
+          <w:szCs w:val="24"/>
+          <w:lang w:bidi="ar-SA"/>
+          <w14:ligatures w14:val="none"/>
+        </w:rPr>
+        <w:t>otomatis</w:t>
+      </w:r>
+      <w:proofErr w:type="spellEnd"/>
+      <w:r>
+        <w:rPr>
+          <w:rFonts w:eastAsia="Times New Roman" w:cs="Times New Roman"/>
+          <w:noProof w:val="0"/>
+          <w:kern w:val="0"/>
+          <w:szCs w:val="24"/>
+          <w:lang w:bidi="ar-SA"/>
+          <w14:ligatures w14:val="none"/>
+        </w:rPr>
+        <w:t xml:space="preserve"> </w:t>
+      </w:r>
+      <w:proofErr w:type="spellStart"/>
+      <w:r>
+        <w:rPr>
+          <w:rFonts w:eastAsia="Times New Roman" w:cs="Times New Roman"/>
+          <w:noProof w:val="0"/>
+          <w:kern w:val="0"/>
+          <w:szCs w:val="24"/>
+          <w:lang w:bidi="ar-SA"/>
+          <w14:ligatures w14:val="none"/>
+        </w:rPr>
+        <w:t>mendeteksi</w:t>
+      </w:r>
+      <w:proofErr w:type="spellEnd"/>
+      <w:r>
+        <w:rPr>
+          <w:rFonts w:eastAsia="Times New Roman" w:cs="Times New Roman"/>
+          <w:noProof w:val="0"/>
+          <w:kern w:val="0"/>
+          <w:szCs w:val="24"/>
+          <w:lang w:bidi="ar-SA"/>
+          <w14:ligatures w14:val="none"/>
+        </w:rPr>
+        <w:t xml:space="preserve"> </w:t>
+      </w:r>
+      <w:proofErr w:type="spellStart"/>
+      <w:r>
+        <w:rPr>
+          <w:rFonts w:eastAsia="Times New Roman" w:cs="Times New Roman"/>
+          <w:noProof w:val="0"/>
+          <w:kern w:val="0"/>
+          <w:szCs w:val="24"/>
+          <w:lang w:bidi="ar-SA"/>
+          <w14:ligatures w14:val="none"/>
+        </w:rPr>
+        <w:t>nomor</w:t>
+      </w:r>
+      <w:proofErr w:type="spellEnd"/>
+      <w:r>
+        <w:rPr>
+          <w:rFonts w:eastAsia="Times New Roman" w:cs="Times New Roman"/>
+          <w:noProof w:val="0"/>
+          <w:kern w:val="0"/>
+          <w:szCs w:val="24"/>
+          <w:lang w:bidi="ar-SA"/>
+          <w14:ligatures w14:val="none"/>
+        </w:rPr>
+        <w:t xml:space="preserve"> </w:t>
+      </w:r>
+      <w:proofErr w:type="spellStart"/>
+      <w:r>
+        <w:rPr>
+          <w:rFonts w:eastAsia="Times New Roman" w:cs="Times New Roman"/>
+          <w:noProof w:val="0"/>
+          <w:kern w:val="0"/>
+          <w:szCs w:val="24"/>
+          <w:lang w:bidi="ar-SA"/>
+          <w14:ligatures w14:val="none"/>
+        </w:rPr>
+        <w:t>meja</w:t>
+      </w:r>
+      <w:proofErr w:type="spellEnd"/>
+      <w:r>
+        <w:rPr>
+          <w:rFonts w:eastAsia="Times New Roman" w:cs="Times New Roman"/>
+          <w:noProof w:val="0"/>
+          <w:kern w:val="0"/>
+          <w:szCs w:val="24"/>
+          <w:lang w:bidi="ar-SA"/>
+          <w14:ligatures w14:val="none"/>
+        </w:rPr>
+        <w:t xml:space="preserve"> </w:t>
+      </w:r>
+      <w:proofErr w:type="spellStart"/>
+      <w:r>
+        <w:rPr>
+          <w:rFonts w:eastAsia="Times New Roman" w:cs="Times New Roman"/>
+          <w:noProof w:val="0"/>
+          <w:kern w:val="0"/>
+          <w:szCs w:val="24"/>
+          <w:lang w:bidi="ar-SA"/>
+          <w14:ligatures w14:val="none"/>
+        </w:rPr>
+        <w:t>asal</w:t>
+      </w:r>
+      <w:proofErr w:type="spellEnd"/>
+      <w:r>
+        <w:rPr>
+          <w:rFonts w:eastAsia="Times New Roman" w:cs="Times New Roman"/>
+          <w:noProof w:val="0"/>
+          <w:kern w:val="0"/>
+          <w:szCs w:val="24"/>
+          <w:lang w:bidi="ar-SA"/>
+          <w14:ligatures w14:val="none"/>
+        </w:rPr>
+        <w:t xml:space="preserve"> </w:t>
+      </w:r>
+      <w:proofErr w:type="spellStart"/>
+      <w:r>
+        <w:rPr>
+          <w:rFonts w:eastAsia="Times New Roman" w:cs="Times New Roman"/>
+          <w:noProof w:val="0"/>
+          <w:kern w:val="0"/>
+          <w:szCs w:val="24"/>
+          <w:lang w:bidi="ar-SA"/>
+          <w14:ligatures w14:val="none"/>
+        </w:rPr>
+        <w:t>pesanan</w:t>
+      </w:r>
+      <w:proofErr w:type="spellEnd"/>
+      <w:r>
+        <w:rPr>
+          <w:rFonts w:eastAsia="Times New Roman" w:cs="Times New Roman"/>
+          <w:noProof w:val="0"/>
+          <w:kern w:val="0"/>
+          <w:szCs w:val="24"/>
+          <w:lang w:bidi="ar-SA"/>
+          <w14:ligatures w14:val="none"/>
+        </w:rPr>
+        <w:t>.</w:t>
+      </w:r>
+    </w:p>
+    <w:p>
+      <w:pPr>
+        <w:widowControl w:val="0"/>
+        <w:autoSpaceDE w:val="0"/>
+        <w:autoSpaceDN w:val="0"/>
+        <w:spacing w:line="480" w:lineRule="auto"/>
+        <w:ind w:left="1058"/>
+        <w:rPr>
+          <w:rFonts w:eastAsia="Times New Roman" w:cs="Times New Roman"/>
+          <w:noProof w:val="0"/>
+          <w:kern w:val="0"/>
+          <w:szCs w:val="24"/>
+          <w:lang w:bidi="ar-SA"/>
+          <w14:ligatures w14:val="none"/>
+        </w:rPr>
+      </w:pPr>
+      <w:r>
+        <w:rPr>
+          <w:rFonts w:eastAsia="Times New Roman" w:cs="Times New Roman"/>
+          <w:noProof w:val="0"/>
+          <w:kern w:val="0"/>
+          <w:szCs w:val="24"/>
+          <w:lang w:bidi="ar-SA"/>
+          <w14:ligatures w14:val="none"/>
+        </w:rPr>
+        <w:t xml:space="preserve">U2 : Login : </w:t>
+      </w:r>
+      <w:r>
+        <w:rPr>
+          <w:rFonts w:eastAsia="Times New Roman" w:cs="Times New Roman"/>
+          <w:noProof w:val="0"/>
+          <w:kern w:val="0"/>
+          <w:szCs w:val="24"/>
+          <w:lang w:bidi="ar-SA"/>
+          <w14:ligatures w14:val="none"/>
+        </w:rPr>
+        <w:t xml:space="preserve">Admin </w:t>
+      </w:r>
+      <w:proofErr w:type="spellStart"/>
+      <w:r>
+        <w:rPr>
+          <w:rFonts w:eastAsia="Times New Roman" w:cs="Times New Roman"/>
+          <w:noProof w:val="0"/>
+          <w:kern w:val="0"/>
+          <w:szCs w:val="24"/>
+          <w:lang w:bidi="ar-SA"/>
+          <w14:ligatures w14:val="none"/>
+        </w:rPr>
+        <w:t>dapat</w:t>
+      </w:r>
+      <w:proofErr w:type="spellEnd"/>
+      <w:r>
+        <w:rPr>
+          <w:rFonts w:eastAsia="Times New Roman" w:cs="Times New Roman"/>
+          <w:noProof w:val="0"/>
+          <w:kern w:val="0"/>
+          <w:szCs w:val="24"/>
+          <w:lang w:bidi="ar-SA"/>
+          <w14:ligatures w14:val="none"/>
+        </w:rPr>
+        <w:t xml:space="preserve"> login </w:t>
+      </w:r>
+      <w:proofErr w:type="spellStart"/>
+      <w:r>
+        <w:rPr>
+          <w:rFonts w:eastAsia="Times New Roman" w:cs="Times New Roman"/>
+          <w:noProof w:val="0"/>
+          <w:kern w:val="0"/>
+          <w:szCs w:val="24"/>
+          <w:lang w:bidi="ar-SA"/>
+          <w14:ligatures w14:val="none"/>
+        </w:rPr>
+        <w:t>ke</w:t>
+      </w:r>
+      <w:proofErr w:type="spellEnd"/>
+      <w:r>
+        <w:rPr>
+          <w:rFonts w:eastAsia="Times New Roman" w:cs="Times New Roman"/>
+          <w:noProof w:val="0"/>
+          <w:kern w:val="0"/>
+          <w:szCs w:val="24"/>
+          <w:lang w:bidi="ar-SA"/>
+          <w14:ligatures w14:val="none"/>
+        </w:rPr>
+        <w:t xml:space="preserve"> dashboard </w:t>
+      </w:r>
+      <w:proofErr w:type="spellStart"/>
+      <w:r>
+        <w:rPr>
+          <w:rFonts w:eastAsia="Times New Roman" w:cs="Times New Roman"/>
+          <w:noProof w:val="0"/>
+          <w:kern w:val="0"/>
+          <w:szCs w:val="24"/>
+          <w:lang w:bidi="ar-SA"/>
+          <w14:ligatures w14:val="none"/>
+        </w:rPr>
+        <w:t>untuk</w:t>
+      </w:r>
+      <w:proofErr w:type="spellEnd"/>
+      <w:r>
+        <w:rPr>
+          <w:rFonts w:eastAsia="Times New Roman" w:cs="Times New Roman"/>
+          <w:noProof w:val="0"/>
+          <w:kern w:val="0"/>
+          <w:szCs w:val="24"/>
+          <w:lang w:bidi="ar-SA"/>
+          <w14:ligatures w14:val="none"/>
+        </w:rPr>
+        <w:t xml:space="preserve"> </w:t>
+      </w:r>
+      <w:proofErr w:type="spellStart"/>
+      <w:r>
+        <w:rPr>
+          <w:rFonts w:eastAsia="Times New Roman" w:cs="Times New Roman"/>
+          <w:noProof w:val="0"/>
+          <w:kern w:val="0"/>
+          <w:szCs w:val="24"/>
+          <w:lang w:bidi="ar-SA"/>
+          <w14:ligatures w14:val="none"/>
+        </w:rPr>
+        <w:t>melihat</w:t>
+      </w:r>
+      <w:proofErr w:type="spellEnd"/>
+      <w:r>
+        <w:rPr>
+          <w:rFonts w:eastAsia="Times New Roman" w:cs="Times New Roman"/>
+          <w:noProof w:val="0"/>
+          <w:kern w:val="0"/>
+          <w:szCs w:val="24"/>
+          <w:lang w:bidi="ar-SA"/>
+          <w14:ligatures w14:val="none"/>
+        </w:rPr>
+        <w:t xml:space="preserve"> data </w:t>
+      </w:r>
+      <w:proofErr w:type="spellStart"/>
+      <w:r>
+        <w:rPr>
+          <w:rFonts w:eastAsia="Times New Roman" w:cs="Times New Roman"/>
+          <w:noProof w:val="0"/>
+          <w:kern w:val="0"/>
+          <w:szCs w:val="24"/>
+          <w:lang w:bidi="ar-SA"/>
+          <w14:ligatures w14:val="none"/>
+        </w:rPr>
+        <w:t>l</w:t>
+      </w:r>
+      <w:r>
+        <w:rPr>
+          <w:rFonts w:eastAsia="Times New Roman" w:cs="Times New Roman"/>
+          <w:noProof w:val="0"/>
+          <w:kern w:val="0"/>
+          <w:szCs w:val="24"/>
+          <w:lang w:bidi="ar-SA"/>
+          <w14:ligatures w14:val="none"/>
+        </w:rPr>
+        <w:t>ebih</w:t>
+      </w:r>
+      <w:proofErr w:type="spellEnd"/>
+      <w:r>
+        <w:rPr>
+          <w:rFonts w:eastAsia="Times New Roman" w:cs="Times New Roman"/>
+          <w:noProof w:val="0"/>
+          <w:kern w:val="0"/>
+          <w:szCs w:val="24"/>
+          <w:lang w:bidi="ar-SA"/>
+          <w14:ligatures w14:val="none"/>
+        </w:rPr>
+        <w:t xml:space="preserve"> </w:t>
+      </w:r>
+      <w:proofErr w:type="spellStart"/>
+      <w:r>
+        <w:rPr>
+          <w:rFonts w:eastAsia="Times New Roman" w:cs="Times New Roman"/>
+          <w:noProof w:val="0"/>
+          <w:kern w:val="0"/>
+          <w:szCs w:val="24"/>
+          <w:lang w:bidi="ar-SA"/>
+          <w14:ligatures w14:val="none"/>
+        </w:rPr>
+        <w:t>lanjut</w:t>
+      </w:r>
+      <w:proofErr w:type="spellEnd"/>
+      <w:r>
+        <w:rPr>
+          <w:rFonts w:eastAsia="Times New Roman" w:cs="Times New Roman"/>
+          <w:noProof w:val="0"/>
+          <w:kern w:val="0"/>
+          <w:szCs w:val="24"/>
+          <w:lang w:bidi="ar-SA"/>
+          <w14:ligatures w14:val="none"/>
+        </w:rPr>
+        <w:t>.</w:t>
+      </w:r>
+    </w:p>
+    <w:p>
+      <w:pPr>
+        <w:widowControl w:val="0"/>
+        <w:autoSpaceDE w:val="0"/>
+        <w:autoSpaceDN w:val="0"/>
+        <w:spacing w:line="480" w:lineRule="auto"/>
+        <w:ind w:left="1058"/>
+        <w:rPr>
+          <w:rFonts w:eastAsia="Times New Roman" w:cs="Times New Roman"/>
+          <w:noProof w:val="0"/>
+          <w:kern w:val="0"/>
+          <w:szCs w:val="24"/>
+          <w:lang w:bidi="ar-SA"/>
+          <w14:ligatures w14:val="none"/>
+        </w:rPr>
+      </w:pPr>
+      <w:r>
+        <w:rPr>
+          <w:rFonts w:eastAsia="Times New Roman" w:cs="Times New Roman"/>
+          <w:noProof w:val="0"/>
+          <w:kern w:val="0"/>
+          <w:szCs w:val="24"/>
+          <w:lang w:bidi="ar-SA"/>
+          <w14:ligatures w14:val="none"/>
+        </w:rPr>
+        <w:t xml:space="preserve">U3 : </w:t>
+      </w:r>
+      <w:proofErr w:type="spellStart"/>
+      <w:r>
+        <w:rPr>
+          <w:rFonts w:eastAsia="Times New Roman" w:cs="Times New Roman"/>
+          <w:noProof w:val="0"/>
+          <w:kern w:val="0"/>
+          <w:szCs w:val="24"/>
+          <w:lang w:bidi="ar-SA"/>
+          <w14:ligatures w14:val="none"/>
+        </w:rPr>
+        <w:t>Melihat</w:t>
+      </w:r>
+      <w:proofErr w:type="spellEnd"/>
+      <w:r>
+        <w:rPr>
+          <w:rFonts w:eastAsia="Times New Roman" w:cs="Times New Roman"/>
+          <w:noProof w:val="0"/>
+          <w:kern w:val="0"/>
+          <w:szCs w:val="24"/>
+          <w:lang w:bidi="ar-SA"/>
+          <w14:ligatures w14:val="none"/>
+        </w:rPr>
+        <w:t xml:space="preserve"> Menu : </w:t>
+      </w:r>
+      <w:proofErr w:type="spellStart"/>
+      <w:r>
+        <w:rPr>
+          <w:rFonts w:eastAsia="Times New Roman" w:cs="Times New Roman"/>
+          <w:noProof w:val="0"/>
+          <w:kern w:val="0"/>
+          <w:szCs w:val="24"/>
+          <w:lang w:bidi="ar-SA"/>
+          <w14:ligatures w14:val="none"/>
+        </w:rPr>
+        <w:t>Setelah</w:t>
+      </w:r>
+      <w:proofErr w:type="spellEnd"/>
+      <w:r>
+        <w:rPr>
+          <w:rFonts w:eastAsia="Times New Roman" w:cs="Times New Roman"/>
+          <w:noProof w:val="0"/>
+          <w:kern w:val="0"/>
+          <w:szCs w:val="24"/>
+          <w:lang w:bidi="ar-SA"/>
+          <w14:ligatures w14:val="none"/>
+        </w:rPr>
+        <w:t xml:space="preserve"> </w:t>
+      </w:r>
+      <w:proofErr w:type="spellStart"/>
+      <w:r>
+        <w:rPr>
+          <w:rFonts w:eastAsia="Times New Roman" w:cs="Times New Roman"/>
+          <w:noProof w:val="0"/>
+          <w:kern w:val="0"/>
+          <w:szCs w:val="24"/>
+          <w:lang w:bidi="ar-SA"/>
+          <w14:ligatures w14:val="none"/>
+        </w:rPr>
+        <w:t>memindai</w:t>
+      </w:r>
+      <w:proofErr w:type="spellEnd"/>
+      <w:r>
+        <w:rPr>
+          <w:rFonts w:eastAsia="Times New Roman" w:cs="Times New Roman"/>
+          <w:noProof w:val="0"/>
+          <w:kern w:val="0"/>
+          <w:szCs w:val="24"/>
+          <w:lang w:bidi="ar-SA"/>
+          <w14:ligatures w14:val="none"/>
+        </w:rPr>
+        <w:t xml:space="preserve"> QR Meja, </w:t>
+      </w:r>
+      <w:proofErr w:type="spellStart"/>
+      <w:r>
+        <w:rPr>
+          <w:rFonts w:eastAsia="Times New Roman" w:cs="Times New Roman"/>
+          <w:noProof w:val="0"/>
+          <w:kern w:val="0"/>
+          <w:szCs w:val="24"/>
+          <w:lang w:bidi="ar-SA"/>
+          <w14:ligatures w14:val="none"/>
+        </w:rPr>
+        <w:t>pelanggan</w:t>
+      </w:r>
+      <w:proofErr w:type="spellEnd"/>
+      <w:r>
+        <w:rPr>
+          <w:rFonts w:eastAsia="Times New Roman" w:cs="Times New Roman"/>
+          <w:noProof w:val="0"/>
+          <w:kern w:val="0"/>
+          <w:szCs w:val="24"/>
+          <w:lang w:bidi="ar-SA"/>
+          <w14:ligatures w14:val="none"/>
+        </w:rPr>
+        <w:t xml:space="preserve"> </w:t>
+      </w:r>
+      <w:proofErr w:type="spellStart"/>
+      <w:r>
+        <w:rPr>
+          <w:rFonts w:eastAsia="Times New Roman" w:cs="Times New Roman"/>
+          <w:noProof w:val="0"/>
+          <w:kern w:val="0"/>
+          <w:szCs w:val="24"/>
+          <w:lang w:bidi="ar-SA"/>
+          <w14:ligatures w14:val="none"/>
+        </w:rPr>
+        <w:t>dapat</w:t>
+      </w:r>
+      <w:proofErr w:type="spellEnd"/>
+      <w:r>
+        <w:rPr>
+          <w:rFonts w:eastAsia="Times New Roman" w:cs="Times New Roman"/>
+          <w:noProof w:val="0"/>
+          <w:kern w:val="0"/>
+          <w:szCs w:val="24"/>
+          <w:lang w:bidi="ar-SA"/>
+          <w14:ligatures w14:val="none"/>
+        </w:rPr>
+        <w:t xml:space="preserve"> </w:t>
+      </w:r>
+      <w:proofErr w:type="spellStart"/>
+      <w:r>
+        <w:rPr>
+          <w:rFonts w:eastAsia="Times New Roman" w:cs="Times New Roman"/>
+          <w:noProof w:val="0"/>
+          <w:kern w:val="0"/>
+          <w:szCs w:val="24"/>
+          <w:lang w:bidi="ar-SA"/>
+          <w14:ligatures w14:val="none"/>
+        </w:rPr>
+        <w:t>melihat</w:t>
+      </w:r>
+      <w:proofErr w:type="spellEnd"/>
+      <w:r>
+        <w:rPr>
+          <w:rFonts w:eastAsia="Times New Roman" w:cs="Times New Roman"/>
+          <w:noProof w:val="0"/>
+          <w:kern w:val="0"/>
+          <w:szCs w:val="24"/>
+          <w:lang w:bidi="ar-SA"/>
+          <w14:ligatures w14:val="none"/>
+        </w:rPr>
+        <w:t xml:space="preserve"> daftar menu </w:t>
+      </w:r>
+      <w:proofErr w:type="spellStart"/>
+      <w:r>
+        <w:rPr>
+          <w:rFonts w:eastAsia="Times New Roman" w:cs="Times New Roman"/>
+          <w:noProof w:val="0"/>
+          <w:kern w:val="0"/>
+          <w:szCs w:val="24"/>
+          <w:lang w:bidi="ar-SA"/>
+          <w14:ligatures w14:val="none"/>
+        </w:rPr>
+        <w:t>makanan</w:t>
+      </w:r>
+      <w:proofErr w:type="spellEnd"/>
+      <w:r>
+        <w:rPr>
+          <w:rFonts w:eastAsia="Times New Roman" w:cs="Times New Roman"/>
+          <w:noProof w:val="0"/>
+          <w:kern w:val="0"/>
+          <w:szCs w:val="24"/>
+          <w:lang w:bidi="ar-SA"/>
+          <w14:ligatures w14:val="none"/>
+        </w:rPr>
+        <w:t xml:space="preserve"> dan </w:t>
+      </w:r>
+      <w:proofErr w:type="spellStart"/>
+      <w:r>
+        <w:rPr>
+          <w:rFonts w:eastAsia="Times New Roman" w:cs="Times New Roman"/>
+          <w:noProof w:val="0"/>
+          <w:kern w:val="0"/>
+          <w:szCs w:val="24"/>
+          <w:lang w:bidi="ar-SA"/>
+          <w14:ligatures w14:val="none"/>
+        </w:rPr>
+        <w:t>minuman</w:t>
+      </w:r>
+      <w:proofErr w:type="spellEnd"/>
+      <w:r>
+        <w:rPr>
+          <w:rFonts w:eastAsia="Times New Roman" w:cs="Times New Roman"/>
+          <w:noProof w:val="0"/>
+          <w:kern w:val="0"/>
+          <w:szCs w:val="24"/>
+          <w:lang w:bidi="ar-SA"/>
+          <w14:ligatures w14:val="none"/>
+        </w:rPr>
+        <w:t xml:space="preserve"> yang </w:t>
+      </w:r>
+      <w:proofErr w:type="spellStart"/>
+      <w:r>
+        <w:rPr>
+          <w:rFonts w:eastAsia="Times New Roman" w:cs="Times New Roman"/>
+          <w:noProof w:val="0"/>
+          <w:kern w:val="0"/>
+          <w:szCs w:val="24"/>
+          <w:lang w:bidi="ar-SA"/>
+          <w14:ligatures w14:val="none"/>
+        </w:rPr>
+        <w:t>tersedia</w:t>
+      </w:r>
+      <w:proofErr w:type="spellEnd"/>
+      <w:r>
+        <w:rPr>
+          <w:rFonts w:eastAsia="Times New Roman" w:cs="Times New Roman"/>
+          <w:noProof w:val="0"/>
+          <w:kern w:val="0"/>
+          <w:szCs w:val="24"/>
+          <w:lang w:bidi="ar-SA"/>
+          <w14:ligatures w14:val="none"/>
+        </w:rPr>
+        <w:t xml:space="preserve"> di Tuan Coffee</w:t>
+      </w:r>
+      <w:r>
+        <w:rPr>
+          <w:rFonts w:eastAsia="Times New Roman" w:cs="Times New Roman"/>
+          <w:noProof w:val="0"/>
+          <w:kern w:val="0"/>
+          <w:szCs w:val="24"/>
+          <w:lang w:bidi="ar-SA"/>
+          <w14:ligatures w14:val="none"/>
+        </w:rPr>
+        <w:t>.</w:t>
+      </w:r>
+    </w:p>
+    <w:p>
+      <w:pPr>
+        <w:widowControl w:val="0"/>
+        <w:autoSpaceDE w:val="0"/>
+        <w:autoSpaceDN w:val="0"/>
+        <w:spacing w:line="480" w:lineRule="auto"/>
+        <w:ind w:left="1058"/>
+        <w:rPr>
+          <w:rFonts w:eastAsia="Times New Roman" w:cs="Times New Roman"/>
+          <w:noProof w:val="0"/>
+          <w:kern w:val="0"/>
+          <w:szCs w:val="24"/>
+          <w:lang w:bidi="ar-SA"/>
+          <w14:ligatures w14:val="none"/>
+        </w:rPr>
+      </w:pPr>
+      <w:r>
+        <w:rPr>
+          <w:rFonts w:eastAsia="Times New Roman" w:cs="Times New Roman"/>
+          <w:noProof w:val="0"/>
+          <w:kern w:val="0"/>
+          <w:szCs w:val="24"/>
+          <w:lang w:bidi="ar-SA"/>
+          <w14:ligatures w14:val="none"/>
+        </w:rPr>
+        <w:t xml:space="preserve">U4 : </w:t>
+      </w:r>
+      <w:proofErr w:type="spellStart"/>
+      <w:r>
+        <w:rPr>
+          <w:rFonts w:eastAsia="Times New Roman" w:cs="Times New Roman"/>
+          <w:noProof w:val="0"/>
+          <w:kern w:val="0"/>
+          <w:szCs w:val="24"/>
+          <w:lang w:bidi="ar-SA"/>
+          <w14:ligatures w14:val="none"/>
+        </w:rPr>
+        <w:t>Pemesanan</w:t>
+      </w:r>
+      <w:proofErr w:type="spellEnd"/>
+      <w:r>
+        <w:rPr>
+          <w:rFonts w:eastAsia="Times New Roman" w:cs="Times New Roman"/>
+          <w:noProof w:val="0"/>
+          <w:kern w:val="0"/>
+          <w:szCs w:val="24"/>
+          <w:lang w:bidi="ar-SA"/>
+          <w14:ligatures w14:val="none"/>
+        </w:rPr>
+        <w:t xml:space="preserve"> Menu : </w:t>
+      </w:r>
+      <w:proofErr w:type="spellStart"/>
+      <w:r>
+        <w:rPr>
+          <w:rFonts w:eastAsia="Times New Roman" w:cs="Times New Roman"/>
+          <w:noProof w:val="0"/>
+          <w:kern w:val="0"/>
+          <w:szCs w:val="24"/>
+          <w:lang w:bidi="ar-SA"/>
+          <w14:ligatures w14:val="none"/>
+        </w:rPr>
+        <w:t>Setelah</w:t>
+      </w:r>
+      <w:proofErr w:type="spellEnd"/>
+      <w:r>
+        <w:rPr>
+          <w:rFonts w:eastAsia="Times New Roman" w:cs="Times New Roman"/>
+          <w:noProof w:val="0"/>
+          <w:kern w:val="0"/>
+          <w:szCs w:val="24"/>
+          <w:lang w:bidi="ar-SA"/>
+          <w14:ligatures w14:val="none"/>
+        </w:rPr>
+        <w:t xml:space="preserve"> </w:t>
+      </w:r>
+      <w:proofErr w:type="spellStart"/>
+      <w:r>
+        <w:rPr>
+          <w:rFonts w:eastAsia="Times New Roman" w:cs="Times New Roman"/>
+          <w:noProof w:val="0"/>
+          <w:kern w:val="0"/>
+          <w:szCs w:val="24"/>
+          <w:lang w:bidi="ar-SA"/>
+          <w14:ligatures w14:val="none"/>
+        </w:rPr>
+        <w:t>melihat</w:t>
+      </w:r>
+      <w:proofErr w:type="spellEnd"/>
+      <w:r>
+        <w:rPr>
+          <w:rFonts w:eastAsia="Times New Roman" w:cs="Times New Roman"/>
+          <w:noProof w:val="0"/>
+          <w:kern w:val="0"/>
+          <w:szCs w:val="24"/>
+          <w:lang w:bidi="ar-SA"/>
+          <w14:ligatures w14:val="none"/>
+        </w:rPr>
+        <w:t xml:space="preserve"> menu, </w:t>
+      </w:r>
+      <w:proofErr w:type="spellStart"/>
+      <w:r>
+        <w:rPr>
+          <w:rFonts w:eastAsia="Times New Roman" w:cs="Times New Roman"/>
+          <w:noProof w:val="0"/>
+          <w:kern w:val="0"/>
+          <w:szCs w:val="24"/>
+          <w:lang w:bidi="ar-SA"/>
+          <w14:ligatures w14:val="none"/>
+        </w:rPr>
+        <w:t>pelanggan</w:t>
+      </w:r>
+      <w:proofErr w:type="spellEnd"/>
+      <w:r>
+        <w:rPr>
+          <w:rFonts w:eastAsia="Times New Roman" w:cs="Times New Roman"/>
+          <w:noProof w:val="0"/>
+          <w:kern w:val="0"/>
+          <w:szCs w:val="24"/>
+          <w:lang w:bidi="ar-SA"/>
+          <w14:ligatures w14:val="none"/>
+        </w:rPr>
+        <w:t xml:space="preserve"> </w:t>
+      </w:r>
+      <w:proofErr w:type="spellStart"/>
+      <w:r>
+        <w:rPr>
+          <w:rFonts w:eastAsia="Times New Roman" w:cs="Times New Roman"/>
+          <w:noProof w:val="0"/>
+          <w:kern w:val="0"/>
+          <w:szCs w:val="24"/>
+          <w:lang w:bidi="ar-SA"/>
+          <w14:ligatures w14:val="none"/>
+        </w:rPr>
+        <w:t>dapat</w:t>
+      </w:r>
+      <w:proofErr w:type="spellEnd"/>
+      <w:r>
+        <w:rPr>
+          <w:rFonts w:eastAsia="Times New Roman" w:cs="Times New Roman"/>
+          <w:noProof w:val="0"/>
+          <w:kern w:val="0"/>
+          <w:szCs w:val="24"/>
+          <w:lang w:bidi="ar-SA"/>
+          <w14:ligatures w14:val="none"/>
+        </w:rPr>
+        <w:t xml:space="preserve"> </w:t>
+      </w:r>
+      <w:proofErr w:type="spellStart"/>
+      <w:r>
+        <w:rPr>
+          <w:rFonts w:eastAsia="Times New Roman" w:cs="Times New Roman"/>
+          <w:noProof w:val="0"/>
+          <w:kern w:val="0"/>
+          <w:szCs w:val="24"/>
+          <w:lang w:bidi="ar-SA"/>
+          <w14:ligatures w14:val="none"/>
+        </w:rPr>
+        <w:t>memilih</w:t>
+      </w:r>
+      <w:proofErr w:type="spellEnd"/>
+      <w:r>
+        <w:rPr>
+          <w:rFonts w:eastAsia="Times New Roman" w:cs="Times New Roman"/>
+          <w:noProof w:val="0"/>
+          <w:kern w:val="0"/>
+          <w:szCs w:val="24"/>
+          <w:lang w:bidi="ar-SA"/>
+          <w14:ligatures w14:val="none"/>
+        </w:rPr>
+        <w:t xml:space="preserve"> dan </w:t>
+      </w:r>
+      <w:proofErr w:type="spellStart"/>
+      <w:r>
+        <w:rPr>
+          <w:rFonts w:eastAsia="Times New Roman" w:cs="Times New Roman"/>
+          <w:noProof w:val="0"/>
+          <w:kern w:val="0"/>
+          <w:szCs w:val="24"/>
+          <w:lang w:bidi="ar-SA"/>
+          <w14:ligatures w14:val="none"/>
+        </w:rPr>
+        <w:t>memesan</w:t>
+      </w:r>
+      <w:proofErr w:type="spellEnd"/>
+      <w:r>
+        <w:rPr>
+          <w:rFonts w:eastAsia="Times New Roman" w:cs="Times New Roman"/>
+          <w:noProof w:val="0"/>
+          <w:kern w:val="0"/>
+          <w:szCs w:val="24"/>
+          <w:lang w:bidi="ar-SA"/>
+          <w14:ligatures w14:val="none"/>
+        </w:rPr>
+        <w:t xml:space="preserve"> menu yang </w:t>
+      </w:r>
+      <w:proofErr w:type="spellStart"/>
+      <w:r>
+        <w:rPr>
+          <w:rFonts w:eastAsia="Times New Roman" w:cs="Times New Roman"/>
+          <w:noProof w:val="0"/>
+          <w:kern w:val="0"/>
+          <w:szCs w:val="24"/>
+          <w:lang w:bidi="ar-SA"/>
+          <w14:ligatures w14:val="none"/>
+        </w:rPr>
+        <w:t>sudah</w:t>
+      </w:r>
+      <w:proofErr w:type="spellEnd"/>
+      <w:r>
+        <w:rPr>
+          <w:rFonts w:eastAsia="Times New Roman" w:cs="Times New Roman"/>
+          <w:noProof w:val="0"/>
+          <w:kern w:val="0"/>
+          <w:szCs w:val="24"/>
+          <w:lang w:bidi="ar-SA"/>
+          <w14:ligatures w14:val="none"/>
+        </w:rPr>
+        <w:t xml:space="preserve"> </w:t>
+      </w:r>
+      <w:proofErr w:type="spellStart"/>
+      <w:r>
+        <w:rPr>
+          <w:rFonts w:eastAsia="Times New Roman" w:cs="Times New Roman"/>
+          <w:noProof w:val="0"/>
+          <w:kern w:val="0"/>
+          <w:szCs w:val="24"/>
+          <w:lang w:bidi="ar-SA"/>
+          <w14:ligatures w14:val="none"/>
+        </w:rPr>
+        <w:t>dipilih</w:t>
+      </w:r>
+      <w:proofErr w:type="spellEnd"/>
+      <w:r>
+        <w:rPr>
+          <w:rFonts w:eastAsia="Times New Roman" w:cs="Times New Roman"/>
+          <w:noProof w:val="0"/>
+          <w:kern w:val="0"/>
+          <w:szCs w:val="24"/>
+          <w:lang w:bidi="ar-SA"/>
+          <w14:ligatures w14:val="none"/>
+        </w:rPr>
+        <w:t xml:space="preserve">, di mana </w:t>
+      </w:r>
+      <w:proofErr w:type="spellStart"/>
+      <w:r>
+        <w:rPr>
+          <w:rFonts w:eastAsia="Times New Roman" w:cs="Times New Roman"/>
+          <w:noProof w:val="0"/>
+          <w:kern w:val="0"/>
+          <w:szCs w:val="24"/>
+          <w:lang w:bidi="ar-SA"/>
+          <w14:ligatures w14:val="none"/>
+        </w:rPr>
+        <w:t>sistem</w:t>
+      </w:r>
+      <w:proofErr w:type="spellEnd"/>
+      <w:r>
+        <w:rPr>
+          <w:rFonts w:eastAsia="Times New Roman" w:cs="Times New Roman"/>
+          <w:noProof w:val="0"/>
+          <w:kern w:val="0"/>
+          <w:szCs w:val="24"/>
+          <w:lang w:bidi="ar-SA"/>
+          <w14:ligatures w14:val="none"/>
+        </w:rPr>
+        <w:t xml:space="preserve"> </w:t>
+      </w:r>
+      <w:proofErr w:type="spellStart"/>
+      <w:r>
+        <w:rPr>
+          <w:rFonts w:eastAsia="Times New Roman" w:cs="Times New Roman"/>
+          <w:noProof w:val="0"/>
+          <w:kern w:val="0"/>
+          <w:szCs w:val="24"/>
+          <w:lang w:bidi="ar-SA"/>
+          <w14:ligatures w14:val="none"/>
+        </w:rPr>
+        <w:t>akan</w:t>
+      </w:r>
+      <w:proofErr w:type="spellEnd"/>
+      <w:r>
+        <w:rPr>
+          <w:rFonts w:eastAsia="Times New Roman" w:cs="Times New Roman"/>
+          <w:noProof w:val="0"/>
+          <w:kern w:val="0"/>
+          <w:szCs w:val="24"/>
+          <w:lang w:bidi="ar-SA"/>
+          <w14:ligatures w14:val="none"/>
+        </w:rPr>
+        <w:t xml:space="preserve"> </w:t>
+      </w:r>
+      <w:proofErr w:type="spellStart"/>
+      <w:r>
+        <w:rPr>
+          <w:rFonts w:eastAsia="Times New Roman" w:cs="Times New Roman"/>
+          <w:noProof w:val="0"/>
+          <w:kern w:val="0"/>
+          <w:szCs w:val="24"/>
+          <w:lang w:bidi="ar-SA"/>
+          <w14:ligatures w14:val="none"/>
+        </w:rPr>
+        <w:t>mengaitkan</w:t>
+      </w:r>
+      <w:proofErr w:type="spellEnd"/>
+      <w:r>
+        <w:rPr>
+          <w:rFonts w:eastAsia="Times New Roman" w:cs="Times New Roman"/>
+          <w:noProof w:val="0"/>
+          <w:kern w:val="0"/>
+          <w:szCs w:val="24"/>
+          <w:lang w:bidi="ar-SA"/>
+          <w14:ligatures w14:val="none"/>
+        </w:rPr>
+        <w:t xml:space="preserve"> </w:t>
+      </w:r>
+      <w:proofErr w:type="spellStart"/>
+      <w:r>
+        <w:rPr>
+          <w:rFonts w:eastAsia="Times New Roman" w:cs="Times New Roman"/>
+          <w:noProof w:val="0"/>
+          <w:kern w:val="0"/>
+          <w:szCs w:val="24"/>
+          <w:lang w:bidi="ar-SA"/>
+          <w14:ligatures w14:val="none"/>
+        </w:rPr>
+        <w:t>pesanan</w:t>
+      </w:r>
+      <w:proofErr w:type="spellEnd"/>
+      <w:r>
+        <w:rPr>
+          <w:rFonts w:eastAsia="Times New Roman" w:cs="Times New Roman"/>
+          <w:noProof w:val="0"/>
+          <w:kern w:val="0"/>
+          <w:szCs w:val="24"/>
+          <w:lang w:bidi="ar-SA"/>
+          <w14:ligatures w14:val="none"/>
+        </w:rPr>
+        <w:t xml:space="preserve"> </w:t>
+      </w:r>
+      <w:proofErr w:type="spellStart"/>
+      <w:r>
+        <w:rPr>
+          <w:rFonts w:eastAsia="Times New Roman" w:cs="Times New Roman"/>
+          <w:noProof w:val="0"/>
+          <w:kern w:val="0"/>
+          <w:szCs w:val="24"/>
+          <w:lang w:bidi="ar-SA"/>
+          <w14:ligatures w14:val="none"/>
+        </w:rPr>
+        <w:t>tersebut</w:t>
+      </w:r>
+      <w:proofErr w:type="spellEnd"/>
+      <w:r>
+        <w:rPr>
+          <w:rFonts w:eastAsia="Times New Roman" w:cs="Times New Roman"/>
+          <w:noProof w:val="0"/>
+          <w:kern w:val="0"/>
+          <w:szCs w:val="24"/>
+          <w:lang w:bidi="ar-SA"/>
+          <w14:ligatures w14:val="none"/>
+        </w:rPr>
+        <w:t xml:space="preserve"> </w:t>
+      </w:r>
+      <w:proofErr w:type="spellStart"/>
+      <w:r>
+        <w:rPr>
+          <w:rFonts w:eastAsia="Times New Roman" w:cs="Times New Roman"/>
+          <w:noProof w:val="0"/>
+          <w:kern w:val="0"/>
+          <w:szCs w:val="24"/>
+          <w:lang w:bidi="ar-SA"/>
+          <w14:ligatures w14:val="none"/>
+        </w:rPr>
+        <w:t>dengan</w:t>
+      </w:r>
+      <w:proofErr w:type="spellEnd"/>
+      <w:r>
+        <w:rPr>
+          <w:rFonts w:eastAsia="Times New Roman" w:cs="Times New Roman"/>
+          <w:noProof w:val="0"/>
+          <w:kern w:val="0"/>
+          <w:szCs w:val="24"/>
+          <w:lang w:bidi="ar-SA"/>
+          <w14:ligatures w14:val="none"/>
+        </w:rPr>
+        <w:t xml:space="preserve"> </w:t>
+      </w:r>
+      <w:proofErr w:type="spellStart"/>
+      <w:r>
+        <w:rPr>
+          <w:rFonts w:eastAsia="Times New Roman" w:cs="Times New Roman"/>
+          <w:noProof w:val="0"/>
+          <w:kern w:val="0"/>
+          <w:szCs w:val="24"/>
+          <w:lang w:bidi="ar-SA"/>
+          <w14:ligatures w14:val="none"/>
+        </w:rPr>
+        <w:t>nomor</w:t>
+      </w:r>
+      <w:proofErr w:type="spellEnd"/>
+      <w:r>
+        <w:rPr>
+          <w:rFonts w:eastAsia="Times New Roman" w:cs="Times New Roman"/>
+          <w:noProof w:val="0"/>
+          <w:kern w:val="0"/>
+          <w:szCs w:val="24"/>
+          <w:lang w:bidi="ar-SA"/>
+          <w14:ligatures w14:val="none"/>
+        </w:rPr>
+        <w:t xml:space="preserve"> </w:t>
+      </w:r>
+      <w:proofErr w:type="spellStart"/>
+      <w:r>
+        <w:rPr>
+          <w:rFonts w:eastAsia="Times New Roman" w:cs="Times New Roman"/>
+          <w:noProof w:val="0"/>
+          <w:kern w:val="0"/>
+          <w:szCs w:val="24"/>
+          <w:lang w:bidi="ar-SA"/>
+          <w14:ligatures w14:val="none"/>
+        </w:rPr>
+        <w:t>meja</w:t>
+      </w:r>
+      <w:proofErr w:type="spellEnd"/>
+      <w:r>
+        <w:rPr>
+          <w:rFonts w:eastAsia="Times New Roman" w:cs="Times New Roman"/>
+          <w:noProof w:val="0"/>
+          <w:kern w:val="0"/>
+          <w:szCs w:val="24"/>
+          <w:lang w:bidi="ar-SA"/>
+          <w14:ligatures w14:val="none"/>
+        </w:rPr>
+        <w:t xml:space="preserve"> yang </w:t>
+      </w:r>
+      <w:proofErr w:type="spellStart"/>
+      <w:r>
+        <w:rPr>
+          <w:rFonts w:eastAsia="Times New Roman" w:cs="Times New Roman"/>
+          <w:noProof w:val="0"/>
+          <w:kern w:val="0"/>
+          <w:szCs w:val="24"/>
+          <w:lang w:bidi="ar-SA"/>
+          <w14:ligatures w14:val="none"/>
+        </w:rPr>
+        <w:t>terdeteksi</w:t>
+      </w:r>
+      <w:proofErr w:type="spellEnd"/>
+      <w:r>
+        <w:rPr>
+          <w:rFonts w:eastAsia="Times New Roman" w:cs="Times New Roman"/>
+          <w:noProof w:val="0"/>
+          <w:kern w:val="0"/>
+          <w:szCs w:val="24"/>
+          <w:lang w:bidi="ar-SA"/>
+          <w14:ligatures w14:val="none"/>
+        </w:rPr>
+        <w:t xml:space="preserve"> </w:t>
+      </w:r>
+      <w:proofErr w:type="spellStart"/>
+      <w:r>
+        <w:rPr>
+          <w:rFonts w:eastAsia="Times New Roman" w:cs="Times New Roman"/>
+          <w:noProof w:val="0"/>
+          <w:kern w:val="0"/>
+          <w:szCs w:val="24"/>
+          <w:lang w:bidi="ar-SA"/>
+          <w14:ligatures w14:val="none"/>
+        </w:rPr>
+        <w:t>dari</w:t>
+      </w:r>
+      <w:proofErr w:type="spellEnd"/>
+      <w:r>
+        <w:rPr>
+          <w:rFonts w:eastAsia="Times New Roman" w:cs="Times New Roman"/>
+          <w:noProof w:val="0"/>
+          <w:kern w:val="0"/>
+          <w:szCs w:val="24"/>
+          <w:lang w:bidi="ar-SA"/>
+          <w14:ligatures w14:val="none"/>
+        </w:rPr>
+        <w:t xml:space="preserve"> </w:t>
+      </w:r>
+      <w:proofErr w:type="spellStart"/>
+      <w:r>
+        <w:rPr>
+          <w:rFonts w:eastAsia="Times New Roman" w:cs="Times New Roman"/>
+          <w:noProof w:val="0"/>
+          <w:kern w:val="0"/>
+          <w:szCs w:val="24"/>
+          <w:lang w:bidi="ar-SA"/>
+          <w14:ligatures w14:val="none"/>
+        </w:rPr>
+        <w:t>pemindaian</w:t>
+      </w:r>
+      <w:proofErr w:type="spellEnd"/>
+      <w:r>
+        <w:rPr>
+          <w:rFonts w:eastAsia="Times New Roman" w:cs="Times New Roman"/>
+          <w:noProof w:val="0"/>
+          <w:kern w:val="0"/>
+          <w:szCs w:val="24"/>
+          <w:lang w:bidi="ar-SA"/>
+          <w14:ligatures w14:val="none"/>
+        </w:rPr>
+        <w:t xml:space="preserve"> QR</w:t>
       </w:r>
       <w:r>
         <w:rPr>
@@ -37203,9 +38984,6 @@
         <w:fldChar w:fldCharType="separate"/>
       </w:r>
       <w:r>
-        <w:rPr>
-          <w:lang w:val="fi-FI"/>
-        </w:rPr>
         <w:t>27</w:t>
       </w:r>
       <w:r>
@@ -39259,9 +41037,6 @@
         <w:fldChar w:fldCharType="separate"/>
       </w:r>
       <w:r>
-        <w:rPr>
-          <w:lang w:val="fi-FI"/>
-        </w:rPr>
         <w:t>10</w:t>
       </w:r>
       <w:r>
@@ -49241,7 +51016,6 @@
     <w:rsid w:val="00136F07"/>
     <w:rsid w:val="00175134"/>
     <w:rsid w:val="00246D18"/>
-    <w:rsid w:val="00276A8A"/>
     <w:rsid w:val="002802FE"/>
     <w:rsid w:val="002F0512"/>
     <w:rsid w:val="00323E5D"/>
@@ -49266,9 +51040,11 @@
     <w:rsid w:val="00634701"/>
     <w:rsid w:val="00650758"/>
     <w:rsid w:val="00670DA9"/>
+    <w:rsid w:val="00690406"/>
     <w:rsid w:val="006B2DD9"/>
     <w:rsid w:val="0072359F"/>
     <w:rsid w:val="00782691"/>
+    <w:rsid w:val="007C4626"/>
     <w:rsid w:val="007C7E17"/>
     <w:rsid w:val="007E1943"/>
     <w:rsid w:val="00874187"/>
